--- a/docs/Аналитический обзор.docx
+++ b/docs/Аналитический обзор.docx
@@ -221,7 +221,31 @@
           <w:sz w:val="28"/>
           <w:szCs w:val="28"/>
         </w:rPr>
-        <w:t>Особое внимание в проекте уделено вопросам безопасности: предусмотрена защита от автоматической регистрации (</w:t>
+        <w:t>Особое внимание в проекте уделено вопросам безопасности: предусмотрена защита от авт</w:t>
+      </w:r>
+      <w:r>
+        <w:rPr>
+          <w:rFonts w:ascii="Times New Roman" w:hAnsi="Times New Roman" w:cs="Times New Roman"/>
+          <w:sz w:val="28"/>
+          <w:szCs w:val="28"/>
+        </w:rPr>
+        <w:t>оматической регистрации</w:t>
+      </w:r>
+      <w:r>
+        <w:rPr>
+          <w:rFonts w:ascii="Times New Roman" w:hAnsi="Times New Roman" w:cs="Times New Roman"/>
+          <w:sz w:val="28"/>
+          <w:szCs w:val="28"/>
+        </w:rPr>
+        <w:t xml:space="preserve"> –</w:t>
+      </w:r>
+      <w:r>
+        <w:rPr>
+          <w:rFonts w:ascii="Times New Roman" w:hAnsi="Times New Roman" w:cs="Times New Roman"/>
+          <w:sz w:val="28"/>
+          <w:szCs w:val="28"/>
+        </w:rPr>
+        <w:t xml:space="preserve"> </w:t>
       </w:r>
       <w:proofErr w:type="spellStart"/>
       <w:r>
@@ -239,7 +263,7 @@
           <w:sz w:val="28"/>
           <w:szCs w:val="28"/>
         </w:rPr>
-        <w:t xml:space="preserve">), ограничение количества неудачных попыток входа, возможность восстановления пароля через электронную почту, а также разграничение прав доступа в зависимости от роли пользователя. Интерфейс сайта адаптирован для использования на </w:t>
+        <w:t xml:space="preserve">, ограничение количества неудачных попыток входа, возможность восстановления пароля через электронную почту, а также разграничение прав доступа в зависимости от роли пользователя. Интерфейс сайта адаптирован для использования на </w:t>
       </w:r>
       <w:r>
         <w:rPr>
@@ -325,7 +349,15 @@
           <w:sz w:val="28"/>
           <w:szCs w:val="28"/>
         </w:rPr>
-        <w:t>Основные возможности для всех пользователей</w:t>
+        <w:t>В</w:t>
+      </w:r>
+      <w:r>
+        <w:rPr>
+          <w:rFonts w:ascii="Times New Roman" w:hAnsi="Times New Roman" w:cs="Times New Roman"/>
+          <w:sz w:val="28"/>
+          <w:szCs w:val="28"/>
+        </w:rPr>
+        <w:t>озможности для всех пользователей</w:t>
       </w:r>
       <w:r>
         <w:rPr>
@@ -407,7 +439,41 @@
           <w:sz w:val="28"/>
           <w:szCs w:val="28"/>
         </w:rPr>
-        <w:t>При переходе на детальную страницу книги пользователь видит полную информацию: описание сюжета, автора, жанр, год издания, количество страниц, издательство, средний рейтинг сайта в виде звёзд и числа, а также распределение оценок (сколько пользователей поставили 5, 4, 3, 2, 1 звезду).</w:t>
+        <w:t xml:space="preserve">При переходе на детальную страницу книги пользователь видит полную информацию: описание сюжета, автора, жанр, год издания, количество страниц, издательство, средний рейтинг сайта в виде звёзд и числа, а также распределение </w:t>
+      </w:r>
+      <w:proofErr w:type="gramStart"/>
+      <w:r>
+        <w:rPr>
+          <w:rFonts w:ascii="Times New Roman" w:hAnsi="Times New Roman" w:cs="Times New Roman"/>
+          <w:sz w:val="28"/>
+          <w:szCs w:val="28"/>
+        </w:rPr>
+        <w:t>оценок</w:t>
+      </w:r>
+      <w:proofErr w:type="gramEnd"/>
+      <w:r>
+        <w:rPr>
+          <w:rFonts w:ascii="Times New Roman" w:hAnsi="Times New Roman" w:cs="Times New Roman"/>
+          <w:sz w:val="28"/>
+          <w:szCs w:val="28"/>
+        </w:rPr>
+        <w:t xml:space="preserve"> сколько пользователей</w:t>
+      </w:r>
+      <w:r>
+        <w:rPr>
+          <w:rFonts w:ascii="Times New Roman" w:hAnsi="Times New Roman" w:cs="Times New Roman"/>
+          <w:sz w:val="28"/>
+          <w:szCs w:val="28"/>
+        </w:rPr>
+        <w:t xml:space="preserve"> поставили 5, 4, 3, 2, 1 звезду</w:t>
+      </w:r>
+      <w:r>
+        <w:rPr>
+          <w:rFonts w:ascii="Times New Roman" w:hAnsi="Times New Roman" w:cs="Times New Roman"/>
+          <w:sz w:val="28"/>
+          <w:szCs w:val="28"/>
+        </w:rPr>
+        <w:t>.</w:t>
       </w:r>
     </w:p>
     <w:p>
@@ -471,7 +537,7 @@
         <w:pStyle w:val="a3"/>
         <w:numPr>
           <w:ilvl w:val="0"/>
-          <w:numId w:val="8"/>
+          <w:numId w:val="28"/>
         </w:numPr>
         <w:tabs>
           <w:tab w:val="left" w:pos="1134"/>
@@ -518,7 +584,7 @@
         <w:pStyle w:val="a3"/>
         <w:numPr>
           <w:ilvl w:val="0"/>
-          <w:numId w:val="8"/>
+          <w:numId w:val="28"/>
         </w:numPr>
         <w:tabs>
           <w:tab w:val="left" w:pos="1134"/>
@@ -548,7 +614,7 @@
         <w:pStyle w:val="a3"/>
         <w:numPr>
           <w:ilvl w:val="0"/>
-          <w:numId w:val="8"/>
+          <w:numId w:val="28"/>
         </w:numPr>
         <w:tabs>
           <w:tab w:val="left" w:pos="1134"/>
@@ -587,7 +653,7 @@
           <w:sz w:val="28"/>
           <w:szCs w:val="28"/>
         </w:rPr>
-        <w:t xml:space="preserve"> перед публикацией. Также пользователи могут ставить лайки и </w:t>
+        <w:t xml:space="preserve"> перед публикацией. Пользователи могут редактировать и удалять свои рецензии, а также ставить лайки и </w:t>
       </w:r>
       <w:proofErr w:type="spellStart"/>
       <w:r>
@@ -605,7 +671,23 @@
           <w:sz w:val="28"/>
           <w:szCs w:val="28"/>
         </w:rPr>
-        <w:t xml:space="preserve"> под чужими рецензиями — каждая оценка может быть поставлена только один раз.</w:t>
+        <w:t xml:space="preserve"> под чужими рецензиями </w:t>
+      </w:r>
+      <w:r>
+        <w:rPr>
+          <w:rFonts w:ascii="Times New Roman" w:hAnsi="Times New Roman" w:cs="Times New Roman"/>
+          <w:sz w:val="28"/>
+          <w:szCs w:val="28"/>
+        </w:rPr>
+        <w:t>–</w:t>
+      </w:r>
+      <w:r>
+        <w:rPr>
+          <w:rFonts w:ascii="Times New Roman" w:hAnsi="Times New Roman" w:cs="Times New Roman"/>
+          <w:sz w:val="28"/>
+          <w:szCs w:val="28"/>
+        </w:rPr>
+        <w:t xml:space="preserve"> каждая оценка может быть поставлена только один раз.</w:t>
       </w:r>
     </w:p>
     <w:p>
@@ -613,7 +695,7 @@
         <w:pStyle w:val="a3"/>
         <w:numPr>
           <w:ilvl w:val="0"/>
-          <w:numId w:val="8"/>
+          <w:numId w:val="28"/>
         </w:numPr>
         <w:tabs>
           <w:tab w:val="left" w:pos="1134"/>
@@ -634,25 +716,7 @@
           <w:sz w:val="28"/>
           <w:szCs w:val="28"/>
         </w:rPr>
-        <w:t xml:space="preserve">Пользователи могут добавлять книги на личные полки для отслеживания читательского прогресса. Предусмотрены три статуса: </w:t>
-      </w:r>
-      <w:proofErr w:type="gramStart"/>
-      <w:r>
-        <w:rPr>
-          <w:rFonts w:ascii="Times New Roman" w:hAnsi="Times New Roman" w:cs="Times New Roman"/>
-          <w:sz w:val="28"/>
-          <w:szCs w:val="28"/>
-        </w:rPr>
-        <w:t>«Хочу прочитать» (планируемые к прочтению), «Читаю сейчас» (текущие) и «Прочитано» (завершённые).</w:t>
-      </w:r>
-      <w:proofErr w:type="gramEnd"/>
-      <w:r>
-        <w:rPr>
-          <w:rFonts w:ascii="Times New Roman" w:hAnsi="Times New Roman" w:cs="Times New Roman"/>
-          <w:sz w:val="28"/>
-          <w:szCs w:val="28"/>
-        </w:rPr>
-        <w:t xml:space="preserve"> Статус можно изменять или удалять в любой момент.</w:t>
+        <w:t>Пользователи могут добавлять книги на личные полки для отслеживания читательского прогресса. Предусмотрены три статуса: «Хочу прочитать», «Читаю сейчас» и «Прочитано».</w:t>
       </w:r>
     </w:p>
     <w:p>
@@ -660,7 +724,7 @@
         <w:pStyle w:val="a3"/>
         <w:numPr>
           <w:ilvl w:val="0"/>
-          <w:numId w:val="8"/>
+          <w:numId w:val="28"/>
         </w:numPr>
         <w:tabs>
           <w:tab w:val="left" w:pos="1134"/>
@@ -699,35 +763,64 @@
           <w:sz w:val="28"/>
           <w:szCs w:val="28"/>
         </w:rPr>
-        <w:t>. В профиле также отображается статистика пользователя: количество прочитанных книг, книг в процессе чтения, запланированных книг и написанных рецензий. На странице профиля можно просмотреть свои рецензии и список книг с разбивкой по полкам.</w:t>
-      </w:r>
-    </w:p>
-    <w:p>
-      <w:pPr>
-        <w:spacing w:after="0" w:line="360" w:lineRule="auto"/>
-        <w:ind w:firstLine="567"/>
-        <w:jc w:val="both"/>
-        <w:rPr>
-          <w:rFonts w:ascii="Times New Roman" w:hAnsi="Times New Roman" w:cs="Times New Roman"/>
-          <w:sz w:val="28"/>
-          <w:szCs w:val="28"/>
-        </w:rPr>
-      </w:pPr>
-      <w:r>
-        <w:rPr>
-          <w:rFonts w:ascii="Times New Roman" w:hAnsi="Times New Roman" w:cs="Times New Roman"/>
-          <w:sz w:val="28"/>
-          <w:szCs w:val="28"/>
-        </w:rPr>
-        <w:t>Возможности для модераторов</w:t>
-      </w:r>
-      <w:r>
-        <w:rPr>
-          <w:rFonts w:ascii="Times New Roman" w:hAnsi="Times New Roman" w:cs="Times New Roman"/>
-          <w:sz w:val="28"/>
-          <w:szCs w:val="28"/>
-        </w:rPr>
-        <w:t>:</w:t>
+        <w:t>. В профиле отобр</w:t>
+      </w:r>
+      <w:r>
+        <w:rPr>
+          <w:rFonts w:ascii="Times New Roman" w:hAnsi="Times New Roman" w:cs="Times New Roman"/>
+          <w:sz w:val="28"/>
+          <w:szCs w:val="28"/>
+        </w:rPr>
+        <w:t xml:space="preserve">ажается статистика пользователя: </w:t>
+      </w:r>
+      <w:r>
+        <w:rPr>
+          <w:rFonts w:ascii="Times New Roman" w:hAnsi="Times New Roman" w:cs="Times New Roman"/>
+          <w:sz w:val="28"/>
+          <w:szCs w:val="28"/>
+        </w:rPr>
+        <w:t>количество прочитанных книг, книг в процессе чтения, запланирова</w:t>
+      </w:r>
+      <w:r>
+        <w:rPr>
+          <w:rFonts w:ascii="Times New Roman" w:hAnsi="Times New Roman" w:cs="Times New Roman"/>
+          <w:sz w:val="28"/>
+          <w:szCs w:val="28"/>
+        </w:rPr>
+        <w:t>нных книг и написанных рецензий</w:t>
+      </w:r>
+      <w:r>
+        <w:rPr>
+          <w:rFonts w:ascii="Times New Roman" w:hAnsi="Times New Roman" w:cs="Times New Roman"/>
+          <w:sz w:val="28"/>
+          <w:szCs w:val="28"/>
+        </w:rPr>
+        <w:t>, а также список его рецензий и книг с разбивкой по полкам.</w:t>
+      </w:r>
+    </w:p>
+    <w:p>
+      <w:pPr>
+        <w:pStyle w:val="a3"/>
+        <w:tabs>
+          <w:tab w:val="left" w:pos="1134"/>
+        </w:tabs>
+        <w:spacing w:after="0" w:line="360" w:lineRule="auto"/>
+        <w:ind w:left="0" w:firstLine="567"/>
+        <w:contextualSpacing w:val="0"/>
+        <w:jc w:val="both"/>
+        <w:rPr>
+          <w:rFonts w:ascii="Times New Roman" w:hAnsi="Times New Roman" w:cs="Times New Roman"/>
+          <w:sz w:val="28"/>
+          <w:szCs w:val="28"/>
+        </w:rPr>
+      </w:pPr>
+      <w:r>
+        <w:rPr>
+          <w:rFonts w:ascii="Times New Roman" w:hAnsi="Times New Roman" w:cs="Times New Roman"/>
+          <w:sz w:val="28"/>
+          <w:szCs w:val="28"/>
+        </w:rPr>
+        <w:t>Возможности для модераторов:</w:t>
       </w:r>
     </w:p>
     <w:p>
@@ -755,7 +848,7 @@
           <w:sz w:val="28"/>
           <w:szCs w:val="28"/>
         </w:rPr>
-        <w:t xml:space="preserve">Модераторы обладают всеми правами обычных пользователей, а также дополнительными полномочиями. Они могут просматривать рецензии и сообщения форума, ожидающие </w:t>
+        <w:t xml:space="preserve">Модераторы обладают всеми правами обычных пользователей, а также могут просматривать рецензии и сообщения форума, ожидающие </w:t>
       </w:r>
       <w:proofErr w:type="spellStart"/>
       <w:r>
@@ -773,7 +866,7 @@
           <w:sz w:val="28"/>
           <w:szCs w:val="28"/>
         </w:rPr>
-        <w:t>, на специальной странице в административной панели, одобрять или отклонять их с указанием причины, а также управлять категориями форума.</w:t>
+        <w:t>, на специальной странице в административной панели, одобрять или отклонять их с указанием причины. При отклонении рецензии пользователь получает уведомление с указанием причины отказа, что позволяет ему понять, какие именно правки необходимо внести.</w:t>
       </w:r>
     </w:p>
     <w:p>
@@ -838,7 +931,23 @@
           <w:sz w:val="28"/>
           <w:szCs w:val="28"/>
         </w:rPr>
-        <w:t xml:space="preserve">Они могут добавлять новые книги, редактировать информацию о существующих (название, автор, описание, год </w:t>
+        <w:t>Они могут добавлять новые книги, редактиро</w:t>
+      </w:r>
+      <w:r>
+        <w:rPr>
+          <w:rFonts w:ascii="Times New Roman" w:hAnsi="Times New Roman" w:cs="Times New Roman"/>
+          <w:sz w:val="28"/>
+          <w:szCs w:val="28"/>
+        </w:rPr>
+        <w:t xml:space="preserve">вать информацию о существующих: </w:t>
+      </w:r>
+      <w:r>
+        <w:rPr>
+          <w:rFonts w:ascii="Times New Roman" w:hAnsi="Times New Roman" w:cs="Times New Roman"/>
+          <w:sz w:val="28"/>
+          <w:szCs w:val="28"/>
+        </w:rPr>
+        <w:t xml:space="preserve">название, автор, описание, год </w:t>
       </w:r>
       <w:r>
         <w:rPr>
@@ -847,7 +956,23 @@
           <w:szCs w:val="28"/>
         </w:rPr>
         <w:lastRenderedPageBreak/>
-        <w:t>издания, количество страниц, издательство), загружать обложки, а также удалять книги.</w:t>
+        <w:t>издания, к</w:t>
+      </w:r>
+      <w:r>
+        <w:rPr>
+          <w:rFonts w:ascii="Times New Roman" w:hAnsi="Times New Roman" w:cs="Times New Roman"/>
+          <w:sz w:val="28"/>
+          <w:szCs w:val="28"/>
+        </w:rPr>
+        <w:t>оличество страниц, издательство</w:t>
+      </w:r>
+      <w:r>
+        <w:rPr>
+          <w:rFonts w:ascii="Times New Roman" w:hAnsi="Times New Roman" w:cs="Times New Roman"/>
+          <w:sz w:val="28"/>
+          <w:szCs w:val="28"/>
+        </w:rPr>
+        <w:t>, загружать обложки, а также удалять книги.</w:t>
       </w:r>
       <w:proofErr w:type="gramEnd"/>
       <w:r>
@@ -884,7 +1009,39 @@
           <w:sz w:val="28"/>
           <w:szCs w:val="28"/>
         </w:rPr>
-        <w:t>Администраторы могут просматривать список всех зарегистрированных пользователей, изменять их роли (пользователь, модератор, администратор) и блокировать учётные записи. Также доступен импорт книг из CSV и JSON файлов для массового добавления книг в каталог.</w:t>
+        <w:t>Администраторы могут просматривать список всех зарегистрированных п</w:t>
+      </w:r>
+      <w:r>
+        <w:rPr>
+          <w:rFonts w:ascii="Times New Roman" w:hAnsi="Times New Roman" w:cs="Times New Roman"/>
+          <w:sz w:val="28"/>
+          <w:szCs w:val="28"/>
+        </w:rPr>
+        <w:t xml:space="preserve">ользователей, изменять их роли: </w:t>
+      </w:r>
+      <w:r>
+        <w:rPr>
+          <w:rFonts w:ascii="Times New Roman" w:hAnsi="Times New Roman" w:cs="Times New Roman"/>
+          <w:sz w:val="28"/>
+          <w:szCs w:val="28"/>
+        </w:rPr>
+        <w:t>пользов</w:t>
+      </w:r>
+      <w:r>
+        <w:rPr>
+          <w:rFonts w:ascii="Times New Roman" w:hAnsi="Times New Roman" w:cs="Times New Roman"/>
+          <w:sz w:val="28"/>
+          <w:szCs w:val="28"/>
+        </w:rPr>
+        <w:t>атель, модератор, администратор</w:t>
+      </w:r>
+      <w:r>
+        <w:rPr>
+          <w:rFonts w:ascii="Times New Roman" w:hAnsi="Times New Roman" w:cs="Times New Roman"/>
+          <w:sz w:val="28"/>
+          <w:szCs w:val="28"/>
+        </w:rPr>
+        <w:t xml:space="preserve"> и блокировать учётные записи. Также доступен импорт книг из CSV и JSON файлов для массового добавления книг в каталог.</w:t>
       </w:r>
     </w:p>
     <w:p>
@@ -940,7 +1097,39 @@
           <w:sz w:val="28"/>
           <w:szCs w:val="28"/>
         </w:rPr>
-        <w:t xml:space="preserve">Главная страница содержит приветственный блок с кратким описанием сайта, блок статистики (количество книг, пользователей, рецензий) и поисковую строку. </w:t>
+        <w:t>Главная страница содержит приветственный блок с кратким о</w:t>
+      </w:r>
+      <w:r>
+        <w:rPr>
+          <w:rFonts w:ascii="Times New Roman" w:hAnsi="Times New Roman" w:cs="Times New Roman"/>
+          <w:sz w:val="28"/>
+          <w:szCs w:val="28"/>
+        </w:rPr>
+        <w:t xml:space="preserve">писанием сайта, блок статистики: </w:t>
+      </w:r>
+      <w:r>
+        <w:rPr>
+          <w:rFonts w:ascii="Times New Roman" w:hAnsi="Times New Roman" w:cs="Times New Roman"/>
+          <w:sz w:val="28"/>
+          <w:szCs w:val="28"/>
+        </w:rPr>
+        <w:t>количеств</w:t>
+      </w:r>
+      <w:r>
+        <w:rPr>
+          <w:rFonts w:ascii="Times New Roman" w:hAnsi="Times New Roman" w:cs="Times New Roman"/>
+          <w:sz w:val="28"/>
+          <w:szCs w:val="28"/>
+        </w:rPr>
+        <w:t>о книг, пользователей, рецензий</w:t>
+      </w:r>
+      <w:r>
+        <w:rPr>
+          <w:rFonts w:ascii="Times New Roman" w:hAnsi="Times New Roman" w:cs="Times New Roman"/>
+          <w:sz w:val="28"/>
+          <w:szCs w:val="28"/>
+        </w:rPr>
+        <w:t xml:space="preserve"> и поисковую строку. </w:t>
       </w:r>
       <w:proofErr w:type="gramStart"/>
       <w:r>
@@ -986,7 +1175,47 @@
           <w:sz w:val="28"/>
           <w:szCs w:val="28"/>
         </w:rPr>
-        <w:t>Страница каталога книг отображает все книги в виде сетки карточек. Страница содержит поле поиска по названию и автору, панель фильтрации (по жанрам, году выпуска, среднему рейтингу) и кнопки сортировки результатов. Фильтрация и сортировка происходят с перезагрузкой страницы.</w:t>
+        <w:t>Страница каталога книг отображает все книги в виде сетки карточек. Страница содержит поле поиска по назван</w:t>
+      </w:r>
+      <w:r>
+        <w:rPr>
+          <w:rFonts w:ascii="Times New Roman" w:hAnsi="Times New Roman" w:cs="Times New Roman"/>
+          <w:sz w:val="28"/>
+          <w:szCs w:val="28"/>
+        </w:rPr>
+        <w:t>ию и автору, панель фильтрации</w:t>
+      </w:r>
+      <w:r>
+        <w:rPr>
+          <w:rFonts w:ascii="Times New Roman" w:hAnsi="Times New Roman" w:cs="Times New Roman"/>
+          <w:sz w:val="28"/>
+          <w:szCs w:val="28"/>
+        </w:rPr>
+        <w:t xml:space="preserve"> </w:t>
+      </w:r>
+      <w:r>
+        <w:rPr>
+          <w:rFonts w:ascii="Times New Roman" w:hAnsi="Times New Roman" w:cs="Times New Roman"/>
+          <w:sz w:val="28"/>
+          <w:szCs w:val="28"/>
+        </w:rPr>
+        <w:t xml:space="preserve">по жанрам, </w:t>
+      </w:r>
+      <w:r>
+        <w:rPr>
+          <w:rFonts w:ascii="Times New Roman" w:hAnsi="Times New Roman" w:cs="Times New Roman"/>
+          <w:sz w:val="28"/>
+          <w:szCs w:val="28"/>
+        </w:rPr>
+        <w:t>году выпуска, среднему рейтингу</w:t>
+      </w:r>
+      <w:r>
+        <w:rPr>
+          <w:rFonts w:ascii="Times New Roman" w:hAnsi="Times New Roman" w:cs="Times New Roman"/>
+          <w:sz w:val="28"/>
+          <w:szCs w:val="28"/>
+        </w:rPr>
+        <w:t xml:space="preserve"> и кнопки сортировки результатов. Фильтрация и сортировка происходят с перезагрузкой страницы.</w:t>
       </w:r>
     </w:p>
     <w:p>
@@ -1014,7 +1243,39 @@
           <w:sz w:val="28"/>
           <w:szCs w:val="28"/>
         </w:rPr>
-        <w:t xml:space="preserve">Детальная страница книги содержит обложку, название, автора, год издания, количество страниц, издательство, средний рейтинг сайта (в виде звёзд и числа), распределение оценок в виде процентных шкал, описание сюжета, блок с рецензиями пользователей (сортировка по дате, полезности), кнопки для добавления книги на личную полку и кнопку для написания рецензии. В рецензиях отображается имя автора, оценка, текст, дата публикации, количество </w:t>
+        <w:t>Детальная страница книги содержит обложку, название, автора, год издания, количество страниц, издат</w:t>
+      </w:r>
+      <w:r>
+        <w:rPr>
+          <w:rFonts w:ascii="Times New Roman" w:hAnsi="Times New Roman" w:cs="Times New Roman"/>
+          <w:sz w:val="28"/>
+          <w:szCs w:val="28"/>
+        </w:rPr>
+        <w:t>ельство, средний рейтинг сайта в виде звёзд и числа</w:t>
+      </w:r>
+      <w:r>
+        <w:rPr>
+          <w:rFonts w:ascii="Times New Roman" w:hAnsi="Times New Roman" w:cs="Times New Roman"/>
+          <w:sz w:val="28"/>
+          <w:szCs w:val="28"/>
+        </w:rPr>
+        <w:t>, распределение оценок в виде процентных шкал, описание сюжета, б</w:t>
+      </w:r>
+      <w:r>
+        <w:rPr>
+          <w:rFonts w:ascii="Times New Roman" w:hAnsi="Times New Roman" w:cs="Times New Roman"/>
+          <w:sz w:val="28"/>
+          <w:szCs w:val="28"/>
+        </w:rPr>
+        <w:t>лок с рецензиями пользователей: сортировка по дате, полезности</w:t>
+      </w:r>
+      <w:r>
+        <w:rPr>
+          <w:rFonts w:ascii="Times New Roman" w:hAnsi="Times New Roman" w:cs="Times New Roman"/>
+          <w:sz w:val="28"/>
+          <w:szCs w:val="28"/>
+        </w:rPr>
+        <w:t xml:space="preserve">, кнопки для добавления книги на личную полку и кнопку для написания рецензии. В рецензиях отображается имя автора, оценка, текст, дата публикации, количество </w:t>
       </w:r>
       <w:proofErr w:type="spellStart"/>
       <w:r>
@@ -1050,7 +1311,23 @@
           <w:sz w:val="28"/>
           <w:szCs w:val="28"/>
         </w:rPr>
-        <w:t>, а также кнопки редактирования и удаления (для собственных рецензий).</w:t>
+        <w:t>, а также кн</w:t>
+      </w:r>
+      <w:r>
+        <w:rPr>
+          <w:rFonts w:ascii="Times New Roman" w:hAnsi="Times New Roman" w:cs="Times New Roman"/>
+          <w:sz w:val="28"/>
+          <w:szCs w:val="28"/>
+        </w:rPr>
+        <w:t>опки редактирования и удаления для собственных рецензий</w:t>
+      </w:r>
+      <w:r>
+        <w:rPr>
+          <w:rFonts w:ascii="Times New Roman" w:hAnsi="Times New Roman" w:cs="Times New Roman"/>
+          <w:sz w:val="28"/>
+          <w:szCs w:val="28"/>
+        </w:rPr>
+        <w:t>.</w:t>
       </w:r>
     </w:p>
     <w:p>
@@ -1179,25 +1456,57 @@
           <w:sz w:val="28"/>
           <w:szCs w:val="28"/>
         </w:rPr>
-        <w:t xml:space="preserve">Страница профиля пользователя содержит блок с </w:t>
-      </w:r>
-      <w:proofErr w:type="spellStart"/>
-      <w:r>
-        <w:rPr>
-          <w:rFonts w:ascii="Times New Roman" w:hAnsi="Times New Roman" w:cs="Times New Roman"/>
-          <w:sz w:val="28"/>
-          <w:szCs w:val="28"/>
-        </w:rPr>
-        <w:t>аватарой</w:t>
-      </w:r>
-      <w:proofErr w:type="spellEnd"/>
-      <w:r>
-        <w:rPr>
-          <w:rFonts w:ascii="Times New Roman" w:hAnsi="Times New Roman" w:cs="Times New Roman"/>
-          <w:sz w:val="28"/>
-          <w:szCs w:val="28"/>
-        </w:rPr>
-        <w:t xml:space="preserve">, именем пользователя, датой регистрации и биографией. Доступны кнопки редактирования профиля (с возможностью изменения имени, биографии и загрузки </w:t>
+        <w:t>Страница профиля польз</w:t>
+      </w:r>
+      <w:r>
+        <w:rPr>
+          <w:rFonts w:ascii="Times New Roman" w:hAnsi="Times New Roman" w:cs="Times New Roman"/>
+          <w:sz w:val="28"/>
+          <w:szCs w:val="28"/>
+        </w:rPr>
+        <w:t xml:space="preserve">ователя содержит блок с </w:t>
+      </w:r>
+      <w:proofErr w:type="spellStart"/>
+      <w:r>
+        <w:rPr>
+          <w:rFonts w:ascii="Times New Roman" w:hAnsi="Times New Roman" w:cs="Times New Roman"/>
+          <w:sz w:val="28"/>
+          <w:szCs w:val="28"/>
+        </w:rPr>
+        <w:t>аватаром</w:t>
+      </w:r>
+      <w:proofErr w:type="spellEnd"/>
+      <w:r>
+        <w:rPr>
+          <w:rFonts w:ascii="Times New Roman" w:hAnsi="Times New Roman" w:cs="Times New Roman"/>
+          <w:sz w:val="28"/>
+          <w:szCs w:val="28"/>
+        </w:rPr>
+        <w:t>, именем пользователя, датой регистрации и биографией. Доступны</w:t>
+      </w:r>
+      <w:r>
+        <w:rPr>
+          <w:rFonts w:ascii="Times New Roman" w:hAnsi="Times New Roman" w:cs="Times New Roman"/>
+          <w:sz w:val="28"/>
+          <w:szCs w:val="28"/>
+        </w:rPr>
+        <w:t xml:space="preserve"> кнопки редактирования профиля </w:t>
+      </w:r>
+      <w:r>
+        <w:rPr>
+          <w:rFonts w:ascii="Times New Roman" w:hAnsi="Times New Roman" w:cs="Times New Roman"/>
+          <w:sz w:val="28"/>
+          <w:szCs w:val="28"/>
+        </w:rPr>
+        <w:t>с возможностью изменения имен</w:t>
+      </w:r>
+      <w:r>
+        <w:rPr>
+          <w:rFonts w:ascii="Times New Roman" w:hAnsi="Times New Roman" w:cs="Times New Roman"/>
+          <w:sz w:val="28"/>
+          <w:szCs w:val="28"/>
+        </w:rPr>
+        <w:t xml:space="preserve">и, биографии и загрузки </w:t>
       </w:r>
       <w:proofErr w:type="spellStart"/>
       <w:r>
@@ -1215,7 +1524,7 @@
           <w:sz w:val="28"/>
           <w:szCs w:val="28"/>
         </w:rPr>
-        <w:t xml:space="preserve">) и выхода из системы. </w:t>
+        <w:t xml:space="preserve"> и выхода из системы. </w:t>
       </w:r>
       <w:proofErr w:type="gramStart"/>
       <w:r>
@@ -1261,7 +1570,31 @@
           <w:sz w:val="28"/>
           <w:szCs w:val="28"/>
         </w:rPr>
-        <w:t xml:space="preserve">Страница уведомлений отображает список всех уведомлений пользователя с указанием типа (одобрение рецензии, </w:t>
+        <w:t>Страница уведомлений отображает список всех уведомлений пользователя с указанием типа</w:t>
+      </w:r>
+      <w:r>
+        <w:rPr>
+          <w:rFonts w:ascii="Times New Roman" w:hAnsi="Times New Roman" w:cs="Times New Roman"/>
+          <w:sz w:val="28"/>
+          <w:szCs w:val="28"/>
+        </w:rPr>
+        <w:t xml:space="preserve">: </w:t>
+      </w:r>
+      <w:r>
+        <w:rPr>
+          <w:rFonts w:ascii="Times New Roman" w:hAnsi="Times New Roman" w:cs="Times New Roman"/>
+          <w:sz w:val="28"/>
+          <w:szCs w:val="28"/>
+        </w:rPr>
+        <w:t xml:space="preserve">одобрение </w:t>
+      </w:r>
+      <w:r>
+        <w:rPr>
+          <w:rFonts w:ascii="Times New Roman" w:hAnsi="Times New Roman" w:cs="Times New Roman"/>
+          <w:sz w:val="28"/>
+          <w:szCs w:val="28"/>
+        </w:rPr>
+        <w:t xml:space="preserve">рецензии, </w:t>
       </w:r>
       <w:proofErr w:type="spellStart"/>
       <w:r>
@@ -1279,7 +1612,15 @@
           <w:sz w:val="28"/>
           <w:szCs w:val="28"/>
         </w:rPr>
-        <w:t>, ответ на форуме), заголовка, сообщения, ссылки для перехода и даты. Непрочитанные уведомления выделяются визуально, доступна возможность отметить все уведомления как прочитанные.</w:t>
+        <w:t>, ответ на форуме</w:t>
+      </w:r>
+      <w:r>
+        <w:rPr>
+          <w:rFonts w:ascii="Times New Roman" w:hAnsi="Times New Roman" w:cs="Times New Roman"/>
+          <w:sz w:val="28"/>
+          <w:szCs w:val="28"/>
+        </w:rPr>
+        <w:t>, заголовка, сообщения, ссылки для перехода и даты. Непрочитанные уведомления выделяются визуально, доступна возможность отметить все уведомления как прочитанные.</w:t>
       </w:r>
     </w:p>
     <w:p>
@@ -1334,25 +1675,23 @@
           <w:sz w:val="28"/>
           <w:szCs w:val="28"/>
         </w:rPr>
-        <w:t>», «Книги», «Пользователи», «Жанры», «Рецензии», «Форум» (</w:t>
-      </w:r>
-      <w:proofErr w:type="spellStart"/>
-      <w:r>
-        <w:rPr>
-          <w:rFonts w:ascii="Times New Roman" w:hAnsi="Times New Roman" w:cs="Times New Roman"/>
-          <w:sz w:val="28"/>
-          <w:szCs w:val="28"/>
-        </w:rPr>
-        <w:t>модерация</w:t>
-      </w:r>
-      <w:proofErr w:type="spellEnd"/>
-      <w:r>
-        <w:rPr>
-          <w:rFonts w:ascii="Times New Roman" w:hAnsi="Times New Roman" w:cs="Times New Roman"/>
-          <w:sz w:val="28"/>
-          <w:szCs w:val="28"/>
-        </w:rPr>
-        <w:t xml:space="preserve"> тем и сообщений), «Категории форума», «Статистика», «Импорт книг».</w:t>
+        <w:t>», «Книги», «Пользователи</w:t>
+      </w:r>
+      <w:r>
+        <w:rPr>
+          <w:rFonts w:ascii="Times New Roman" w:hAnsi="Times New Roman" w:cs="Times New Roman"/>
+          <w:sz w:val="28"/>
+          <w:szCs w:val="28"/>
+        </w:rPr>
+        <w:t xml:space="preserve">», «Жанры», «Рецензии», «Форум», </w:t>
+      </w:r>
+      <w:r>
+        <w:rPr>
+          <w:rFonts w:ascii="Times New Roman" w:hAnsi="Times New Roman" w:cs="Times New Roman"/>
+          <w:sz w:val="28"/>
+          <w:szCs w:val="28"/>
+        </w:rPr>
+        <w:t>«Категории форума», «Статистика», «Импорт книг».</w:t>
       </w:r>
       <w:proofErr w:type="gramEnd"/>
       <w:r>
@@ -1361,7 +1700,15 @@
           <w:sz w:val="28"/>
           <w:szCs w:val="28"/>
         </w:rPr>
-        <w:t xml:space="preserve"> Каждый раздел реализован в виде таблицы с пагинацией, поиском и действиями (редактирование, удаление, одобрение, отклонение).</w:t>
+        <w:t xml:space="preserve"> Каждый раздел реализован в виде таблицы с пагинацией, поиском и действиями</w:t>
+      </w:r>
+      <w:r>
+        <w:rPr>
+          <w:rFonts w:ascii="Times New Roman" w:hAnsi="Times New Roman" w:cs="Times New Roman"/>
+          <w:sz w:val="28"/>
+          <w:szCs w:val="28"/>
+        </w:rPr>
+        <w:t>.</w:t>
       </w:r>
       <w:r>
         <w:rPr>
@@ -1411,43 +1758,25 @@
           <w:sz w:val="28"/>
           <w:szCs w:val="28"/>
         </w:rPr>
-        <w:t>Языки программирования</w:t>
-      </w:r>
-      <w:r>
-        <w:rPr>
-          <w:rFonts w:ascii="Times New Roman" w:hAnsi="Times New Roman" w:cs="Times New Roman"/>
-          <w:sz w:val="28"/>
-          <w:szCs w:val="28"/>
-        </w:rPr>
-        <w:t>.</w:t>
-      </w:r>
-    </w:p>
-    <w:p>
-      <w:pPr>
-        <w:spacing w:after="0" w:line="360" w:lineRule="auto"/>
-        <w:ind w:firstLine="567"/>
-        <w:jc w:val="both"/>
-        <w:rPr>
-          <w:rFonts w:ascii="Times New Roman" w:hAnsi="Times New Roman" w:cs="Times New Roman"/>
-          <w:sz w:val="28"/>
-          <w:szCs w:val="28"/>
-        </w:rPr>
-      </w:pPr>
-      <w:r>
-        <w:rPr>
-          <w:rFonts w:ascii="Times New Roman" w:hAnsi="Times New Roman" w:cs="Times New Roman"/>
-          <w:sz w:val="28"/>
-          <w:szCs w:val="28"/>
-        </w:rPr>
-        <w:t xml:space="preserve">Язык программирования – это формальный язык для описания алгоритмов и инструкций, которые выполняет компьютер. От выбора языка зависит удобство разработки, производительность приложения и возможность его дальнейшей поддержки. </w:t>
-      </w:r>
-      <w:r>
-        <w:rPr>
-          <w:rFonts w:ascii="Times New Roman" w:hAnsi="Times New Roman" w:cs="Times New Roman"/>
-          <w:sz w:val="28"/>
-          <w:szCs w:val="28"/>
-        </w:rPr>
-        <w:t xml:space="preserve">В рамках проекта рассматривались </w:t>
+        <w:t xml:space="preserve">Для реализации </w:t>
+      </w:r>
+      <w:proofErr w:type="spellStart"/>
+      <w:r>
+        <w:rPr>
+          <w:rFonts w:ascii="Times New Roman" w:hAnsi="Times New Roman" w:cs="Times New Roman"/>
+          <w:sz w:val="28"/>
+          <w:szCs w:val="28"/>
+        </w:rPr>
+        <w:t>веб-сайта</w:t>
+      </w:r>
+      <w:proofErr w:type="spellEnd"/>
+      <w:r>
+        <w:rPr>
+          <w:rFonts w:ascii="Times New Roman" w:hAnsi="Times New Roman" w:cs="Times New Roman"/>
+          <w:sz w:val="28"/>
+          <w:szCs w:val="28"/>
+        </w:rPr>
+        <w:t xml:space="preserve"> необходимо выбрать язык программирования, который будет использоваться для написания серверной и клиентской логики. От этого выбора зависит скорость разработки, производительность и возможность дальнейшей поддержки проекта. В рамках проекта рассматривались </w:t>
       </w:r>
       <w:r>
         <w:rPr>
@@ -1456,15 +1785,7 @@
           <w:szCs w:val="28"/>
           <w:lang w:val="en-US"/>
         </w:rPr>
-        <w:t xml:space="preserve">JavaScript </w:t>
-      </w:r>
-      <w:r>
-        <w:rPr>
-          <w:rFonts w:ascii="Times New Roman" w:hAnsi="Times New Roman" w:cs="Times New Roman"/>
-          <w:sz w:val="28"/>
-          <w:szCs w:val="28"/>
-        </w:rPr>
-        <w:t xml:space="preserve">и </w:t>
+        <w:t xml:space="preserve">JavaScript, </w:t>
       </w:r>
       <w:proofErr w:type="spellStart"/>
       <w:r>
@@ -1483,6 +1804,14 @@
           <w:sz w:val="28"/>
           <w:szCs w:val="28"/>
           <w:lang w:val="en-US"/>
+        </w:rPr>
+        <w:t>, Python</w:t>
+      </w:r>
+      <w:r>
+        <w:rPr>
+          <w:rFonts w:ascii="Times New Roman" w:hAnsi="Times New Roman" w:cs="Times New Roman"/>
+          <w:sz w:val="28"/>
+          <w:szCs w:val="28"/>
         </w:rPr>
         <w:t>.</w:t>
       </w:r>
@@ -1806,25 +2135,23 @@
           <w:sz w:val="28"/>
           <w:szCs w:val="28"/>
         </w:rPr>
-        <w:t xml:space="preserve"> как на клиенте, так и на сервере (</w:t>
-      </w:r>
-      <w:proofErr w:type="spellStart"/>
-      <w:r>
-        <w:rPr>
-          <w:rFonts w:ascii="Times New Roman" w:hAnsi="Times New Roman" w:cs="Times New Roman"/>
-          <w:sz w:val="28"/>
-          <w:szCs w:val="28"/>
-        </w:rPr>
-        <w:t>Node.js</w:t>
-      </w:r>
-      <w:proofErr w:type="spellEnd"/>
-      <w:r>
-        <w:rPr>
-          <w:rFonts w:ascii="Times New Roman" w:hAnsi="Times New Roman" w:cs="Times New Roman"/>
-          <w:sz w:val="28"/>
-          <w:szCs w:val="28"/>
-        </w:rPr>
-        <w:t>), что унифицирует стек технологий;</w:t>
+        <w:t xml:space="preserve"> как на кли</w:t>
+      </w:r>
+      <w:r>
+        <w:rPr>
+          <w:rFonts w:ascii="Times New Roman" w:hAnsi="Times New Roman" w:cs="Times New Roman"/>
+          <w:sz w:val="28"/>
+          <w:szCs w:val="28"/>
+        </w:rPr>
+        <w:t>енте, так и на сервере</w:t>
+      </w:r>
+      <w:r>
+        <w:rPr>
+          <w:rFonts w:ascii="Times New Roman" w:hAnsi="Times New Roman" w:cs="Times New Roman"/>
+          <w:sz w:val="28"/>
+          <w:szCs w:val="28"/>
+        </w:rPr>
+        <w:t>, что унифицирует стек технологий;</w:t>
       </w:r>
     </w:p>
     <w:p>
@@ -1933,23 +2260,16 @@
     </w:p>
     <w:p>
       <w:pPr>
-        <w:pStyle w:val="a3"/>
-        <w:numPr>
-          <w:ilvl w:val="0"/>
-          <w:numId w:val="12"/>
-        </w:numPr>
-        <w:tabs>
-          <w:tab w:val="left" w:pos="1134"/>
-        </w:tabs>
-        <w:spacing w:after="0" w:line="360" w:lineRule="auto"/>
-        <w:ind w:left="0" w:firstLine="567"/>
-        <w:jc w:val="both"/>
-        <w:rPr>
-          <w:rFonts w:ascii="Times New Roman" w:hAnsi="Times New Roman" w:cs="Times New Roman"/>
-          <w:sz w:val="28"/>
-          <w:szCs w:val="28"/>
-        </w:rPr>
-      </w:pPr>
+        <w:spacing w:after="0" w:line="360" w:lineRule="auto"/>
+        <w:ind w:firstLine="567"/>
+        <w:jc w:val="both"/>
+        <w:rPr>
+          <w:rFonts w:ascii="Times New Roman" w:hAnsi="Times New Roman" w:cs="Times New Roman"/>
+          <w:sz w:val="28"/>
+          <w:szCs w:val="28"/>
+        </w:rPr>
+      </w:pPr>
+      <w:proofErr w:type="spellStart"/>
       <w:r>
         <w:rPr>
           <w:rFonts w:ascii="Times New Roman" w:hAnsi="Times New Roman" w:cs="Times New Roman"/>
@@ -1957,63 +2277,6 @@
           <w:szCs w:val="28"/>
         </w:rPr>
         <w:lastRenderedPageBreak/>
-        <w:t xml:space="preserve">особенности работы с асинхронным кодом требуют внимательности, так как неправильная обработка </w:t>
-      </w:r>
-      <w:proofErr w:type="spellStart"/>
-      <w:r>
-        <w:rPr>
-          <w:rFonts w:ascii="Times New Roman" w:hAnsi="Times New Roman" w:cs="Times New Roman"/>
-          <w:sz w:val="28"/>
-          <w:szCs w:val="28"/>
-        </w:rPr>
-        <w:t>промисов</w:t>
-      </w:r>
-      <w:proofErr w:type="spellEnd"/>
-      <w:r>
-        <w:rPr>
-          <w:rFonts w:ascii="Times New Roman" w:hAnsi="Times New Roman" w:cs="Times New Roman"/>
-          <w:sz w:val="28"/>
-          <w:szCs w:val="28"/>
-        </w:rPr>
-        <w:t xml:space="preserve"> и </w:t>
-      </w:r>
-      <w:proofErr w:type="spellStart"/>
-      <w:r>
-        <w:rPr>
-          <w:rFonts w:ascii="Times New Roman" w:hAnsi="Times New Roman" w:cs="Times New Roman"/>
-          <w:sz w:val="28"/>
-          <w:szCs w:val="28"/>
-        </w:rPr>
-        <w:t>колбэков</w:t>
-      </w:r>
-      <w:proofErr w:type="spellEnd"/>
-      <w:r>
-        <w:rPr>
-          <w:rFonts w:ascii="Times New Roman" w:hAnsi="Times New Roman" w:cs="Times New Roman"/>
-          <w:sz w:val="28"/>
-          <w:szCs w:val="28"/>
-        </w:rPr>
-        <w:t xml:space="preserve"> может привести к трудноуловимым ошибкам и состоянию гонки.</w:t>
-      </w:r>
-    </w:p>
-    <w:p>
-      <w:pPr>
-        <w:spacing w:after="0" w:line="360" w:lineRule="auto"/>
-        <w:ind w:firstLine="567"/>
-        <w:jc w:val="both"/>
-        <w:rPr>
-          <w:rFonts w:ascii="Times New Roman" w:hAnsi="Times New Roman" w:cs="Times New Roman"/>
-          <w:sz w:val="28"/>
-          <w:szCs w:val="28"/>
-        </w:rPr>
-      </w:pPr>
-      <w:proofErr w:type="spellStart"/>
-      <w:r>
-        <w:rPr>
-          <w:rFonts w:ascii="Times New Roman" w:hAnsi="Times New Roman" w:cs="Times New Roman"/>
-          <w:sz w:val="28"/>
-          <w:szCs w:val="28"/>
-        </w:rPr>
         <w:t>TypeScript</w:t>
       </w:r>
       <w:proofErr w:type="spellEnd"/>
@@ -2107,7 +2370,23 @@
           <w:sz w:val="28"/>
           <w:szCs w:val="28"/>
         </w:rPr>
-        <w:t>статическая типизация позволяет выявлять ошибки на этапе написания кода (например, передача неверного типа данных в функцию будет обнаружена сразу, а не во время выполнения программы);</w:t>
+        <w:t>статическая типизация позволяет выявлять</w:t>
+      </w:r>
+      <w:r>
+        <w:rPr>
+          <w:rFonts w:ascii="Times New Roman" w:hAnsi="Times New Roman" w:cs="Times New Roman"/>
+          <w:sz w:val="28"/>
+          <w:szCs w:val="28"/>
+        </w:rPr>
+        <w:t xml:space="preserve"> ошибки на этапе написания кода</w:t>
+      </w:r>
+      <w:r>
+        <w:rPr>
+          <w:rFonts w:ascii="Times New Roman" w:hAnsi="Times New Roman" w:cs="Times New Roman"/>
+          <w:sz w:val="28"/>
+          <w:szCs w:val="28"/>
+        </w:rPr>
+        <w:t>;</w:t>
       </w:r>
     </w:p>
     <w:p>
@@ -2153,7 +2432,23 @@
           <w:sz w:val="28"/>
           <w:szCs w:val="28"/>
         </w:rPr>
-        <w:t xml:space="preserve"> работает точнее, навигация по коду (переход к определению функции или переменной) происходит мгновенно;</w:t>
+        <w:t xml:space="preserve"> раб</w:t>
+      </w:r>
+      <w:r>
+        <w:rPr>
+          <w:rFonts w:ascii="Times New Roman" w:hAnsi="Times New Roman" w:cs="Times New Roman"/>
+          <w:sz w:val="28"/>
+          <w:szCs w:val="28"/>
+        </w:rPr>
+        <w:t>отает точнее, навигация по коду</w:t>
+      </w:r>
+      <w:r>
+        <w:rPr>
+          <w:rFonts w:ascii="Times New Roman" w:hAnsi="Times New Roman" w:cs="Times New Roman"/>
+          <w:sz w:val="28"/>
+          <w:szCs w:val="28"/>
+        </w:rPr>
+        <w:t>;</w:t>
       </w:r>
     </w:p>
     <w:p>
@@ -2427,6 +2722,377 @@
           <w:szCs w:val="28"/>
         </w:rPr>
       </w:pPr>
+      <w:proofErr w:type="spellStart"/>
+      <w:r>
+        <w:rPr>
+          <w:rFonts w:ascii="Times New Roman" w:hAnsi="Times New Roman" w:cs="Times New Roman"/>
+          <w:sz w:val="28"/>
+          <w:szCs w:val="28"/>
+        </w:rPr>
+        <w:t>Python</w:t>
+      </w:r>
+      <w:proofErr w:type="spellEnd"/>
+      <w:r>
+        <w:rPr>
+          <w:rFonts w:ascii="Times New Roman" w:hAnsi="Times New Roman" w:cs="Times New Roman"/>
+          <w:sz w:val="28"/>
+          <w:szCs w:val="28"/>
+        </w:rPr>
+        <w:t xml:space="preserve"> – это высокоуровневый язык программирования с </w:t>
+      </w:r>
+      <w:proofErr w:type="spellStart"/>
+      <w:r>
+        <w:rPr>
+          <w:rFonts w:ascii="Times New Roman" w:hAnsi="Times New Roman" w:cs="Times New Roman"/>
+          <w:sz w:val="28"/>
+          <w:szCs w:val="28"/>
+        </w:rPr>
+        <w:t>фреймворком</w:t>
+      </w:r>
+      <w:proofErr w:type="spellEnd"/>
+      <w:r>
+        <w:rPr>
+          <w:rFonts w:ascii="Times New Roman" w:hAnsi="Times New Roman" w:cs="Times New Roman"/>
+          <w:sz w:val="28"/>
+          <w:szCs w:val="28"/>
+        </w:rPr>
+        <w:t xml:space="preserve"> </w:t>
+      </w:r>
+      <w:proofErr w:type="spellStart"/>
+      <w:r>
+        <w:rPr>
+          <w:rFonts w:ascii="Times New Roman" w:hAnsi="Times New Roman" w:cs="Times New Roman"/>
+          <w:sz w:val="28"/>
+          <w:szCs w:val="28"/>
+        </w:rPr>
+        <w:t>Django</w:t>
+      </w:r>
+      <w:proofErr w:type="spellEnd"/>
+      <w:r>
+        <w:rPr>
+          <w:rFonts w:ascii="Times New Roman" w:hAnsi="Times New Roman" w:cs="Times New Roman"/>
+          <w:sz w:val="28"/>
+          <w:szCs w:val="28"/>
+        </w:rPr>
+        <w:t xml:space="preserve">, </w:t>
+      </w:r>
+      <w:proofErr w:type="gramStart"/>
+      <w:r>
+        <w:rPr>
+          <w:rFonts w:ascii="Times New Roman" w:hAnsi="Times New Roman" w:cs="Times New Roman"/>
+          <w:sz w:val="28"/>
+          <w:szCs w:val="28"/>
+        </w:rPr>
+        <w:t>предоставляющим</w:t>
+      </w:r>
+      <w:proofErr w:type="gramEnd"/>
+      <w:r>
+        <w:rPr>
+          <w:rFonts w:ascii="Times New Roman" w:hAnsi="Times New Roman" w:cs="Times New Roman"/>
+          <w:sz w:val="28"/>
+          <w:szCs w:val="28"/>
+        </w:rPr>
+        <w:t xml:space="preserve"> всё необходимое для </w:t>
+      </w:r>
+      <w:proofErr w:type="spellStart"/>
+      <w:r>
+        <w:rPr>
+          <w:rFonts w:ascii="Times New Roman" w:hAnsi="Times New Roman" w:cs="Times New Roman"/>
+          <w:sz w:val="28"/>
+          <w:szCs w:val="28"/>
+        </w:rPr>
+        <w:t>веб-разработки</w:t>
+      </w:r>
+      <w:proofErr w:type="spellEnd"/>
+      <w:r>
+        <w:rPr>
+          <w:rFonts w:ascii="Times New Roman" w:hAnsi="Times New Roman" w:cs="Times New Roman"/>
+          <w:sz w:val="28"/>
+          <w:szCs w:val="28"/>
+        </w:rPr>
+        <w:t>.</w:t>
+      </w:r>
+    </w:p>
+    <w:p>
+      <w:pPr>
+        <w:spacing w:after="0" w:line="360" w:lineRule="auto"/>
+        <w:ind w:firstLine="567"/>
+        <w:jc w:val="both"/>
+        <w:rPr>
+          <w:rFonts w:ascii="Times New Roman" w:hAnsi="Times New Roman" w:cs="Times New Roman"/>
+          <w:sz w:val="28"/>
+          <w:szCs w:val="28"/>
+        </w:rPr>
+      </w:pPr>
+      <w:r>
+        <w:rPr>
+          <w:rFonts w:ascii="Times New Roman" w:hAnsi="Times New Roman" w:cs="Times New Roman"/>
+          <w:sz w:val="28"/>
+          <w:szCs w:val="28"/>
+        </w:rPr>
+        <w:t>Преимущества:</w:t>
+      </w:r>
+    </w:p>
+    <w:p>
+      <w:pPr>
+        <w:pStyle w:val="a3"/>
+        <w:numPr>
+          <w:ilvl w:val="0"/>
+          <w:numId w:val="19"/>
+        </w:numPr>
+        <w:tabs>
+          <w:tab w:val="left" w:pos="1134"/>
+        </w:tabs>
+        <w:spacing w:after="0" w:line="360" w:lineRule="auto"/>
+        <w:ind w:left="0" w:firstLine="567"/>
+        <w:jc w:val="both"/>
+        <w:rPr>
+          <w:rFonts w:ascii="Times New Roman" w:hAnsi="Times New Roman" w:cs="Times New Roman"/>
+          <w:sz w:val="28"/>
+          <w:szCs w:val="28"/>
+        </w:rPr>
+      </w:pPr>
+      <w:r>
+        <w:rPr>
+          <w:rFonts w:ascii="Times New Roman" w:hAnsi="Times New Roman" w:cs="Times New Roman"/>
+          <w:sz w:val="28"/>
+          <w:szCs w:val="28"/>
+        </w:rPr>
+        <w:t>простой и понятный синтаксис, который легко читается, что снижает порог входа для новых разработчиков;</w:t>
+      </w:r>
+    </w:p>
+    <w:p>
+      <w:pPr>
+        <w:pStyle w:val="a3"/>
+        <w:numPr>
+          <w:ilvl w:val="0"/>
+          <w:numId w:val="19"/>
+        </w:numPr>
+        <w:tabs>
+          <w:tab w:val="left" w:pos="1134"/>
+        </w:tabs>
+        <w:spacing w:after="0" w:line="360" w:lineRule="auto"/>
+        <w:ind w:left="0" w:firstLine="567"/>
+        <w:jc w:val="both"/>
+        <w:rPr>
+          <w:rFonts w:ascii="Times New Roman" w:hAnsi="Times New Roman" w:cs="Times New Roman"/>
+          <w:sz w:val="28"/>
+          <w:szCs w:val="28"/>
+        </w:rPr>
+      </w:pPr>
+      <w:r>
+        <w:rPr>
+          <w:rFonts w:ascii="Times New Roman" w:hAnsi="Times New Roman" w:cs="Times New Roman"/>
+          <w:sz w:val="28"/>
+          <w:szCs w:val="28"/>
+        </w:rPr>
+        <w:t>активное сообщество и большое количество готовых пакетов для любых задач;</w:t>
+      </w:r>
+    </w:p>
+    <w:p>
+      <w:pPr>
+        <w:spacing w:after="0" w:line="360" w:lineRule="auto"/>
+        <w:ind w:firstLine="567"/>
+        <w:jc w:val="both"/>
+        <w:rPr>
+          <w:rFonts w:ascii="Times New Roman" w:hAnsi="Times New Roman" w:cs="Times New Roman"/>
+          <w:sz w:val="28"/>
+          <w:szCs w:val="28"/>
+        </w:rPr>
+      </w:pPr>
+      <w:r>
+        <w:rPr>
+          <w:rFonts w:ascii="Times New Roman" w:hAnsi="Times New Roman" w:cs="Times New Roman"/>
+          <w:sz w:val="28"/>
+          <w:szCs w:val="28"/>
+        </w:rPr>
+        <w:t>Недостатки:</w:t>
+      </w:r>
+    </w:p>
+    <w:p>
+      <w:pPr>
+        <w:pStyle w:val="a3"/>
+        <w:numPr>
+          <w:ilvl w:val="0"/>
+          <w:numId w:val="20"/>
+        </w:numPr>
+        <w:tabs>
+          <w:tab w:val="left" w:pos="1134"/>
+        </w:tabs>
+        <w:spacing w:after="0" w:line="360" w:lineRule="auto"/>
+        <w:ind w:left="0" w:firstLine="567"/>
+        <w:jc w:val="both"/>
+        <w:rPr>
+          <w:rFonts w:ascii="Times New Roman" w:hAnsi="Times New Roman" w:cs="Times New Roman"/>
+          <w:sz w:val="28"/>
+          <w:szCs w:val="28"/>
+        </w:rPr>
+      </w:pPr>
+      <w:r>
+        <w:rPr>
+          <w:rFonts w:ascii="Times New Roman" w:hAnsi="Times New Roman" w:cs="Times New Roman"/>
+          <w:sz w:val="28"/>
+          <w:szCs w:val="28"/>
+        </w:rPr>
+        <w:lastRenderedPageBreak/>
+        <w:t xml:space="preserve">необходимость использовать разные языки для клиента и сервера – </w:t>
+      </w:r>
+      <w:proofErr w:type="spellStart"/>
+      <w:r>
+        <w:rPr>
+          <w:rFonts w:ascii="Times New Roman" w:hAnsi="Times New Roman" w:cs="Times New Roman"/>
+          <w:sz w:val="28"/>
+          <w:szCs w:val="28"/>
+        </w:rPr>
+        <w:t>Python</w:t>
+      </w:r>
+      <w:proofErr w:type="spellEnd"/>
+      <w:r>
+        <w:rPr>
+          <w:rFonts w:ascii="Times New Roman" w:hAnsi="Times New Roman" w:cs="Times New Roman"/>
+          <w:sz w:val="28"/>
+          <w:szCs w:val="28"/>
+        </w:rPr>
+        <w:t xml:space="preserve"> на </w:t>
+      </w:r>
+      <w:proofErr w:type="spellStart"/>
+      <w:r>
+        <w:rPr>
+          <w:rFonts w:ascii="Times New Roman" w:hAnsi="Times New Roman" w:cs="Times New Roman"/>
+          <w:sz w:val="28"/>
+          <w:szCs w:val="28"/>
+        </w:rPr>
+        <w:t>бэкенде</w:t>
+      </w:r>
+      <w:proofErr w:type="spellEnd"/>
+      <w:r>
+        <w:rPr>
+          <w:rFonts w:ascii="Times New Roman" w:hAnsi="Times New Roman" w:cs="Times New Roman"/>
+          <w:sz w:val="28"/>
+          <w:szCs w:val="28"/>
+        </w:rPr>
+        <w:t xml:space="preserve"> и </w:t>
+      </w:r>
+      <w:proofErr w:type="spellStart"/>
+      <w:r>
+        <w:rPr>
+          <w:rFonts w:ascii="Times New Roman" w:hAnsi="Times New Roman" w:cs="Times New Roman"/>
+          <w:sz w:val="28"/>
+          <w:szCs w:val="28"/>
+        </w:rPr>
+        <w:t>JavaScript</w:t>
+      </w:r>
+      <w:proofErr w:type="spellEnd"/>
+      <w:r>
+        <w:rPr>
+          <w:rFonts w:ascii="Times New Roman" w:hAnsi="Times New Roman" w:cs="Times New Roman"/>
+          <w:sz w:val="28"/>
+          <w:szCs w:val="28"/>
+        </w:rPr>
+        <w:t xml:space="preserve"> на </w:t>
+      </w:r>
+      <w:proofErr w:type="spellStart"/>
+      <w:r>
+        <w:rPr>
+          <w:rFonts w:ascii="Times New Roman" w:hAnsi="Times New Roman" w:cs="Times New Roman"/>
+          <w:sz w:val="28"/>
+          <w:szCs w:val="28"/>
+        </w:rPr>
+        <w:t>фронтенде</w:t>
+      </w:r>
+      <w:proofErr w:type="spellEnd"/>
+      <w:r>
+        <w:rPr>
+          <w:rFonts w:ascii="Times New Roman" w:hAnsi="Times New Roman" w:cs="Times New Roman"/>
+          <w:sz w:val="28"/>
+          <w:szCs w:val="28"/>
+        </w:rPr>
+        <w:t>, что требует от разработчика знания двух языков;</w:t>
+      </w:r>
+    </w:p>
+    <w:p>
+      <w:pPr>
+        <w:pStyle w:val="a3"/>
+        <w:numPr>
+          <w:ilvl w:val="0"/>
+          <w:numId w:val="20"/>
+        </w:numPr>
+        <w:tabs>
+          <w:tab w:val="left" w:pos="1134"/>
+        </w:tabs>
+        <w:spacing w:after="0" w:line="360" w:lineRule="auto"/>
+        <w:ind w:left="0" w:firstLine="567"/>
+        <w:jc w:val="both"/>
+        <w:rPr>
+          <w:rFonts w:ascii="Times New Roman" w:hAnsi="Times New Roman" w:cs="Times New Roman"/>
+          <w:sz w:val="28"/>
+          <w:szCs w:val="28"/>
+        </w:rPr>
+      </w:pPr>
+      <w:r>
+        <w:rPr>
+          <w:rFonts w:ascii="Times New Roman" w:hAnsi="Times New Roman" w:cs="Times New Roman"/>
+          <w:sz w:val="28"/>
+          <w:szCs w:val="28"/>
+        </w:rPr>
+        <w:t>сложнее масштабировать под большую нагруз</w:t>
+      </w:r>
+      <w:r>
+        <w:rPr>
+          <w:rFonts w:ascii="Times New Roman" w:hAnsi="Times New Roman" w:cs="Times New Roman"/>
+          <w:sz w:val="28"/>
+          <w:szCs w:val="28"/>
+        </w:rPr>
+        <w:t>ку</w:t>
+      </w:r>
+      <w:r>
+        <w:rPr>
+          <w:rFonts w:ascii="Times New Roman" w:hAnsi="Times New Roman" w:cs="Times New Roman"/>
+          <w:sz w:val="28"/>
+          <w:szCs w:val="28"/>
+        </w:rPr>
+        <w:t>.</w:t>
+      </w:r>
+    </w:p>
+    <w:p>
+      <w:pPr>
+        <w:pStyle w:val="a3"/>
+        <w:numPr>
+          <w:ilvl w:val="0"/>
+          <w:numId w:val="20"/>
+        </w:numPr>
+        <w:tabs>
+          <w:tab w:val="left" w:pos="1134"/>
+        </w:tabs>
+        <w:spacing w:after="0" w:line="360" w:lineRule="auto"/>
+        <w:ind w:left="0" w:firstLine="567"/>
+        <w:jc w:val="both"/>
+        <w:rPr>
+          <w:rFonts w:ascii="Times New Roman" w:hAnsi="Times New Roman" w:cs="Times New Roman"/>
+          <w:sz w:val="28"/>
+          <w:szCs w:val="28"/>
+        </w:rPr>
+      </w:pPr>
+      <w:r>
+        <w:rPr>
+          <w:rFonts w:ascii="Times New Roman" w:hAnsi="Times New Roman" w:cs="Times New Roman"/>
+          <w:sz w:val="28"/>
+          <w:szCs w:val="28"/>
+        </w:rPr>
+        <w:t>более низкая производительность по сравнению с другими.</w:t>
+      </w:r>
+    </w:p>
+    <w:p>
+      <w:pPr>
+        <w:spacing w:after="0" w:line="360" w:lineRule="auto"/>
+        <w:ind w:firstLine="567"/>
+        <w:jc w:val="both"/>
+        <w:rPr>
+          <w:rFonts w:ascii="Times New Roman" w:hAnsi="Times New Roman" w:cs="Times New Roman"/>
+          <w:sz w:val="28"/>
+          <w:szCs w:val="28"/>
+        </w:rPr>
+      </w:pPr>
       <w:r>
         <w:rPr>
           <w:rFonts w:ascii="Times New Roman" w:hAnsi="Times New Roman" w:cs="Times New Roman"/>
@@ -2487,16 +3153,7 @@
           <w:sz w:val="28"/>
           <w:szCs w:val="28"/>
         </w:rPr>
-        <w:t xml:space="preserve">, где статическая типизация стала бы критическим преимуществом. Возможность писать и </w:t>
-      </w:r>
-      <w:r>
-        <w:rPr>
-          <w:rFonts w:ascii="Times New Roman" w:hAnsi="Times New Roman" w:cs="Times New Roman"/>
-          <w:sz w:val="28"/>
-          <w:szCs w:val="28"/>
-        </w:rPr>
-        <w:lastRenderedPageBreak/>
-        <w:t xml:space="preserve">клиентскую, и серверную части на одном языке, а также огромная экосистема библиотек делают </w:t>
+        <w:t xml:space="preserve">, где статическая типизация стала бы критическим преимуществом. Возможность писать и клиентскую, и серверную части на одном языке, а также огромная экосистема библиотек делают </w:t>
       </w:r>
       <w:proofErr w:type="spellStart"/>
       <w:r>
@@ -2552,116 +3209,34 @@
           <w:sz w:val="28"/>
           <w:szCs w:val="28"/>
         </w:rPr>
-        <w:t>Серверные платформы</w:t>
-      </w:r>
-      <w:r>
-        <w:rPr>
-          <w:rFonts w:ascii="Times New Roman" w:hAnsi="Times New Roman" w:cs="Times New Roman"/>
-          <w:sz w:val="28"/>
-          <w:szCs w:val="28"/>
-        </w:rPr>
-        <w:t>.</w:t>
-      </w:r>
-    </w:p>
-    <w:p>
-      <w:pPr>
-        <w:spacing w:after="0" w:line="360" w:lineRule="auto"/>
-        <w:ind w:firstLine="567"/>
-        <w:jc w:val="both"/>
-        <w:rPr>
-          <w:rFonts w:ascii="Times New Roman" w:hAnsi="Times New Roman" w:cs="Times New Roman"/>
-          <w:sz w:val="28"/>
-          <w:szCs w:val="28"/>
-        </w:rPr>
-      </w:pPr>
-      <w:r>
-        <w:rPr>
-          <w:rFonts w:ascii="Times New Roman" w:hAnsi="Times New Roman" w:cs="Times New Roman"/>
-          <w:sz w:val="28"/>
-          <w:szCs w:val="28"/>
-        </w:rPr>
-        <w:t xml:space="preserve">Серверная платформа – это программное обеспечение, которое обеспечивает выполнение кода на серверной стороне, обрабатывает запросы клиентов, взаимодействует с базой данных и формирует ответы. В рамках проекта рассматривались </w:t>
-      </w:r>
-      <w:proofErr w:type="spellStart"/>
-      <w:r>
-        <w:rPr>
-          <w:rFonts w:ascii="Times New Roman" w:hAnsi="Times New Roman" w:cs="Times New Roman"/>
-          <w:sz w:val="28"/>
-          <w:szCs w:val="28"/>
+        <w:t xml:space="preserve">После выбора языка программирования необходимо определиться со средой выполнения кода на сервере. От этого зависит производительность обработки запросов и удобство разработки. В рамках проекта рассматривались </w:t>
+      </w:r>
+      <w:r>
+        <w:rPr>
+          <w:rFonts w:ascii="Times New Roman" w:hAnsi="Times New Roman" w:cs="Times New Roman"/>
+          <w:sz w:val="28"/>
+          <w:szCs w:val="28"/>
+          <w:lang w:val="en-US"/>
         </w:rPr>
         <w:t>Node.js</w:t>
       </w:r>
-      <w:proofErr w:type="spellEnd"/>
-      <w:r>
-        <w:rPr>
-          <w:rFonts w:ascii="Times New Roman" w:hAnsi="Times New Roman" w:cs="Times New Roman"/>
-          <w:sz w:val="28"/>
-          <w:szCs w:val="28"/>
-        </w:rPr>
-        <w:t xml:space="preserve">, </w:t>
-      </w:r>
-      <w:proofErr w:type="spellStart"/>
-      <w:r>
-        <w:rPr>
-          <w:rFonts w:ascii="Times New Roman" w:hAnsi="Times New Roman" w:cs="Times New Roman"/>
-          <w:sz w:val="28"/>
-          <w:szCs w:val="28"/>
+      <w:r>
+        <w:rPr>
+          <w:rFonts w:ascii="Times New Roman" w:hAnsi="Times New Roman" w:cs="Times New Roman"/>
+          <w:sz w:val="28"/>
+          <w:szCs w:val="28"/>
+        </w:rPr>
+        <w:t xml:space="preserve"> и </w:t>
+      </w:r>
+      <w:proofErr w:type="spellStart"/>
+      <w:r>
+        <w:rPr>
+          <w:rFonts w:ascii="Times New Roman" w:hAnsi="Times New Roman" w:cs="Times New Roman"/>
+          <w:sz w:val="28"/>
+          <w:szCs w:val="28"/>
+          <w:lang w:val="en-US"/>
         </w:rPr>
         <w:t>Deno</w:t>
-      </w:r>
-      <w:proofErr w:type="spellEnd"/>
-      <w:r>
-        <w:rPr>
-          <w:rFonts w:ascii="Times New Roman" w:hAnsi="Times New Roman" w:cs="Times New Roman"/>
-          <w:sz w:val="28"/>
-          <w:szCs w:val="28"/>
-        </w:rPr>
-        <w:t xml:space="preserve"> и </w:t>
-      </w:r>
-      <w:proofErr w:type="spellStart"/>
-      <w:r>
-        <w:rPr>
-          <w:rFonts w:ascii="Times New Roman" w:hAnsi="Times New Roman" w:cs="Times New Roman"/>
-          <w:sz w:val="28"/>
-          <w:szCs w:val="28"/>
-        </w:rPr>
-        <w:t>Python</w:t>
-      </w:r>
-      <w:proofErr w:type="spellEnd"/>
-      <w:r>
-        <w:rPr>
-          <w:rFonts w:ascii="Times New Roman" w:hAnsi="Times New Roman" w:cs="Times New Roman"/>
-          <w:sz w:val="28"/>
-          <w:szCs w:val="28"/>
-        </w:rPr>
-        <w:t xml:space="preserve"> с </w:t>
-      </w:r>
-      <w:proofErr w:type="spellStart"/>
-      <w:r>
-        <w:rPr>
-          <w:rFonts w:ascii="Times New Roman" w:hAnsi="Times New Roman" w:cs="Times New Roman"/>
-          <w:sz w:val="28"/>
-          <w:szCs w:val="28"/>
-        </w:rPr>
-        <w:t>фреймворком</w:t>
-      </w:r>
-      <w:proofErr w:type="spellEnd"/>
-      <w:r>
-        <w:rPr>
-          <w:rFonts w:ascii="Times New Roman" w:hAnsi="Times New Roman" w:cs="Times New Roman"/>
-          <w:sz w:val="28"/>
-          <w:szCs w:val="28"/>
-        </w:rPr>
-        <w:t xml:space="preserve"> </w:t>
-      </w:r>
-      <w:proofErr w:type="spellStart"/>
-      <w:r>
-        <w:rPr>
-          <w:rFonts w:ascii="Times New Roman" w:hAnsi="Times New Roman" w:cs="Times New Roman"/>
-          <w:sz w:val="28"/>
-          <w:szCs w:val="28"/>
-        </w:rPr>
-        <w:t>Django</w:t>
       </w:r>
       <w:proofErr w:type="spellEnd"/>
       <w:r>
@@ -2996,6 +3571,7 @@
           <w:sz w:val="28"/>
           <w:szCs w:val="28"/>
         </w:rPr>
+        <w:lastRenderedPageBreak/>
         <w:t>не подходит для задач, требующих интенсивных вычислений на процессоре, так как при длительной работе одного запроса блокируется обработка всех остальных;</w:t>
       </w:r>
     </w:p>
@@ -3192,7 +3768,6 @@
           <w:sz w:val="28"/>
           <w:szCs w:val="28"/>
         </w:rPr>
-        <w:lastRenderedPageBreak/>
         <w:t xml:space="preserve">встроенная поддержка </w:t>
       </w:r>
       <w:proofErr w:type="spellStart"/>
@@ -3393,52 +3968,61 @@
           <w:szCs w:val="28"/>
         </w:rPr>
       </w:pPr>
-      <w:proofErr w:type="spellStart"/>
-      <w:r>
-        <w:rPr>
-          <w:rFonts w:ascii="Times New Roman" w:hAnsi="Times New Roman" w:cs="Times New Roman"/>
-          <w:sz w:val="28"/>
-          <w:szCs w:val="28"/>
-        </w:rPr>
-        <w:t>Python</w:t>
-      </w:r>
-      <w:proofErr w:type="spellEnd"/>
-      <w:r>
-        <w:rPr>
-          <w:rFonts w:ascii="Times New Roman" w:hAnsi="Times New Roman" w:cs="Times New Roman"/>
-          <w:sz w:val="28"/>
-          <w:szCs w:val="28"/>
-        </w:rPr>
-        <w:t xml:space="preserve"> (</w:t>
-      </w:r>
-      <w:proofErr w:type="spellStart"/>
-      <w:r>
-        <w:rPr>
-          <w:rFonts w:ascii="Times New Roman" w:hAnsi="Times New Roman" w:cs="Times New Roman"/>
-          <w:sz w:val="28"/>
-          <w:szCs w:val="28"/>
-        </w:rPr>
-        <w:t>Django</w:t>
-      </w:r>
-      <w:proofErr w:type="spellEnd"/>
-      <w:r>
-        <w:rPr>
-          <w:rFonts w:ascii="Times New Roman" w:hAnsi="Times New Roman" w:cs="Times New Roman"/>
-          <w:sz w:val="28"/>
-          <w:szCs w:val="28"/>
-        </w:rPr>
-        <w:t xml:space="preserve">) – это высокоуровневый язык программирования с </w:t>
-      </w:r>
-      <w:proofErr w:type="spellStart"/>
-      <w:r>
-        <w:rPr>
-          <w:rFonts w:ascii="Times New Roman" w:hAnsi="Times New Roman" w:cs="Times New Roman"/>
-          <w:sz w:val="28"/>
-          <w:szCs w:val="28"/>
-        </w:rPr>
-        <w:t>фреймворком</w:t>
-      </w:r>
-      <w:proofErr w:type="spellEnd"/>
+      <w:r>
+        <w:rPr>
+          <w:rFonts w:ascii="Times New Roman" w:hAnsi="Times New Roman" w:cs="Times New Roman"/>
+          <w:sz w:val="28"/>
+          <w:szCs w:val="28"/>
+        </w:rPr>
+        <w:t xml:space="preserve">Для реализации проекта выбран </w:t>
+      </w:r>
+      <w:proofErr w:type="spellStart"/>
+      <w:r>
+        <w:rPr>
+          <w:rFonts w:ascii="Times New Roman" w:hAnsi="Times New Roman" w:cs="Times New Roman"/>
+          <w:sz w:val="28"/>
+          <w:szCs w:val="28"/>
+        </w:rPr>
+        <w:t>Node.js</w:t>
+      </w:r>
+      <w:proofErr w:type="spellEnd"/>
+      <w:r>
+        <w:rPr>
+          <w:rFonts w:ascii="Times New Roman" w:hAnsi="Times New Roman" w:cs="Times New Roman"/>
+          <w:sz w:val="28"/>
+          <w:szCs w:val="28"/>
+        </w:rPr>
+        <w:t>, так как он позволяет использовать единый язык на всём проекте, имеет высокую производительность и огромную экосистему. Его недостатки не являются критичными для данного типа приложения – сайту не требуются интенсивные вычисления на процессоре, а асинхронная модель отлично подходит для обработки запросов от пользователей.</w:t>
+      </w:r>
+    </w:p>
+    <w:p>
+      <w:pPr>
+        <w:spacing w:after="0" w:line="360" w:lineRule="auto"/>
+        <w:ind w:firstLine="567"/>
+        <w:jc w:val="both"/>
+        <w:rPr>
+          <w:rFonts w:ascii="Times New Roman" w:hAnsi="Times New Roman" w:cs="Times New Roman"/>
+          <w:sz w:val="28"/>
+          <w:szCs w:val="28"/>
+        </w:rPr>
+      </w:pPr>
+      <w:r>
+        <w:rPr>
+          <w:rFonts w:ascii="Times New Roman" w:hAnsi="Times New Roman" w:cs="Times New Roman"/>
+          <w:sz w:val="28"/>
+          <w:szCs w:val="28"/>
+        </w:rPr>
+        <w:t xml:space="preserve">Для написания кода необходимы инструменты, обеспечивающие удобное редактирование, откладку и контроль версий. В рамках проекта рассматривались </w:t>
+      </w:r>
+      <w:r>
+        <w:rPr>
+          <w:rFonts w:ascii="Times New Roman" w:hAnsi="Times New Roman" w:cs="Times New Roman"/>
+          <w:sz w:val="28"/>
+          <w:szCs w:val="28"/>
+          <w:lang w:val="en-US"/>
+        </w:rPr>
+        <w:t>Visual</w:t>
+      </w:r>
       <w:r>
         <w:rPr>
           <w:rFonts w:ascii="Times New Roman" w:hAnsi="Times New Roman" w:cs="Times New Roman"/>
@@ -3447,16 +4031,32 @@
         </w:rPr>
         <w:t xml:space="preserve"> </w:t>
       </w:r>
-      <w:proofErr w:type="spellStart"/>
-      <w:r>
-        <w:rPr>
-          <w:rFonts w:ascii="Times New Roman" w:hAnsi="Times New Roman" w:cs="Times New Roman"/>
-          <w:sz w:val="28"/>
-          <w:szCs w:val="28"/>
-        </w:rPr>
-        <w:t>Django</w:t>
-      </w:r>
-      <w:proofErr w:type="spellEnd"/>
+      <w:r>
+        <w:rPr>
+          <w:rFonts w:ascii="Times New Roman" w:hAnsi="Times New Roman" w:cs="Times New Roman"/>
+          <w:sz w:val="28"/>
+          <w:szCs w:val="28"/>
+          <w:lang w:val="en-US"/>
+        </w:rPr>
+        <w:t>Studio</w:t>
+      </w:r>
+      <w:r>
+        <w:rPr>
+          <w:rFonts w:ascii="Times New Roman" w:hAnsi="Times New Roman" w:cs="Times New Roman"/>
+          <w:sz w:val="28"/>
+          <w:szCs w:val="28"/>
+        </w:rPr>
+        <w:t xml:space="preserve"> </w:t>
+      </w:r>
+      <w:r>
+        <w:rPr>
+          <w:rFonts w:ascii="Times New Roman" w:hAnsi="Times New Roman" w:cs="Times New Roman"/>
+          <w:sz w:val="28"/>
+          <w:szCs w:val="28"/>
+          <w:lang w:val="en-US"/>
+        </w:rPr>
+        <w:t>Code</w:t>
+      </w:r>
       <w:r>
         <w:rPr>
           <w:rFonts w:ascii="Times New Roman" w:hAnsi="Times New Roman" w:cs="Times New Roman"/>
@@ -3465,34 +4065,59 @@
         </w:rPr>
         <w:t xml:space="preserve">, </w:t>
       </w:r>
-      <w:proofErr w:type="gramStart"/>
-      <w:r>
-        <w:rPr>
-          <w:rFonts w:ascii="Times New Roman" w:hAnsi="Times New Roman" w:cs="Times New Roman"/>
-          <w:sz w:val="28"/>
-          <w:szCs w:val="28"/>
-        </w:rPr>
-        <w:t>предоставляющим</w:t>
-      </w:r>
-      <w:proofErr w:type="gramEnd"/>
-      <w:r>
-        <w:rPr>
-          <w:rFonts w:ascii="Times New Roman" w:hAnsi="Times New Roman" w:cs="Times New Roman"/>
-          <w:sz w:val="28"/>
-          <w:szCs w:val="28"/>
-        </w:rPr>
-        <w:t xml:space="preserve"> всё необходимое для </w:t>
-      </w:r>
-      <w:proofErr w:type="spellStart"/>
-      <w:r>
-        <w:rPr>
-          <w:rFonts w:ascii="Times New Roman" w:hAnsi="Times New Roman" w:cs="Times New Roman"/>
-          <w:sz w:val="28"/>
-          <w:szCs w:val="28"/>
-        </w:rPr>
-        <w:t>веб-разработки</w:t>
-      </w:r>
-      <w:proofErr w:type="spellEnd"/>
+      <w:proofErr w:type="spellStart"/>
+      <w:r>
+        <w:rPr>
+          <w:rFonts w:ascii="Times New Roman" w:hAnsi="Times New Roman" w:cs="Times New Roman"/>
+          <w:sz w:val="28"/>
+          <w:szCs w:val="28"/>
+          <w:lang w:val="en-US"/>
+        </w:rPr>
+        <w:t>WebStorm</w:t>
+      </w:r>
+      <w:proofErr w:type="spellEnd"/>
+      <w:r>
+        <w:rPr>
+          <w:rFonts w:ascii="Times New Roman" w:hAnsi="Times New Roman" w:cs="Times New Roman"/>
+          <w:sz w:val="28"/>
+          <w:szCs w:val="28"/>
+        </w:rPr>
+        <w:t xml:space="preserve"> </w:t>
+      </w:r>
+      <w:r>
+        <w:rPr>
+          <w:rFonts w:ascii="Times New Roman" w:hAnsi="Times New Roman" w:cs="Times New Roman"/>
+          <w:sz w:val="28"/>
+          <w:szCs w:val="28"/>
+        </w:rPr>
+        <w:t xml:space="preserve">и </w:t>
+      </w:r>
+      <w:r>
+        <w:rPr>
+          <w:rFonts w:ascii="Times New Roman" w:hAnsi="Times New Roman" w:cs="Times New Roman"/>
+          <w:sz w:val="28"/>
+          <w:szCs w:val="28"/>
+          <w:lang w:val="en-US"/>
+        </w:rPr>
+        <w:t>Sublime</w:t>
+      </w:r>
+      <w:r>
+        <w:rPr>
+          <w:rFonts w:ascii="Times New Roman" w:hAnsi="Times New Roman" w:cs="Times New Roman"/>
+          <w:sz w:val="28"/>
+          <w:szCs w:val="28"/>
+        </w:rPr>
+        <w:t xml:space="preserve"> </w:t>
+      </w:r>
+      <w:r>
+        <w:rPr>
+          <w:rFonts w:ascii="Times New Roman" w:hAnsi="Times New Roman" w:cs="Times New Roman"/>
+          <w:sz w:val="28"/>
+          <w:szCs w:val="28"/>
+          <w:lang w:val="en-US"/>
+        </w:rPr>
+        <w:t>Text</w:t>
+      </w:r>
       <w:r>
         <w:rPr>
           <w:rFonts w:ascii="Times New Roman" w:hAnsi="Times New Roman" w:cs="Times New Roman"/>
@@ -3513,448 +4138,7 @@
           <w:szCs w:val="28"/>
         </w:rPr>
       </w:pPr>
-      <w:r>
-        <w:rPr>
-          <w:rFonts w:ascii="Times New Roman" w:hAnsi="Times New Roman" w:cs="Times New Roman"/>
-          <w:sz w:val="28"/>
-          <w:szCs w:val="28"/>
-        </w:rPr>
-        <w:t>Преимущества:</w:t>
-      </w:r>
-    </w:p>
-    <w:p>
-      <w:pPr>
-        <w:pStyle w:val="a3"/>
-        <w:numPr>
-          <w:ilvl w:val="0"/>
-          <w:numId w:val="19"/>
-        </w:numPr>
-        <w:tabs>
-          <w:tab w:val="left" w:pos="1134"/>
-        </w:tabs>
-        <w:spacing w:after="0" w:line="360" w:lineRule="auto"/>
-        <w:ind w:left="0" w:firstLine="567"/>
-        <w:jc w:val="both"/>
-        <w:rPr>
-          <w:rFonts w:ascii="Times New Roman" w:hAnsi="Times New Roman" w:cs="Times New Roman"/>
-          <w:sz w:val="28"/>
-          <w:szCs w:val="28"/>
-        </w:rPr>
-      </w:pPr>
-      <w:r>
-        <w:rPr>
-          <w:rFonts w:ascii="Times New Roman" w:hAnsi="Times New Roman" w:cs="Times New Roman"/>
-          <w:sz w:val="28"/>
-          <w:szCs w:val="28"/>
-        </w:rPr>
-        <w:t>простой и понятный синтаксис, который легко читается, что снижает порог входа для новых разработчиков;</w:t>
-      </w:r>
-    </w:p>
-    <w:p>
-      <w:pPr>
-        <w:pStyle w:val="a3"/>
-        <w:numPr>
-          <w:ilvl w:val="0"/>
-          <w:numId w:val="19"/>
-        </w:numPr>
-        <w:tabs>
-          <w:tab w:val="left" w:pos="1134"/>
-        </w:tabs>
-        <w:spacing w:after="0" w:line="360" w:lineRule="auto"/>
-        <w:ind w:left="0" w:firstLine="567"/>
-        <w:jc w:val="both"/>
-        <w:rPr>
-          <w:rFonts w:ascii="Times New Roman" w:hAnsi="Times New Roman" w:cs="Times New Roman"/>
-          <w:sz w:val="28"/>
-          <w:szCs w:val="28"/>
-        </w:rPr>
-      </w:pPr>
-      <w:proofErr w:type="spellStart"/>
-      <w:r>
-        <w:rPr>
-          <w:rFonts w:ascii="Times New Roman" w:hAnsi="Times New Roman" w:cs="Times New Roman"/>
-          <w:sz w:val="28"/>
-          <w:szCs w:val="28"/>
-        </w:rPr>
-        <w:t>Django</w:t>
-      </w:r>
-      <w:proofErr w:type="spellEnd"/>
-      <w:r>
-        <w:rPr>
-          <w:rFonts w:ascii="Times New Roman" w:hAnsi="Times New Roman" w:cs="Times New Roman"/>
-          <w:sz w:val="28"/>
-          <w:szCs w:val="28"/>
-        </w:rPr>
-        <w:t xml:space="preserve"> предоставляет всё необходимое для </w:t>
-      </w:r>
-      <w:proofErr w:type="spellStart"/>
-      <w:r>
-        <w:rPr>
-          <w:rFonts w:ascii="Times New Roman" w:hAnsi="Times New Roman" w:cs="Times New Roman"/>
-          <w:sz w:val="28"/>
-          <w:szCs w:val="28"/>
-        </w:rPr>
-        <w:t>веб-разработки</w:t>
-      </w:r>
-      <w:proofErr w:type="spellEnd"/>
-      <w:r>
-        <w:rPr>
-          <w:rFonts w:ascii="Times New Roman" w:hAnsi="Times New Roman" w:cs="Times New Roman"/>
-          <w:sz w:val="28"/>
-          <w:szCs w:val="28"/>
-        </w:rPr>
-        <w:t xml:space="preserve"> «из коробки»: ORM для работы с базой данных, маршрутизацию, формы с </w:t>
-      </w:r>
-      <w:proofErr w:type="spellStart"/>
-      <w:r>
-        <w:rPr>
-          <w:rFonts w:ascii="Times New Roman" w:hAnsi="Times New Roman" w:cs="Times New Roman"/>
-          <w:sz w:val="28"/>
-          <w:szCs w:val="28"/>
-        </w:rPr>
-        <w:t>валидацией</w:t>
-      </w:r>
-      <w:proofErr w:type="spellEnd"/>
-      <w:r>
-        <w:rPr>
-          <w:rFonts w:ascii="Times New Roman" w:hAnsi="Times New Roman" w:cs="Times New Roman"/>
-          <w:sz w:val="28"/>
-          <w:szCs w:val="28"/>
-        </w:rPr>
-        <w:t>, аутентификацию, административную панель;</w:t>
-      </w:r>
-    </w:p>
-    <w:p>
-      <w:pPr>
-        <w:pStyle w:val="a3"/>
-        <w:numPr>
-          <w:ilvl w:val="0"/>
-          <w:numId w:val="19"/>
-        </w:numPr>
-        <w:tabs>
-          <w:tab w:val="left" w:pos="1134"/>
-        </w:tabs>
-        <w:spacing w:after="0" w:line="360" w:lineRule="auto"/>
-        <w:ind w:left="0" w:firstLine="567"/>
-        <w:jc w:val="both"/>
-        <w:rPr>
-          <w:rFonts w:ascii="Times New Roman" w:hAnsi="Times New Roman" w:cs="Times New Roman"/>
-          <w:sz w:val="28"/>
-          <w:szCs w:val="28"/>
-        </w:rPr>
-      </w:pPr>
-      <w:r>
-        <w:rPr>
-          <w:rFonts w:ascii="Times New Roman" w:hAnsi="Times New Roman" w:cs="Times New Roman"/>
-          <w:sz w:val="28"/>
-          <w:szCs w:val="28"/>
-        </w:rPr>
-        <w:t>активное сообщество и большое количество готовых пакетов для любых задач;</w:t>
-      </w:r>
-    </w:p>
-    <w:p>
-      <w:pPr>
-        <w:pStyle w:val="a3"/>
-        <w:numPr>
-          <w:ilvl w:val="0"/>
-          <w:numId w:val="19"/>
-        </w:numPr>
-        <w:tabs>
-          <w:tab w:val="left" w:pos="1134"/>
-        </w:tabs>
-        <w:spacing w:after="0" w:line="360" w:lineRule="auto"/>
-        <w:ind w:left="0" w:firstLine="567"/>
-        <w:jc w:val="both"/>
-        <w:rPr>
-          <w:rFonts w:ascii="Times New Roman" w:hAnsi="Times New Roman" w:cs="Times New Roman"/>
-          <w:sz w:val="28"/>
-          <w:szCs w:val="28"/>
-        </w:rPr>
-      </w:pPr>
-      <w:r>
-        <w:rPr>
-          <w:rFonts w:ascii="Times New Roman" w:hAnsi="Times New Roman" w:cs="Times New Roman"/>
-          <w:sz w:val="28"/>
-          <w:szCs w:val="28"/>
-        </w:rPr>
-        <w:t xml:space="preserve">высокая надёжность – </w:t>
-      </w:r>
-      <w:proofErr w:type="spellStart"/>
-      <w:r>
-        <w:rPr>
-          <w:rFonts w:ascii="Times New Roman" w:hAnsi="Times New Roman" w:cs="Times New Roman"/>
-          <w:sz w:val="28"/>
-          <w:szCs w:val="28"/>
-        </w:rPr>
-        <w:t>Django</w:t>
-      </w:r>
-      <w:proofErr w:type="spellEnd"/>
-      <w:r>
-        <w:rPr>
-          <w:rFonts w:ascii="Times New Roman" w:hAnsi="Times New Roman" w:cs="Times New Roman"/>
-          <w:sz w:val="28"/>
-          <w:szCs w:val="28"/>
-        </w:rPr>
-        <w:t xml:space="preserve"> используется крупными проектами и имеет хорошую документацию.</w:t>
-      </w:r>
-    </w:p>
-    <w:p>
-      <w:pPr>
-        <w:spacing w:after="0" w:line="360" w:lineRule="auto"/>
-        <w:ind w:firstLine="567"/>
-        <w:jc w:val="both"/>
-        <w:rPr>
-          <w:rFonts w:ascii="Times New Roman" w:hAnsi="Times New Roman" w:cs="Times New Roman"/>
-          <w:sz w:val="28"/>
-          <w:szCs w:val="28"/>
-        </w:rPr>
-      </w:pPr>
-      <w:r>
-        <w:rPr>
-          <w:rFonts w:ascii="Times New Roman" w:hAnsi="Times New Roman" w:cs="Times New Roman"/>
-          <w:sz w:val="28"/>
-          <w:szCs w:val="28"/>
-        </w:rPr>
-        <w:t>Недостатки:</w:t>
-      </w:r>
-    </w:p>
-    <w:p>
-      <w:pPr>
-        <w:pStyle w:val="a3"/>
-        <w:numPr>
-          <w:ilvl w:val="0"/>
-          <w:numId w:val="20"/>
-        </w:numPr>
-        <w:tabs>
-          <w:tab w:val="left" w:pos="1134"/>
-        </w:tabs>
-        <w:spacing w:after="0" w:line="360" w:lineRule="auto"/>
-        <w:ind w:left="0" w:firstLine="567"/>
-        <w:jc w:val="both"/>
-        <w:rPr>
-          <w:rFonts w:ascii="Times New Roman" w:hAnsi="Times New Roman" w:cs="Times New Roman"/>
-          <w:sz w:val="28"/>
-          <w:szCs w:val="28"/>
-        </w:rPr>
-      </w:pPr>
-      <w:r>
-        <w:rPr>
-          <w:rFonts w:ascii="Times New Roman" w:hAnsi="Times New Roman" w:cs="Times New Roman"/>
-          <w:sz w:val="28"/>
-          <w:szCs w:val="28"/>
-        </w:rPr>
-        <w:t xml:space="preserve">необходимость использовать разные языки для клиента и сервера – </w:t>
-      </w:r>
-      <w:proofErr w:type="spellStart"/>
-      <w:r>
-        <w:rPr>
-          <w:rFonts w:ascii="Times New Roman" w:hAnsi="Times New Roman" w:cs="Times New Roman"/>
-          <w:sz w:val="28"/>
-          <w:szCs w:val="28"/>
-        </w:rPr>
-        <w:t>Python</w:t>
-      </w:r>
-      <w:proofErr w:type="spellEnd"/>
-      <w:r>
-        <w:rPr>
-          <w:rFonts w:ascii="Times New Roman" w:hAnsi="Times New Roman" w:cs="Times New Roman"/>
-          <w:sz w:val="28"/>
-          <w:szCs w:val="28"/>
-        </w:rPr>
-        <w:t xml:space="preserve"> на </w:t>
-      </w:r>
-      <w:proofErr w:type="spellStart"/>
-      <w:r>
-        <w:rPr>
-          <w:rFonts w:ascii="Times New Roman" w:hAnsi="Times New Roman" w:cs="Times New Roman"/>
-          <w:sz w:val="28"/>
-          <w:szCs w:val="28"/>
-        </w:rPr>
-        <w:t>бэкенде</w:t>
-      </w:r>
-      <w:proofErr w:type="spellEnd"/>
-      <w:r>
-        <w:rPr>
-          <w:rFonts w:ascii="Times New Roman" w:hAnsi="Times New Roman" w:cs="Times New Roman"/>
-          <w:sz w:val="28"/>
-          <w:szCs w:val="28"/>
-        </w:rPr>
-        <w:t xml:space="preserve"> и </w:t>
-      </w:r>
-      <w:proofErr w:type="spellStart"/>
-      <w:r>
-        <w:rPr>
-          <w:rFonts w:ascii="Times New Roman" w:hAnsi="Times New Roman" w:cs="Times New Roman"/>
-          <w:sz w:val="28"/>
-          <w:szCs w:val="28"/>
-        </w:rPr>
-        <w:t>JavaScript</w:t>
-      </w:r>
-      <w:proofErr w:type="spellEnd"/>
-      <w:r>
-        <w:rPr>
-          <w:rFonts w:ascii="Times New Roman" w:hAnsi="Times New Roman" w:cs="Times New Roman"/>
-          <w:sz w:val="28"/>
-          <w:szCs w:val="28"/>
-        </w:rPr>
-        <w:t xml:space="preserve"> на </w:t>
-      </w:r>
-      <w:proofErr w:type="spellStart"/>
-      <w:r>
-        <w:rPr>
-          <w:rFonts w:ascii="Times New Roman" w:hAnsi="Times New Roman" w:cs="Times New Roman"/>
-          <w:sz w:val="28"/>
-          <w:szCs w:val="28"/>
-        </w:rPr>
-        <w:t>фронтенде</w:t>
-      </w:r>
-      <w:proofErr w:type="spellEnd"/>
-      <w:r>
-        <w:rPr>
-          <w:rFonts w:ascii="Times New Roman" w:hAnsi="Times New Roman" w:cs="Times New Roman"/>
-          <w:sz w:val="28"/>
-          <w:szCs w:val="28"/>
-        </w:rPr>
-        <w:t>, что требует от разработчика знания двух языков;</w:t>
-      </w:r>
-    </w:p>
-    <w:p>
-      <w:pPr>
-        <w:pStyle w:val="a3"/>
-        <w:numPr>
-          <w:ilvl w:val="0"/>
-          <w:numId w:val="20"/>
-        </w:numPr>
-        <w:tabs>
-          <w:tab w:val="left" w:pos="1134"/>
-        </w:tabs>
-        <w:spacing w:after="0" w:line="360" w:lineRule="auto"/>
-        <w:ind w:left="0" w:firstLine="567"/>
-        <w:jc w:val="both"/>
-        <w:rPr>
-          <w:rFonts w:ascii="Times New Roman" w:hAnsi="Times New Roman" w:cs="Times New Roman"/>
-          <w:sz w:val="28"/>
-          <w:szCs w:val="28"/>
-        </w:rPr>
-      </w:pPr>
-      <w:r>
-        <w:rPr>
-          <w:rFonts w:ascii="Times New Roman" w:hAnsi="Times New Roman" w:cs="Times New Roman"/>
-          <w:sz w:val="28"/>
-          <w:szCs w:val="28"/>
-        </w:rPr>
-        <w:t xml:space="preserve">более низкая производительность по сравнению с </w:t>
-      </w:r>
-      <w:proofErr w:type="spellStart"/>
-      <w:r>
-        <w:rPr>
-          <w:rFonts w:ascii="Times New Roman" w:hAnsi="Times New Roman" w:cs="Times New Roman"/>
-          <w:sz w:val="28"/>
-          <w:szCs w:val="28"/>
-        </w:rPr>
-        <w:t>Node.js</w:t>
-      </w:r>
-      <w:proofErr w:type="spellEnd"/>
-      <w:r>
-        <w:rPr>
-          <w:rFonts w:ascii="Times New Roman" w:hAnsi="Times New Roman" w:cs="Times New Roman"/>
-          <w:sz w:val="28"/>
-          <w:szCs w:val="28"/>
-        </w:rPr>
-        <w:t xml:space="preserve"> из-за особенностей реализации </w:t>
-      </w:r>
-      <w:proofErr w:type="spellStart"/>
-      <w:r>
-        <w:rPr>
-          <w:rFonts w:ascii="Times New Roman" w:hAnsi="Times New Roman" w:cs="Times New Roman"/>
-          <w:sz w:val="28"/>
-          <w:szCs w:val="28"/>
-        </w:rPr>
-        <w:t>многопоточности</w:t>
-      </w:r>
-      <w:proofErr w:type="spellEnd"/>
-      <w:r>
-        <w:rPr>
-          <w:rFonts w:ascii="Times New Roman" w:hAnsi="Times New Roman" w:cs="Times New Roman"/>
-          <w:sz w:val="28"/>
-          <w:szCs w:val="28"/>
-        </w:rPr>
-        <w:t xml:space="preserve"> (</w:t>
-      </w:r>
-      <w:proofErr w:type="spellStart"/>
-      <w:r>
-        <w:rPr>
-          <w:rFonts w:ascii="Times New Roman" w:hAnsi="Times New Roman" w:cs="Times New Roman"/>
-          <w:sz w:val="28"/>
-          <w:szCs w:val="28"/>
-        </w:rPr>
-        <w:t>Global</w:t>
-      </w:r>
-      <w:proofErr w:type="spellEnd"/>
-      <w:r>
-        <w:rPr>
-          <w:rFonts w:ascii="Times New Roman" w:hAnsi="Times New Roman" w:cs="Times New Roman"/>
-          <w:sz w:val="28"/>
-          <w:szCs w:val="28"/>
-        </w:rPr>
-        <w:t xml:space="preserve"> </w:t>
-      </w:r>
-      <w:proofErr w:type="spellStart"/>
-      <w:r>
-        <w:rPr>
-          <w:rFonts w:ascii="Times New Roman" w:hAnsi="Times New Roman" w:cs="Times New Roman"/>
-          <w:sz w:val="28"/>
-          <w:szCs w:val="28"/>
-        </w:rPr>
-        <w:t>Interpreter</w:t>
-      </w:r>
-      <w:proofErr w:type="spellEnd"/>
-      <w:r>
-        <w:rPr>
-          <w:rFonts w:ascii="Times New Roman" w:hAnsi="Times New Roman" w:cs="Times New Roman"/>
-          <w:sz w:val="28"/>
-          <w:szCs w:val="28"/>
-        </w:rPr>
-        <w:t xml:space="preserve"> </w:t>
-      </w:r>
-      <w:proofErr w:type="spellStart"/>
-      <w:r>
-        <w:rPr>
-          <w:rFonts w:ascii="Times New Roman" w:hAnsi="Times New Roman" w:cs="Times New Roman"/>
-          <w:sz w:val="28"/>
-          <w:szCs w:val="28"/>
-        </w:rPr>
-        <w:t>Lock</w:t>
-      </w:r>
-      <w:proofErr w:type="spellEnd"/>
-      <w:r>
-        <w:rPr>
-          <w:rFonts w:ascii="Times New Roman" w:hAnsi="Times New Roman" w:cs="Times New Roman"/>
-          <w:sz w:val="28"/>
-          <w:szCs w:val="28"/>
-        </w:rPr>
-        <w:t>);</w:t>
-      </w:r>
-    </w:p>
-    <w:p>
-      <w:pPr>
-        <w:pStyle w:val="a3"/>
-        <w:numPr>
-          <w:ilvl w:val="0"/>
-          <w:numId w:val="20"/>
-        </w:numPr>
-        <w:tabs>
-          <w:tab w:val="left" w:pos="1134"/>
-        </w:tabs>
-        <w:spacing w:after="0" w:line="360" w:lineRule="auto"/>
-        <w:ind w:left="0" w:firstLine="567"/>
-        <w:jc w:val="both"/>
-        <w:rPr>
-          <w:rFonts w:ascii="Times New Roman" w:hAnsi="Times New Roman" w:cs="Times New Roman"/>
-          <w:sz w:val="28"/>
-          <w:szCs w:val="28"/>
-        </w:rPr>
-      </w:pPr>
+      <w:proofErr w:type="spellStart"/>
       <w:r>
         <w:rPr>
           <w:rFonts w:ascii="Times New Roman" w:hAnsi="Times New Roman" w:cs="Times New Roman"/>
@@ -3962,303 +4146,6 @@
           <w:szCs w:val="28"/>
         </w:rPr>
         <w:lastRenderedPageBreak/>
-        <w:t xml:space="preserve">типичные проекты на </w:t>
-      </w:r>
-      <w:proofErr w:type="spellStart"/>
-      <w:r>
-        <w:rPr>
-          <w:rFonts w:ascii="Times New Roman" w:hAnsi="Times New Roman" w:cs="Times New Roman"/>
-          <w:sz w:val="28"/>
-          <w:szCs w:val="28"/>
-        </w:rPr>
-        <w:t>Django</w:t>
-      </w:r>
-      <w:proofErr w:type="spellEnd"/>
-      <w:r>
-        <w:rPr>
-          <w:rFonts w:ascii="Times New Roman" w:hAnsi="Times New Roman" w:cs="Times New Roman"/>
-          <w:sz w:val="28"/>
-          <w:szCs w:val="28"/>
-        </w:rPr>
-        <w:t xml:space="preserve"> потребляют больше оперативной памяти по сравнению с </w:t>
-      </w:r>
-      <w:proofErr w:type="spellStart"/>
-      <w:r>
-        <w:rPr>
-          <w:rFonts w:ascii="Times New Roman" w:hAnsi="Times New Roman" w:cs="Times New Roman"/>
-          <w:sz w:val="28"/>
-          <w:szCs w:val="28"/>
-        </w:rPr>
-        <w:t>Node.js-приложениями</w:t>
-      </w:r>
-      <w:proofErr w:type="spellEnd"/>
-      <w:r>
-        <w:rPr>
-          <w:rFonts w:ascii="Times New Roman" w:hAnsi="Times New Roman" w:cs="Times New Roman"/>
-          <w:sz w:val="28"/>
-          <w:szCs w:val="28"/>
-        </w:rPr>
-        <w:t>;</w:t>
-      </w:r>
-    </w:p>
-    <w:p>
-      <w:pPr>
-        <w:pStyle w:val="a3"/>
-        <w:numPr>
-          <w:ilvl w:val="0"/>
-          <w:numId w:val="20"/>
-        </w:numPr>
-        <w:tabs>
-          <w:tab w:val="left" w:pos="1134"/>
-        </w:tabs>
-        <w:spacing w:after="0" w:line="360" w:lineRule="auto"/>
-        <w:ind w:left="0" w:firstLine="567"/>
-        <w:jc w:val="both"/>
-        <w:rPr>
-          <w:rFonts w:ascii="Times New Roman" w:hAnsi="Times New Roman" w:cs="Times New Roman"/>
-          <w:sz w:val="28"/>
-          <w:szCs w:val="28"/>
-        </w:rPr>
-      </w:pPr>
-      <w:r>
-        <w:rPr>
-          <w:rFonts w:ascii="Times New Roman" w:hAnsi="Times New Roman" w:cs="Times New Roman"/>
-          <w:sz w:val="28"/>
-          <w:szCs w:val="28"/>
-        </w:rPr>
-        <w:t>сложнее масштабировать под большую нагрузку, хотя для проекта средней сложности это не является критичным.</w:t>
-      </w:r>
-    </w:p>
-    <w:p>
-      <w:pPr>
-        <w:spacing w:after="0" w:line="360" w:lineRule="auto"/>
-        <w:ind w:firstLine="567"/>
-        <w:jc w:val="both"/>
-        <w:rPr>
-          <w:rFonts w:ascii="Times New Roman" w:hAnsi="Times New Roman" w:cs="Times New Roman"/>
-          <w:sz w:val="28"/>
-          <w:szCs w:val="28"/>
-        </w:rPr>
-      </w:pPr>
-      <w:r>
-        <w:rPr>
-          <w:rFonts w:ascii="Times New Roman" w:hAnsi="Times New Roman" w:cs="Times New Roman"/>
-          <w:sz w:val="28"/>
-          <w:szCs w:val="28"/>
-        </w:rPr>
-        <w:t xml:space="preserve">Для реализации проекта выбран </w:t>
-      </w:r>
-      <w:proofErr w:type="spellStart"/>
-      <w:r>
-        <w:rPr>
-          <w:rFonts w:ascii="Times New Roman" w:hAnsi="Times New Roman" w:cs="Times New Roman"/>
-          <w:sz w:val="28"/>
-          <w:szCs w:val="28"/>
-        </w:rPr>
-        <w:t>Node.js</w:t>
-      </w:r>
-      <w:proofErr w:type="spellEnd"/>
-      <w:r>
-        <w:rPr>
-          <w:rFonts w:ascii="Times New Roman" w:hAnsi="Times New Roman" w:cs="Times New Roman"/>
-          <w:sz w:val="28"/>
-          <w:szCs w:val="28"/>
-        </w:rPr>
-        <w:t>, так как он позволяет использовать единый язык на всём проекте, имеет высокую производительность и огромную экосистему. Его недостатки не являются критичными для данного типа приложения – сайту не требуются интенсивные вычисления на процессоре, а асинхронная модель отлично подходит для обработки запросов от пользователей.</w:t>
-      </w:r>
-    </w:p>
-    <w:p>
-      <w:pPr>
-        <w:spacing w:after="0" w:line="360" w:lineRule="auto"/>
-        <w:ind w:firstLine="567"/>
-        <w:jc w:val="both"/>
-        <w:rPr>
-          <w:rFonts w:ascii="Times New Roman" w:hAnsi="Times New Roman" w:cs="Times New Roman"/>
-          <w:sz w:val="28"/>
-          <w:szCs w:val="28"/>
-        </w:rPr>
-      </w:pPr>
-      <w:r>
-        <w:rPr>
-          <w:rFonts w:ascii="Times New Roman" w:hAnsi="Times New Roman" w:cs="Times New Roman"/>
-          <w:sz w:val="28"/>
-          <w:szCs w:val="28"/>
-        </w:rPr>
-        <w:t>Среды разработки</w:t>
-      </w:r>
-      <w:r>
-        <w:rPr>
-          <w:rFonts w:ascii="Times New Roman" w:hAnsi="Times New Roman" w:cs="Times New Roman"/>
-          <w:sz w:val="28"/>
-          <w:szCs w:val="28"/>
-        </w:rPr>
-        <w:t>.</w:t>
-      </w:r>
-    </w:p>
-    <w:p>
-      <w:pPr>
-        <w:spacing w:after="0" w:line="360" w:lineRule="auto"/>
-        <w:ind w:firstLine="567"/>
-        <w:jc w:val="both"/>
-        <w:rPr>
-          <w:rFonts w:ascii="Times New Roman" w:hAnsi="Times New Roman" w:cs="Times New Roman"/>
-          <w:sz w:val="28"/>
-          <w:szCs w:val="28"/>
-        </w:rPr>
-      </w:pPr>
-      <w:r>
-        <w:rPr>
-          <w:rFonts w:ascii="Times New Roman" w:hAnsi="Times New Roman" w:cs="Times New Roman"/>
-          <w:sz w:val="28"/>
-          <w:szCs w:val="28"/>
-        </w:rPr>
-        <w:t xml:space="preserve">Интегрированная среда разработки (IDE) – это программный продукт, который объединяет в себе текстовый редактор, интерпретатор, отладчик, инструменты для автоматизации сборки и систему контроля версий в одном приложении. Редактор кода – это более легковесный инструмент, предназначенный в первую очередь для написания и редактирования исходного кода, который позволяет добавлять необходимые функции через </w:t>
-      </w:r>
-      <w:proofErr w:type="spellStart"/>
-      <w:r>
-        <w:rPr>
-          <w:rFonts w:ascii="Times New Roman" w:hAnsi="Times New Roman" w:cs="Times New Roman"/>
-          <w:sz w:val="28"/>
-          <w:szCs w:val="28"/>
-        </w:rPr>
-        <w:t>плагины</w:t>
-      </w:r>
-      <w:proofErr w:type="spellEnd"/>
-      <w:r>
-        <w:rPr>
-          <w:rFonts w:ascii="Times New Roman" w:hAnsi="Times New Roman" w:cs="Times New Roman"/>
-          <w:sz w:val="28"/>
-          <w:szCs w:val="28"/>
-        </w:rPr>
-        <w:t xml:space="preserve"> и расширения. В рамках проекта рассматривались </w:t>
-      </w:r>
-      <w:proofErr w:type="spellStart"/>
-      <w:r>
-        <w:rPr>
-          <w:rFonts w:ascii="Times New Roman" w:hAnsi="Times New Roman" w:cs="Times New Roman"/>
-          <w:sz w:val="28"/>
-          <w:szCs w:val="28"/>
-        </w:rPr>
-        <w:t>Visual</w:t>
-      </w:r>
-      <w:proofErr w:type="spellEnd"/>
-      <w:r>
-        <w:rPr>
-          <w:rFonts w:ascii="Times New Roman" w:hAnsi="Times New Roman" w:cs="Times New Roman"/>
-          <w:sz w:val="28"/>
-          <w:szCs w:val="28"/>
-        </w:rPr>
-        <w:t xml:space="preserve"> </w:t>
-      </w:r>
-      <w:proofErr w:type="spellStart"/>
-      <w:r>
-        <w:rPr>
-          <w:rFonts w:ascii="Times New Roman" w:hAnsi="Times New Roman" w:cs="Times New Roman"/>
-          <w:sz w:val="28"/>
-          <w:szCs w:val="28"/>
-        </w:rPr>
-        <w:t>Studio</w:t>
-      </w:r>
-      <w:proofErr w:type="spellEnd"/>
-      <w:r>
-        <w:rPr>
-          <w:rFonts w:ascii="Times New Roman" w:hAnsi="Times New Roman" w:cs="Times New Roman"/>
-          <w:sz w:val="28"/>
-          <w:szCs w:val="28"/>
-        </w:rPr>
-        <w:t xml:space="preserve"> </w:t>
-      </w:r>
-      <w:proofErr w:type="spellStart"/>
-      <w:r>
-        <w:rPr>
-          <w:rFonts w:ascii="Times New Roman" w:hAnsi="Times New Roman" w:cs="Times New Roman"/>
-          <w:sz w:val="28"/>
-          <w:szCs w:val="28"/>
-        </w:rPr>
-        <w:t>Code</w:t>
-      </w:r>
-      <w:proofErr w:type="spellEnd"/>
-      <w:r>
-        <w:rPr>
-          <w:rFonts w:ascii="Times New Roman" w:hAnsi="Times New Roman" w:cs="Times New Roman"/>
-          <w:sz w:val="28"/>
-          <w:szCs w:val="28"/>
-        </w:rPr>
-        <w:t xml:space="preserve">, </w:t>
-      </w:r>
-      <w:proofErr w:type="spellStart"/>
-      <w:r>
-        <w:rPr>
-          <w:rFonts w:ascii="Times New Roman" w:hAnsi="Times New Roman" w:cs="Times New Roman"/>
-          <w:sz w:val="28"/>
-          <w:szCs w:val="28"/>
-        </w:rPr>
-        <w:t>WebStorm</w:t>
-      </w:r>
-      <w:proofErr w:type="spellEnd"/>
-      <w:r>
-        <w:rPr>
-          <w:rFonts w:ascii="Times New Roman" w:hAnsi="Times New Roman" w:cs="Times New Roman"/>
-          <w:sz w:val="28"/>
-          <w:szCs w:val="28"/>
-        </w:rPr>
-        <w:t xml:space="preserve"> и </w:t>
-      </w:r>
-      <w:proofErr w:type="spellStart"/>
-      <w:r>
-        <w:rPr>
-          <w:rFonts w:ascii="Times New Roman" w:hAnsi="Times New Roman" w:cs="Times New Roman"/>
-          <w:sz w:val="28"/>
-          <w:szCs w:val="28"/>
-        </w:rPr>
-        <w:t>Sublime</w:t>
-      </w:r>
-      <w:proofErr w:type="spellEnd"/>
-      <w:r>
-        <w:rPr>
-          <w:rFonts w:ascii="Times New Roman" w:hAnsi="Times New Roman" w:cs="Times New Roman"/>
-          <w:sz w:val="28"/>
-          <w:szCs w:val="28"/>
-        </w:rPr>
-        <w:t xml:space="preserve"> </w:t>
-      </w:r>
-      <w:proofErr w:type="spellStart"/>
-      <w:r>
-        <w:rPr>
-          <w:rFonts w:ascii="Times New Roman" w:hAnsi="Times New Roman" w:cs="Times New Roman"/>
-          <w:sz w:val="28"/>
-          <w:szCs w:val="28"/>
-        </w:rPr>
-        <w:t>Text</w:t>
-      </w:r>
-      <w:proofErr w:type="spellEnd"/>
-      <w:r>
-        <w:rPr>
-          <w:rFonts w:ascii="Times New Roman" w:hAnsi="Times New Roman" w:cs="Times New Roman"/>
-          <w:sz w:val="28"/>
-          <w:szCs w:val="28"/>
-        </w:rPr>
-        <w:t>.</w:t>
-      </w:r>
-    </w:p>
-    <w:p>
-      <w:pPr>
-        <w:spacing w:after="0" w:line="360" w:lineRule="auto"/>
-        <w:ind w:firstLine="567"/>
-        <w:jc w:val="both"/>
-        <w:rPr>
-          <w:rFonts w:ascii="Times New Roman" w:hAnsi="Times New Roman" w:cs="Times New Roman"/>
-          <w:sz w:val="28"/>
-          <w:szCs w:val="28"/>
-        </w:rPr>
-      </w:pPr>
-      <w:proofErr w:type="spellStart"/>
-      <w:r>
-        <w:rPr>
-          <w:rFonts w:ascii="Times New Roman" w:hAnsi="Times New Roman" w:cs="Times New Roman"/>
-          <w:sz w:val="28"/>
-          <w:szCs w:val="28"/>
-        </w:rPr>
         <w:t>Visual</w:t>
       </w:r>
       <w:proofErr w:type="spellEnd"/>
@@ -4408,7 +4295,23 @@
           <w:sz w:val="28"/>
           <w:szCs w:val="28"/>
         </w:rPr>
-        <w:t xml:space="preserve">огромное количество расширений для любых задач (подсветка синтаксиса, </w:t>
+        <w:t>огромное количес</w:t>
+      </w:r>
+      <w:r>
+        <w:rPr>
+          <w:rFonts w:ascii="Times New Roman" w:hAnsi="Times New Roman" w:cs="Times New Roman"/>
+          <w:sz w:val="28"/>
+          <w:szCs w:val="28"/>
+        </w:rPr>
+        <w:t xml:space="preserve">тво расширений для любых задач: </w:t>
+      </w:r>
+      <w:r>
+        <w:rPr>
+          <w:rFonts w:ascii="Times New Roman" w:hAnsi="Times New Roman" w:cs="Times New Roman"/>
+          <w:sz w:val="28"/>
+          <w:szCs w:val="28"/>
+        </w:rPr>
+        <w:t xml:space="preserve">подсветка синтаксиса, </w:t>
       </w:r>
       <w:proofErr w:type="spellStart"/>
       <w:r>
@@ -4426,7 +4329,15 @@
           <w:sz w:val="28"/>
           <w:szCs w:val="28"/>
         </w:rPr>
-        <w:t xml:space="preserve"> кода, отладчик, интеграция с </w:t>
+        <w:t xml:space="preserve"> к</w:t>
+      </w:r>
+      <w:r>
+        <w:rPr>
+          <w:rFonts w:ascii="Times New Roman" w:hAnsi="Times New Roman" w:cs="Times New Roman"/>
+          <w:sz w:val="28"/>
+          <w:szCs w:val="28"/>
+        </w:rPr>
+        <w:t xml:space="preserve">ода, отладчик, интеграция с </w:t>
       </w:r>
       <w:proofErr w:type="spellStart"/>
       <w:r>
@@ -4444,7 +4355,7 @@
           <w:sz w:val="28"/>
           <w:szCs w:val="28"/>
         </w:rPr>
-        <w:t>);</w:t>
+        <w:t>;</w:t>
       </w:r>
     </w:p>
     <w:p>
@@ -4638,7 +4549,6 @@
           <w:sz w:val="28"/>
           <w:szCs w:val="28"/>
         </w:rPr>
-        <w:lastRenderedPageBreak/>
         <w:t xml:space="preserve">отличная интеграция с </w:t>
       </w:r>
       <w:proofErr w:type="spellStart"/>
@@ -4751,7 +4661,39 @@
           <w:sz w:val="28"/>
           <w:szCs w:val="28"/>
         </w:rPr>
-        <w:t>иногда медленная работа с очень большими файлами (хотя стандартные файлы исходного кода открываются мгновенно);</w:t>
+        <w:t>иногда медленная работа с очень большими файлами</w:t>
+      </w:r>
+      <w:r>
+        <w:rPr>
+          <w:rFonts w:ascii="Times New Roman" w:hAnsi="Times New Roman" w:cs="Times New Roman"/>
+          <w:sz w:val="28"/>
+          <w:szCs w:val="28"/>
+        </w:rPr>
+        <w:t xml:space="preserve">, </w:t>
+      </w:r>
+      <w:r>
+        <w:rPr>
+          <w:rFonts w:ascii="Times New Roman" w:hAnsi="Times New Roman" w:cs="Times New Roman"/>
+          <w:sz w:val="28"/>
+          <w:szCs w:val="28"/>
+        </w:rPr>
+        <w:t>хотя стандартные файлы исходного</w:t>
+      </w:r>
+      <w:r>
+        <w:rPr>
+          <w:rFonts w:ascii="Times New Roman" w:hAnsi="Times New Roman" w:cs="Times New Roman"/>
+          <w:sz w:val="28"/>
+          <w:szCs w:val="28"/>
+        </w:rPr>
+        <w:t xml:space="preserve"> кода открываются мгновенно</w:t>
+      </w:r>
+      <w:r>
+        <w:rPr>
+          <w:rFonts w:ascii="Times New Roman" w:hAnsi="Times New Roman" w:cs="Times New Roman"/>
+          <w:sz w:val="28"/>
+          <w:szCs w:val="28"/>
+        </w:rPr>
+        <w:t>;</w:t>
       </w:r>
     </w:p>
     <w:p>
@@ -5003,7 +4945,15 @@
           <w:sz w:val="28"/>
           <w:szCs w:val="28"/>
         </w:rPr>
-        <w:t xml:space="preserve">интеграция с </w:t>
+        <w:t>интегра</w:t>
+      </w:r>
+      <w:r>
+        <w:rPr>
+          <w:rFonts w:ascii="Times New Roman" w:hAnsi="Times New Roman" w:cs="Times New Roman"/>
+          <w:sz w:val="28"/>
+          <w:szCs w:val="28"/>
+        </w:rPr>
+        <w:t xml:space="preserve">ция с </w:t>
       </w:r>
       <w:proofErr w:type="gramStart"/>
       <w:r>
@@ -5039,7 +4989,7 @@
           <w:sz w:val="28"/>
           <w:szCs w:val="28"/>
         </w:rPr>
-        <w:t xml:space="preserve"> (</w:t>
+        <w:t xml:space="preserve">: </w:t>
       </w:r>
       <w:proofErr w:type="spellStart"/>
       <w:r>
@@ -5075,6 +5025,32 @@
           <w:sz w:val="28"/>
           <w:szCs w:val="28"/>
         </w:rPr>
+        <w:t>,</w:t>
+      </w:r>
+      <w:r>
+        <w:rPr>
+          <w:rFonts w:ascii="Times New Roman" w:hAnsi="Times New Roman" w:cs="Times New Roman"/>
+          <w:sz w:val="28"/>
+          <w:szCs w:val="28"/>
+        </w:rPr>
+        <w:t xml:space="preserve"> </w:t>
+      </w:r>
+      <w:proofErr w:type="spellStart"/>
+      <w:r>
+        <w:rPr>
+          <w:rFonts w:ascii="Times New Roman" w:hAnsi="Times New Roman" w:cs="Times New Roman"/>
+          <w:sz w:val="28"/>
+          <w:szCs w:val="28"/>
+        </w:rPr>
+        <w:t>Vue.js</w:t>
+      </w:r>
+      <w:proofErr w:type="spellEnd"/>
+      <w:r>
+        <w:rPr>
+          <w:rFonts w:ascii="Times New Roman" w:hAnsi="Times New Roman" w:cs="Times New Roman"/>
+          <w:sz w:val="28"/>
+          <w:szCs w:val="28"/>
+        </w:rPr>
         <w:t xml:space="preserve">, </w:t>
       </w:r>
       <w:proofErr w:type="spellStart"/>
@@ -5084,24 +5060,6 @@
           <w:sz w:val="28"/>
           <w:szCs w:val="28"/>
         </w:rPr>
-        <w:t>Vue.js</w:t>
-      </w:r>
-      <w:proofErr w:type="spellEnd"/>
-      <w:r>
-        <w:rPr>
-          <w:rFonts w:ascii="Times New Roman" w:hAnsi="Times New Roman" w:cs="Times New Roman"/>
-          <w:sz w:val="28"/>
-          <w:szCs w:val="28"/>
-        </w:rPr>
-        <w:t xml:space="preserve">, </w:t>
-      </w:r>
-      <w:proofErr w:type="spellStart"/>
-      <w:r>
-        <w:rPr>
-          <w:rFonts w:ascii="Times New Roman" w:hAnsi="Times New Roman" w:cs="Times New Roman"/>
-          <w:sz w:val="28"/>
-          <w:szCs w:val="28"/>
-        </w:rPr>
         <w:t>Node.js</w:t>
       </w:r>
       <w:proofErr w:type="spellEnd"/>
@@ -5111,7 +5069,7 @@
           <w:sz w:val="28"/>
           <w:szCs w:val="28"/>
         </w:rPr>
-        <w:t>);</w:t>
+        <w:t>;</w:t>
       </w:r>
     </w:p>
     <w:p>
@@ -5140,6 +5098,7 @@
           <w:sz w:val="28"/>
           <w:szCs w:val="28"/>
         </w:rPr>
+        <w:lastRenderedPageBreak/>
         <w:t>умное</w:t>
       </w:r>
       <w:proofErr w:type="gramEnd"/>
@@ -5385,7 +5344,6 @@
           <w:sz w:val="28"/>
           <w:szCs w:val="28"/>
         </w:rPr>
-        <w:lastRenderedPageBreak/>
         <w:t>высокая скорость работы – редактор почти мгновенно открывается и работает даже с большими файлами, так как написан на C++ и оптимизирован для производительности;</w:t>
       </w:r>
     </w:p>
@@ -5692,7 +5650,16 @@
           <w:sz w:val="28"/>
           <w:szCs w:val="28"/>
         </w:rPr>
-        <w:t xml:space="preserve"> в соответствии с заданием на дипломный проект, а также из-за её бесплатности, широких возможностей расширения и отличной интеграции с выбранным стеком технологий. Наличие большого количества расширений позволяет настроить среду под задачи проекта, включая </w:t>
+        <w:t xml:space="preserve"> в соответствии с заданием на дипломный проект, а также из-за её бесплатности, широких возможностей расширения и отличной интеграции с выбранным стеком технологий. Наличие большого количества расширений </w:t>
+      </w:r>
+      <w:r>
+        <w:rPr>
+          <w:rFonts w:ascii="Times New Roman" w:hAnsi="Times New Roman" w:cs="Times New Roman"/>
+          <w:sz w:val="28"/>
+          <w:szCs w:val="28"/>
+        </w:rPr>
+        <w:lastRenderedPageBreak/>
+        <w:t xml:space="preserve">позволяет настроить среду под задачи проекта, включая </w:t>
       </w:r>
       <w:proofErr w:type="spellStart"/>
       <w:r>
@@ -6008,6 +5975,119 @@
     </w:lvl>
   </w:abstractNum>
   <w:abstractNum w:abstractNumId="2">
+    <w:nsid w:val="0D800706"/>
+    <w:multiLevelType w:val="hybridMultilevel"/>
+    <w:tmpl w:val="51C093C4"/>
+    <w:lvl w:ilvl="0" w:tplc="0419000F">
+      <w:start w:val="1"/>
+      <w:numFmt w:val="decimal"/>
+      <w:lvlText w:val="%1."/>
+      <w:lvlJc w:val="left"/>
+      <w:pPr>
+        <w:ind w:left="1287" w:hanging="360"/>
+      </w:pPr>
+      <w:rPr>
+        <w:rFonts w:hint="default"/>
+      </w:rPr>
+    </w:lvl>
+    <w:lvl w:ilvl="1" w:tplc="04190003" w:tentative="1">
+      <w:start w:val="1"/>
+      <w:numFmt w:val="bullet"/>
+      <w:lvlText w:val="o"/>
+      <w:lvlJc w:val="left"/>
+      <w:pPr>
+        <w:ind w:left="2007" w:hanging="360"/>
+      </w:pPr>
+      <w:rPr>
+        <w:rFonts w:ascii="Courier New" w:hAnsi="Courier New" w:cs="Courier New" w:hint="default"/>
+      </w:rPr>
+    </w:lvl>
+    <w:lvl w:ilvl="2" w:tplc="04190005" w:tentative="1">
+      <w:start w:val="1"/>
+      <w:numFmt w:val="bullet"/>
+      <w:lvlText w:val=""/>
+      <w:lvlJc w:val="left"/>
+      <w:pPr>
+        <w:ind w:left="2727" w:hanging="360"/>
+      </w:pPr>
+      <w:rPr>
+        <w:rFonts w:ascii="Wingdings" w:hAnsi="Wingdings" w:hint="default"/>
+      </w:rPr>
+    </w:lvl>
+    <w:lvl w:ilvl="3" w:tplc="04190001" w:tentative="1">
+      <w:start w:val="1"/>
+      <w:numFmt w:val="bullet"/>
+      <w:lvlText w:val=""/>
+      <w:lvlJc w:val="left"/>
+      <w:pPr>
+        <w:ind w:left="3447" w:hanging="360"/>
+      </w:pPr>
+      <w:rPr>
+        <w:rFonts w:ascii="Symbol" w:hAnsi="Symbol" w:hint="default"/>
+      </w:rPr>
+    </w:lvl>
+    <w:lvl w:ilvl="4" w:tplc="04190003" w:tentative="1">
+      <w:start w:val="1"/>
+      <w:numFmt w:val="bullet"/>
+      <w:lvlText w:val="o"/>
+      <w:lvlJc w:val="left"/>
+      <w:pPr>
+        <w:ind w:left="4167" w:hanging="360"/>
+      </w:pPr>
+      <w:rPr>
+        <w:rFonts w:ascii="Courier New" w:hAnsi="Courier New" w:cs="Courier New" w:hint="default"/>
+      </w:rPr>
+    </w:lvl>
+    <w:lvl w:ilvl="5" w:tplc="04190005" w:tentative="1">
+      <w:start w:val="1"/>
+      <w:numFmt w:val="bullet"/>
+      <w:lvlText w:val=""/>
+      <w:lvlJc w:val="left"/>
+      <w:pPr>
+        <w:ind w:left="4887" w:hanging="360"/>
+      </w:pPr>
+      <w:rPr>
+        <w:rFonts w:ascii="Wingdings" w:hAnsi="Wingdings" w:hint="default"/>
+      </w:rPr>
+    </w:lvl>
+    <w:lvl w:ilvl="6" w:tplc="04190001" w:tentative="1">
+      <w:start w:val="1"/>
+      <w:numFmt w:val="bullet"/>
+      <w:lvlText w:val=""/>
+      <w:lvlJc w:val="left"/>
+      <w:pPr>
+        <w:ind w:left="5607" w:hanging="360"/>
+      </w:pPr>
+      <w:rPr>
+        <w:rFonts w:ascii="Symbol" w:hAnsi="Symbol" w:hint="default"/>
+      </w:rPr>
+    </w:lvl>
+    <w:lvl w:ilvl="7" w:tplc="04190003" w:tentative="1">
+      <w:start w:val="1"/>
+      <w:numFmt w:val="bullet"/>
+      <w:lvlText w:val="o"/>
+      <w:lvlJc w:val="left"/>
+      <w:pPr>
+        <w:ind w:left="6327" w:hanging="360"/>
+      </w:pPr>
+      <w:rPr>
+        <w:rFonts w:ascii="Courier New" w:hAnsi="Courier New" w:cs="Courier New" w:hint="default"/>
+      </w:rPr>
+    </w:lvl>
+    <w:lvl w:ilvl="8" w:tplc="04190005" w:tentative="1">
+      <w:start w:val="1"/>
+      <w:numFmt w:val="bullet"/>
+      <w:lvlText w:val=""/>
+      <w:lvlJc w:val="left"/>
+      <w:pPr>
+        <w:ind w:left="7047" w:hanging="360"/>
+      </w:pPr>
+      <w:rPr>
+        <w:rFonts w:ascii="Wingdings" w:hAnsi="Wingdings" w:hint="default"/>
+      </w:rPr>
+    </w:lvl>
+  </w:abstractNum>
+  <w:abstractNum w:abstractNumId="3">
     <w:nsid w:val="13BD6B35"/>
     <w:multiLevelType w:val="hybridMultilevel"/>
     <w:tmpl w:val="1C00A8AA"/>
@@ -6120,7 +6200,7 @@
       </w:rPr>
     </w:lvl>
   </w:abstractNum>
-  <w:abstractNum w:abstractNumId="3">
+  <w:abstractNum w:abstractNumId="4">
     <w:nsid w:val="13E01DC3"/>
     <w:multiLevelType w:val="hybridMultilevel"/>
     <w:tmpl w:val="DF58D52C"/>
@@ -6233,7 +6313,7 @@
       </w:rPr>
     </w:lvl>
   </w:abstractNum>
-  <w:abstractNum w:abstractNumId="4">
+  <w:abstractNum w:abstractNumId="5">
     <w:nsid w:val="16085780"/>
     <w:multiLevelType w:val="hybridMultilevel"/>
     <w:tmpl w:val="3662D730"/>
@@ -6319,7 +6399,7 @@
       </w:pPr>
     </w:lvl>
   </w:abstractNum>
-  <w:abstractNum w:abstractNumId="5">
+  <w:abstractNum w:abstractNumId="6">
     <w:nsid w:val="1619026C"/>
     <w:multiLevelType w:val="hybridMultilevel"/>
     <w:tmpl w:val="488EBC8E"/>
@@ -6432,7 +6512,7 @@
       </w:rPr>
     </w:lvl>
   </w:abstractNum>
-  <w:abstractNum w:abstractNumId="6">
+  <w:abstractNum w:abstractNumId="7">
     <w:nsid w:val="16FA1E2D"/>
     <w:multiLevelType w:val="hybridMultilevel"/>
     <w:tmpl w:val="9A926A6E"/>
@@ -6545,7 +6625,7 @@
       </w:rPr>
     </w:lvl>
   </w:abstractNum>
-  <w:abstractNum w:abstractNumId="7">
+  <w:abstractNum w:abstractNumId="8">
     <w:nsid w:val="1BF82F7C"/>
     <w:multiLevelType w:val="hybridMultilevel"/>
     <w:tmpl w:val="BA4ED470"/>
@@ -6658,7 +6738,7 @@
       </w:rPr>
     </w:lvl>
   </w:abstractNum>
-  <w:abstractNum w:abstractNumId="8">
+  <w:abstractNum w:abstractNumId="9">
     <w:nsid w:val="1C036230"/>
     <w:multiLevelType w:val="hybridMultilevel"/>
     <w:tmpl w:val="2EF86340"/>
@@ -6771,7 +6851,7 @@
       </w:rPr>
     </w:lvl>
   </w:abstractNum>
-  <w:abstractNum w:abstractNumId="9">
+  <w:abstractNum w:abstractNumId="10">
     <w:nsid w:val="2721674A"/>
     <w:multiLevelType w:val="hybridMultilevel"/>
     <w:tmpl w:val="B0FE7342"/>
@@ -6884,7 +6964,7 @@
       </w:rPr>
     </w:lvl>
   </w:abstractNum>
-  <w:abstractNum w:abstractNumId="10">
+  <w:abstractNum w:abstractNumId="11">
     <w:nsid w:val="33FC7ADA"/>
     <w:multiLevelType w:val="hybridMultilevel"/>
     <w:tmpl w:val="A3D47574"/>
@@ -6997,7 +7077,7 @@
       </w:rPr>
     </w:lvl>
   </w:abstractNum>
-  <w:abstractNum w:abstractNumId="11">
+  <w:abstractNum w:abstractNumId="12">
     <w:nsid w:val="358208E0"/>
     <w:multiLevelType w:val="hybridMultilevel"/>
     <w:tmpl w:val="6888BCEC"/>
@@ -7083,7 +7163,7 @@
       </w:pPr>
     </w:lvl>
   </w:abstractNum>
-  <w:abstractNum w:abstractNumId="12">
+  <w:abstractNum w:abstractNumId="13">
     <w:nsid w:val="436C4C0B"/>
     <w:multiLevelType w:val="hybridMultilevel"/>
     <w:tmpl w:val="FF9227DA"/>
@@ -7196,7 +7276,7 @@
       </w:rPr>
     </w:lvl>
   </w:abstractNum>
-  <w:abstractNum w:abstractNumId="13">
+  <w:abstractNum w:abstractNumId="14">
     <w:nsid w:val="439616E8"/>
     <w:multiLevelType w:val="hybridMultilevel"/>
     <w:tmpl w:val="F7F04398"/>
@@ -7309,7 +7389,7 @@
       </w:rPr>
     </w:lvl>
   </w:abstractNum>
-  <w:abstractNum w:abstractNumId="14">
+  <w:abstractNum w:abstractNumId="15">
     <w:nsid w:val="4804040B"/>
     <w:multiLevelType w:val="hybridMultilevel"/>
     <w:tmpl w:val="6CAA57AC"/>
@@ -7422,7 +7502,7 @@
       </w:rPr>
     </w:lvl>
   </w:abstractNum>
-  <w:abstractNum w:abstractNumId="15">
+  <w:abstractNum w:abstractNumId="16">
     <w:nsid w:val="4AF8408C"/>
     <w:multiLevelType w:val="hybridMultilevel"/>
     <w:tmpl w:val="0010E46C"/>
@@ -7535,7 +7615,7 @@
       </w:rPr>
     </w:lvl>
   </w:abstractNum>
-  <w:abstractNum w:abstractNumId="16">
+  <w:abstractNum w:abstractNumId="17">
     <w:nsid w:val="4BF24D73"/>
     <w:multiLevelType w:val="hybridMultilevel"/>
     <w:tmpl w:val="1660E328"/>
@@ -7648,7 +7728,7 @@
       </w:rPr>
     </w:lvl>
   </w:abstractNum>
-  <w:abstractNum w:abstractNumId="17">
+  <w:abstractNum w:abstractNumId="18">
     <w:nsid w:val="500E6E22"/>
     <w:multiLevelType w:val="hybridMultilevel"/>
     <w:tmpl w:val="96B6665A"/>
@@ -7734,7 +7814,7 @@
       </w:pPr>
     </w:lvl>
   </w:abstractNum>
-  <w:abstractNum w:abstractNumId="18">
+  <w:abstractNum w:abstractNumId="19">
     <w:nsid w:val="624369FA"/>
     <w:multiLevelType w:val="hybridMultilevel"/>
     <w:tmpl w:val="D922AB50"/>
@@ -7847,7 +7927,120 @@
       </w:rPr>
     </w:lvl>
   </w:abstractNum>
-  <w:abstractNum w:abstractNumId="19">
+  <w:abstractNum w:abstractNumId="20">
+    <w:nsid w:val="66505E72"/>
+    <w:multiLevelType w:val="hybridMultilevel"/>
+    <w:tmpl w:val="1FE28CC8"/>
+    <w:lvl w:ilvl="0" w:tplc="04190001">
+      <w:start w:val="1"/>
+      <w:numFmt w:val="bullet"/>
+      <w:lvlText w:val=""/>
+      <w:lvlJc w:val="left"/>
+      <w:pPr>
+        <w:ind w:left="1287" w:hanging="360"/>
+      </w:pPr>
+      <w:rPr>
+        <w:rFonts w:ascii="Symbol" w:hAnsi="Symbol" w:hint="default"/>
+      </w:rPr>
+    </w:lvl>
+    <w:lvl w:ilvl="1" w:tplc="04190003" w:tentative="1">
+      <w:start w:val="1"/>
+      <w:numFmt w:val="bullet"/>
+      <w:lvlText w:val="o"/>
+      <w:lvlJc w:val="left"/>
+      <w:pPr>
+        <w:ind w:left="2007" w:hanging="360"/>
+      </w:pPr>
+      <w:rPr>
+        <w:rFonts w:ascii="Courier New" w:hAnsi="Courier New" w:cs="Courier New" w:hint="default"/>
+      </w:rPr>
+    </w:lvl>
+    <w:lvl w:ilvl="2" w:tplc="04190005" w:tentative="1">
+      <w:start w:val="1"/>
+      <w:numFmt w:val="bullet"/>
+      <w:lvlText w:val=""/>
+      <w:lvlJc w:val="left"/>
+      <w:pPr>
+        <w:ind w:left="2727" w:hanging="360"/>
+      </w:pPr>
+      <w:rPr>
+        <w:rFonts w:ascii="Wingdings" w:hAnsi="Wingdings" w:hint="default"/>
+      </w:rPr>
+    </w:lvl>
+    <w:lvl w:ilvl="3" w:tplc="04190001" w:tentative="1">
+      <w:start w:val="1"/>
+      <w:numFmt w:val="bullet"/>
+      <w:lvlText w:val=""/>
+      <w:lvlJc w:val="left"/>
+      <w:pPr>
+        <w:ind w:left="3447" w:hanging="360"/>
+      </w:pPr>
+      <w:rPr>
+        <w:rFonts w:ascii="Symbol" w:hAnsi="Symbol" w:hint="default"/>
+      </w:rPr>
+    </w:lvl>
+    <w:lvl w:ilvl="4" w:tplc="04190003" w:tentative="1">
+      <w:start w:val="1"/>
+      <w:numFmt w:val="bullet"/>
+      <w:lvlText w:val="o"/>
+      <w:lvlJc w:val="left"/>
+      <w:pPr>
+        <w:ind w:left="4167" w:hanging="360"/>
+      </w:pPr>
+      <w:rPr>
+        <w:rFonts w:ascii="Courier New" w:hAnsi="Courier New" w:cs="Courier New" w:hint="default"/>
+      </w:rPr>
+    </w:lvl>
+    <w:lvl w:ilvl="5" w:tplc="04190005" w:tentative="1">
+      <w:start w:val="1"/>
+      <w:numFmt w:val="bullet"/>
+      <w:lvlText w:val=""/>
+      <w:lvlJc w:val="left"/>
+      <w:pPr>
+        <w:ind w:left="4887" w:hanging="360"/>
+      </w:pPr>
+      <w:rPr>
+        <w:rFonts w:ascii="Wingdings" w:hAnsi="Wingdings" w:hint="default"/>
+      </w:rPr>
+    </w:lvl>
+    <w:lvl w:ilvl="6" w:tplc="04190001" w:tentative="1">
+      <w:start w:val="1"/>
+      <w:numFmt w:val="bullet"/>
+      <w:lvlText w:val=""/>
+      <w:lvlJc w:val="left"/>
+      <w:pPr>
+        <w:ind w:left="5607" w:hanging="360"/>
+      </w:pPr>
+      <w:rPr>
+        <w:rFonts w:ascii="Symbol" w:hAnsi="Symbol" w:hint="default"/>
+      </w:rPr>
+    </w:lvl>
+    <w:lvl w:ilvl="7" w:tplc="04190003" w:tentative="1">
+      <w:start w:val="1"/>
+      <w:numFmt w:val="bullet"/>
+      <w:lvlText w:val="o"/>
+      <w:lvlJc w:val="left"/>
+      <w:pPr>
+        <w:ind w:left="6327" w:hanging="360"/>
+      </w:pPr>
+      <w:rPr>
+        <w:rFonts w:ascii="Courier New" w:hAnsi="Courier New" w:cs="Courier New" w:hint="default"/>
+      </w:rPr>
+    </w:lvl>
+    <w:lvl w:ilvl="8" w:tplc="04190005" w:tentative="1">
+      <w:start w:val="1"/>
+      <w:numFmt w:val="bullet"/>
+      <w:lvlText w:val=""/>
+      <w:lvlJc w:val="left"/>
+      <w:pPr>
+        <w:ind w:left="7047" w:hanging="360"/>
+      </w:pPr>
+      <w:rPr>
+        <w:rFonts w:ascii="Wingdings" w:hAnsi="Wingdings" w:hint="default"/>
+      </w:rPr>
+    </w:lvl>
+  </w:abstractNum>
+  <w:abstractNum w:abstractNumId="21">
     <w:nsid w:val="6D86010B"/>
     <w:multiLevelType w:val="hybridMultilevel"/>
     <w:tmpl w:val="70B43460"/>
@@ -7960,7 +8153,7 @@
       </w:rPr>
     </w:lvl>
   </w:abstractNum>
-  <w:abstractNum w:abstractNumId="20">
+  <w:abstractNum w:abstractNumId="22">
     <w:nsid w:val="6EE229DF"/>
     <w:multiLevelType w:val="hybridMultilevel"/>
     <w:tmpl w:val="3198F224"/>
@@ -8073,7 +8266,7 @@
       </w:rPr>
     </w:lvl>
   </w:abstractNum>
-  <w:abstractNum w:abstractNumId="21">
+  <w:abstractNum w:abstractNumId="23">
     <w:nsid w:val="6FBC45C0"/>
     <w:multiLevelType w:val="hybridMultilevel"/>
     <w:tmpl w:val="32C8A926"/>
@@ -8186,7 +8379,7 @@
       </w:rPr>
     </w:lvl>
   </w:abstractNum>
-  <w:abstractNum w:abstractNumId="22">
+  <w:abstractNum w:abstractNumId="24">
     <w:nsid w:val="74DA1918"/>
     <w:multiLevelType w:val="hybridMultilevel"/>
     <w:tmpl w:val="DB5CFEEE"/>
@@ -8299,7 +8492,7 @@
       </w:rPr>
     </w:lvl>
   </w:abstractNum>
-  <w:abstractNum w:abstractNumId="23">
+  <w:abstractNum w:abstractNumId="25">
     <w:nsid w:val="79807727"/>
     <w:multiLevelType w:val="hybridMultilevel"/>
     <w:tmpl w:val="832A4214"/>
@@ -8385,7 +8578,7 @@
       </w:pPr>
     </w:lvl>
   </w:abstractNum>
-  <w:abstractNum w:abstractNumId="24">
+  <w:abstractNum w:abstractNumId="26">
     <w:nsid w:val="7B960C65"/>
     <w:multiLevelType w:val="hybridMultilevel"/>
     <w:tmpl w:val="83C806E2"/>
@@ -8498,7 +8691,7 @@
       </w:rPr>
     </w:lvl>
   </w:abstractNum>
-  <w:abstractNum w:abstractNumId="25">
+  <w:abstractNum w:abstractNumId="27">
     <w:nsid w:val="7C4D7284"/>
     <w:multiLevelType w:val="hybridMultilevel"/>
     <w:tmpl w:val="1F160E7C"/>
@@ -8612,82 +8805,88 @@
     </w:lvl>
   </w:abstractNum>
   <w:num w:numId="1">
-    <w:abstractNumId w:val="2"/>
+    <w:abstractNumId w:val="3"/>
   </w:num>
   <w:num w:numId="2">
+    <w:abstractNumId w:val="6"/>
+  </w:num>
+  <w:num w:numId="3">
+    <w:abstractNumId w:val="21"/>
+  </w:num>
+  <w:num w:numId="4">
+    <w:abstractNumId w:val="17"/>
+  </w:num>
+  <w:num w:numId="5">
+    <w:abstractNumId w:val="13"/>
+  </w:num>
+  <w:num w:numId="6">
+    <w:abstractNumId w:val="22"/>
+  </w:num>
+  <w:num w:numId="7">
+    <w:abstractNumId w:val="18"/>
+  </w:num>
+  <w:num w:numId="8">
+    <w:abstractNumId w:val="12"/>
+  </w:num>
+  <w:num w:numId="9">
+    <w:abstractNumId w:val="25"/>
+  </w:num>
+  <w:num w:numId="10">
     <w:abstractNumId w:val="5"/>
   </w:num>
-  <w:num w:numId="3">
-    <w:abstractNumId w:val="19"/>
-  </w:num>
-  <w:num w:numId="4">
+  <w:num w:numId="11">
     <w:abstractNumId w:val="16"/>
   </w:num>
-  <w:num w:numId="5">
-    <w:abstractNumId w:val="12"/>
-  </w:num>
-  <w:num w:numId="6">
-    <w:abstractNumId w:val="20"/>
-  </w:num>
-  <w:num w:numId="7">
-    <w:abstractNumId w:val="17"/>
-  </w:num>
-  <w:num w:numId="8">
-    <w:abstractNumId w:val="11"/>
-  </w:num>
-  <w:num w:numId="9">
-    <w:abstractNumId w:val="23"/>
-  </w:num>
-  <w:num w:numId="10">
-    <w:abstractNumId w:val="4"/>
-  </w:num>
-  <w:num w:numId="11">
-    <w:abstractNumId w:val="15"/>
-  </w:num>
   <w:num w:numId="12">
-    <w:abstractNumId w:val="13"/>
+    <w:abstractNumId w:val="14"/>
   </w:num>
   <w:num w:numId="13">
-    <w:abstractNumId w:val="9"/>
+    <w:abstractNumId w:val="10"/>
   </w:num>
   <w:num w:numId="14">
     <w:abstractNumId w:val="1"/>
   </w:num>
   <w:num w:numId="15">
-    <w:abstractNumId w:val="22"/>
+    <w:abstractNumId w:val="24"/>
   </w:num>
   <w:num w:numId="16">
-    <w:abstractNumId w:val="8"/>
+    <w:abstractNumId w:val="9"/>
   </w:num>
   <w:num w:numId="17">
     <w:abstractNumId w:val="0"/>
   </w:num>
   <w:num w:numId="18">
+    <w:abstractNumId w:val="8"/>
+  </w:num>
+  <w:num w:numId="19">
+    <w:abstractNumId w:val="11"/>
+  </w:num>
+  <w:num w:numId="20">
+    <w:abstractNumId w:val="26"/>
+  </w:num>
+  <w:num w:numId="21">
     <w:abstractNumId w:val="7"/>
   </w:num>
-  <w:num w:numId="19">
-    <w:abstractNumId w:val="10"/>
-  </w:num>
-  <w:num w:numId="20">
-    <w:abstractNumId w:val="24"/>
-  </w:num>
-  <w:num w:numId="21">
-    <w:abstractNumId w:val="6"/>
-  </w:num>
   <w:num w:numId="22">
-    <w:abstractNumId w:val="14"/>
+    <w:abstractNumId w:val="15"/>
   </w:num>
   <w:num w:numId="23">
-    <w:abstractNumId w:val="21"/>
+    <w:abstractNumId w:val="23"/>
   </w:num>
   <w:num w:numId="24">
-    <w:abstractNumId w:val="3"/>
+    <w:abstractNumId w:val="4"/>
   </w:num>
   <w:num w:numId="25">
-    <w:abstractNumId w:val="25"/>
+    <w:abstractNumId w:val="27"/>
   </w:num>
   <w:num w:numId="26">
-    <w:abstractNumId w:val="18"/>
+    <w:abstractNumId w:val="19"/>
+  </w:num>
+  <w:num w:numId="27">
+    <w:abstractNumId w:val="20"/>
+  </w:num>
+  <w:num w:numId="28">
+    <w:abstractNumId w:val="2"/>
   </w:num>
 </w:numbering>
 </file>

--- a/docs/Аналитический обзор.docx
+++ b/docs/Аналитический обзор.docx
@@ -439,33 +439,55 @@
           <w:sz w:val="28"/>
           <w:szCs w:val="28"/>
         </w:rPr>
-        <w:t xml:space="preserve">При переходе на детальную страницу книги пользователь видит полную информацию: описание сюжета, автора, жанр, год издания, количество страниц, издательство, средний рейтинг сайта в виде звёзд и числа, а также распределение </w:t>
-      </w:r>
-      <w:proofErr w:type="gramStart"/>
-      <w:r>
-        <w:rPr>
-          <w:rFonts w:ascii="Times New Roman" w:hAnsi="Times New Roman" w:cs="Times New Roman"/>
-          <w:sz w:val="28"/>
-          <w:szCs w:val="28"/>
-        </w:rPr>
-        <w:t>оценок</w:t>
-      </w:r>
-      <w:proofErr w:type="gramEnd"/>
-      <w:r>
-        <w:rPr>
-          <w:rFonts w:ascii="Times New Roman" w:hAnsi="Times New Roman" w:cs="Times New Roman"/>
-          <w:sz w:val="28"/>
-          <w:szCs w:val="28"/>
-        </w:rPr>
-        <w:t xml:space="preserve"> сколько пользователей</w:t>
-      </w:r>
-      <w:r>
-        <w:rPr>
-          <w:rFonts w:ascii="Times New Roman" w:hAnsi="Times New Roman" w:cs="Times New Roman"/>
-          <w:sz w:val="28"/>
-          <w:szCs w:val="28"/>
-        </w:rPr>
-        <w:t xml:space="preserve"> поставили 5, 4, 3, 2, 1 звезду</w:t>
+        <w:t>При переходе на детальную страницу книги пользователь видит полную информацию: описание сюжета, автора, жанр, год издания, количество страниц, издательство, средний рейтинг сайта в виде звёзд и числа, а также распределение оценок</w:t>
+      </w:r>
+      <w:r>
+        <w:rPr>
+          <w:rFonts w:ascii="Times New Roman" w:hAnsi="Times New Roman" w:cs="Times New Roman"/>
+          <w:sz w:val="28"/>
+          <w:szCs w:val="28"/>
+        </w:rPr>
+        <w:t>:</w:t>
+      </w:r>
+      <w:r>
+        <w:rPr>
+          <w:rFonts w:ascii="Times New Roman" w:hAnsi="Times New Roman" w:cs="Times New Roman"/>
+          <w:sz w:val="28"/>
+          <w:szCs w:val="28"/>
+        </w:rPr>
+        <w:t xml:space="preserve"> </w:t>
+      </w:r>
+      <w:r>
+        <w:rPr>
+          <w:rFonts w:ascii="Times New Roman" w:hAnsi="Times New Roman" w:cs="Times New Roman"/>
+          <w:sz w:val="28"/>
+          <w:szCs w:val="28"/>
+        </w:rPr>
+        <w:t>количество</w:t>
+      </w:r>
+      <w:r>
+        <w:rPr>
+          <w:rFonts w:ascii="Times New Roman" w:hAnsi="Times New Roman" w:cs="Times New Roman"/>
+          <w:sz w:val="28"/>
+          <w:szCs w:val="28"/>
+        </w:rPr>
+        <w:t xml:space="preserve"> пользователей</w:t>
+      </w:r>
+      <w:r>
+        <w:rPr>
+          <w:rFonts w:ascii="Times New Roman" w:hAnsi="Times New Roman" w:cs="Times New Roman"/>
+          <w:sz w:val="28"/>
+          <w:szCs w:val="28"/>
+        </w:rPr>
+        <w:t>, поставивших</w:t>
+      </w:r>
+      <w:r>
+        <w:rPr>
+          <w:rFonts w:ascii="Times New Roman" w:hAnsi="Times New Roman" w:cs="Times New Roman"/>
+          <w:sz w:val="28"/>
+          <w:szCs w:val="28"/>
+        </w:rPr>
+        <w:t xml:space="preserve"> 5, 4, 3, 2, 1 звезду</w:t>
       </w:r>
       <w:r>
         <w:rPr>
@@ -501,7 +523,31 @@
           <w:sz w:val="28"/>
           <w:szCs w:val="28"/>
         </w:rPr>
-        <w:t>Пользователи могут искать книги по названию или автору через поле поиска. Результаты поиска отображаются в виде сетки карточек. Также доступна фильтрация книг по жанрам, году выпуска и среднему рейтингу. Результаты можно сортировать по популярности, дате добавления, рейтингу, названию или году выпуска в порядке возрастания или убывания.</w:t>
+        <w:t xml:space="preserve">Пользователи могут искать книги по названию или автору через поле поиска. Результаты поиска отображаются в виде сетки карточек. Также доступна фильтрация книг по жанрам, году выпуска и среднему рейтингу. Результаты можно сортировать по </w:t>
+      </w:r>
+      <w:r>
+        <w:rPr>
+          <w:rFonts w:ascii="Times New Roman" w:hAnsi="Times New Roman" w:cs="Times New Roman"/>
+          <w:sz w:val="28"/>
+          <w:szCs w:val="28"/>
+        </w:rPr>
+        <w:t>популярности,</w:t>
+      </w:r>
+      <w:r>
+        <w:rPr>
+          <w:rFonts w:ascii="Times New Roman" w:hAnsi="Times New Roman" w:cs="Times New Roman"/>
+          <w:sz w:val="28"/>
+          <w:szCs w:val="28"/>
+        </w:rPr>
+        <w:t xml:space="preserve"> сформулированной на основе количества добавлений книги в личные подборки пользователей</w:t>
+      </w:r>
+      <w:r>
+        <w:rPr>
+          <w:rFonts w:ascii="Times New Roman" w:hAnsi="Times New Roman" w:cs="Times New Roman"/>
+          <w:sz w:val="28"/>
+          <w:szCs w:val="28"/>
+        </w:rPr>
+        <w:t>, дате добавления, рейтингу, названию или году выпуска в порядке возрастания или убывания.</w:t>
       </w:r>
     </w:p>
     <w:p>
@@ -576,7 +622,16 @@
           <w:sz w:val="28"/>
           <w:szCs w:val="28"/>
         </w:rPr>
-        <w:t>. Также реализована возможность восстановления пароля через электронную почту и ограничение количества неудачных попыток входа.</w:t>
+        <w:t xml:space="preserve">. Также </w:t>
+      </w:r>
+      <w:r>
+        <w:rPr>
+          <w:rFonts w:ascii="Times New Roman" w:hAnsi="Times New Roman" w:cs="Times New Roman"/>
+          <w:sz w:val="28"/>
+          <w:szCs w:val="28"/>
+        </w:rPr>
+        <w:lastRenderedPageBreak/>
+        <w:t>реализована возможность восстановления пароля через электронную почту и ограничение количества неудачных попыток входа.</w:t>
       </w:r>
     </w:p>
     <w:p>
@@ -605,8 +660,23 @@
           <w:sz w:val="28"/>
           <w:szCs w:val="28"/>
         </w:rPr>
-        <w:lastRenderedPageBreak/>
         <w:t>Авторизованные пользователи могут оценивать книги по пятибалльной шкале. Свою оценку можно изменить или удалить в любой момент. На странице книги отображается средний рейтинг на основе всех оценок пользователей и распределение оценок в виде процентных шкал.</w:t>
+      </w:r>
+      <w:r>
+        <w:rPr>
+          <w:rFonts w:ascii="Times New Roman" w:hAnsi="Times New Roman" w:cs="Times New Roman"/>
+          <w:sz w:val="28"/>
+          <w:szCs w:val="28"/>
+        </w:rPr>
+        <w:t xml:space="preserve"> Процентные шкалы показывают долю каждой оценки среди всех выставленных оценок, что </w:t>
+      </w:r>
+      <w:r>
+        <w:rPr>
+          <w:rFonts w:ascii="Times New Roman" w:hAnsi="Times New Roman" w:cs="Times New Roman"/>
+          <w:sz w:val="28"/>
+          <w:szCs w:val="28"/>
+        </w:rPr>
+        <w:t>позволяет наглядно увидеть, какую долю от общего числа пользователей, оценивших книгу, составляют те, кто поставил высокие или низкие баллы.</w:t>
       </w:r>
     </w:p>
     <w:p>
@@ -866,7 +936,16 @@
           <w:sz w:val="28"/>
           <w:szCs w:val="28"/>
         </w:rPr>
-        <w:t>, на специальной странице в административной панели, одобрять или отклонять их с указанием причины. При отклонении рецензии пользователь получает уведомление с указанием причины отказа, что позволяет ему понять, какие именно правки необходимо внести.</w:t>
+        <w:t xml:space="preserve">, на специальной странице в административной панели, одобрять или отклонять их с указанием причины. При отклонении рецензии </w:t>
+      </w:r>
+      <w:r>
+        <w:rPr>
+          <w:rFonts w:ascii="Times New Roman" w:hAnsi="Times New Roman" w:cs="Times New Roman"/>
+          <w:sz w:val="28"/>
+          <w:szCs w:val="28"/>
+        </w:rPr>
+        <w:lastRenderedPageBreak/>
+        <w:t>пользователь получает уведомление с указанием причины отказа, что позволяет ему понять, какие именно правки необходимо внести.</w:t>
       </w:r>
     </w:p>
     <w:p>
@@ -902,7 +981,7 @@
         <w:pStyle w:val="a3"/>
         <w:numPr>
           <w:ilvl w:val="0"/>
-          <w:numId w:val="9"/>
+          <w:numId w:val="29"/>
         </w:numPr>
         <w:tabs>
           <w:tab w:val="left" w:pos="1134"/>
@@ -947,16 +1026,7 @@
           <w:sz w:val="28"/>
           <w:szCs w:val="28"/>
         </w:rPr>
-        <w:t xml:space="preserve">название, автор, описание, год </w:t>
-      </w:r>
-      <w:r>
-        <w:rPr>
-          <w:rFonts w:ascii="Times New Roman" w:hAnsi="Times New Roman" w:cs="Times New Roman"/>
-          <w:sz w:val="28"/>
-          <w:szCs w:val="28"/>
-        </w:rPr>
-        <w:lastRenderedPageBreak/>
-        <w:t>издания, к</w:t>
+        <w:t>название, автор, описание, год издания, к</w:t>
       </w:r>
       <w:r>
         <w:rPr>
@@ -989,7 +1059,7 @@
         <w:pStyle w:val="a3"/>
         <w:numPr>
           <w:ilvl w:val="0"/>
-          <w:numId w:val="9"/>
+          <w:numId w:val="29"/>
         </w:numPr>
         <w:tabs>
           <w:tab w:val="left" w:pos="1134"/>
@@ -1275,7 +1345,16 @@
           <w:sz w:val="28"/>
           <w:szCs w:val="28"/>
         </w:rPr>
-        <w:t xml:space="preserve">, кнопки для добавления книги на личную полку и кнопку для написания рецензии. В рецензиях отображается имя автора, оценка, текст, дата публикации, количество </w:t>
+        <w:t xml:space="preserve">, </w:t>
+      </w:r>
+      <w:r>
+        <w:rPr>
+          <w:rFonts w:ascii="Times New Roman" w:hAnsi="Times New Roman" w:cs="Times New Roman"/>
+          <w:sz w:val="28"/>
+          <w:szCs w:val="28"/>
+        </w:rPr>
+        <w:lastRenderedPageBreak/>
+        <w:t xml:space="preserve">кнопки для добавления книги на личную полку и кнопку для написания рецензии. В рецензиях отображается имя автора, оценка, текст, дата публикации, количество </w:t>
       </w:r>
       <w:proofErr w:type="spellStart"/>
       <w:r>
@@ -1355,16 +1434,7 @@
           <w:sz w:val="28"/>
           <w:szCs w:val="28"/>
         </w:rPr>
-        <w:t xml:space="preserve">Страница форума содержит список категорий с количеством тем и сообщений в каждой категории, а также блок активных обсуждений. При </w:t>
-      </w:r>
-      <w:r>
-        <w:rPr>
-          <w:rFonts w:ascii="Times New Roman" w:hAnsi="Times New Roman" w:cs="Times New Roman"/>
-          <w:sz w:val="28"/>
-          <w:szCs w:val="28"/>
-        </w:rPr>
-        <w:lastRenderedPageBreak/>
-        <w:t>переходе в категорию отображаются закреплённые и обычные темы с информацией об авторе, количестве ответов, просмотров и дате последнего сообщения.</w:t>
+        <w:t>Страница форума содержит список категорий с количеством тем и сообщений в каждой категории, а также блок активных обсуждений. При переходе в категорию отображаются закреплённые и обычные темы с информацией об авторе, количестве ответов, просмотров и дате последнего сообщения.</w:t>
       </w:r>
     </w:p>
     <w:p>
@@ -1506,7 +1576,15 @@
           <w:sz w:val="28"/>
           <w:szCs w:val="28"/>
         </w:rPr>
-        <w:t xml:space="preserve">и, биографии и загрузки </w:t>
+        <w:t>и, биографии,</w:t>
+      </w:r>
+      <w:r>
+        <w:rPr>
+          <w:rFonts w:ascii="Times New Roman" w:hAnsi="Times New Roman" w:cs="Times New Roman"/>
+          <w:sz w:val="28"/>
+          <w:szCs w:val="28"/>
+        </w:rPr>
+        <w:t xml:space="preserve"> загрузки </w:t>
       </w:r>
       <w:proofErr w:type="spellStart"/>
       <w:r>
@@ -1683,7 +1761,16 @@
           <w:sz w:val="28"/>
           <w:szCs w:val="28"/>
         </w:rPr>
-        <w:t xml:space="preserve">», «Жанры», «Рецензии», «Форум», </w:t>
+        <w:t xml:space="preserve">», </w:t>
+      </w:r>
+      <w:r>
+        <w:rPr>
+          <w:rFonts w:ascii="Times New Roman" w:hAnsi="Times New Roman" w:cs="Times New Roman"/>
+          <w:sz w:val="28"/>
+          <w:szCs w:val="28"/>
+        </w:rPr>
+        <w:lastRenderedPageBreak/>
+        <w:t xml:space="preserve">«Жанры», «Рецензии», «Форум», </w:t>
       </w:r>
       <w:r>
         <w:rPr>
@@ -1785,7 +1872,15 @@
           <w:szCs w:val="28"/>
           <w:lang w:val="en-US"/>
         </w:rPr>
-        <w:t xml:space="preserve">JavaScript, </w:t>
+        <w:t>JavaScript</w:t>
+      </w:r>
+      <w:r>
+        <w:rPr>
+          <w:rFonts w:ascii="Times New Roman" w:hAnsi="Times New Roman" w:cs="Times New Roman"/>
+          <w:sz w:val="28"/>
+          <w:szCs w:val="28"/>
+        </w:rPr>
+        <w:t xml:space="preserve">, </w:t>
       </w:r>
       <w:proofErr w:type="spellStart"/>
       <w:r>
@@ -1803,9 +1898,17 @@
           <w:rFonts w:ascii="Times New Roman" w:hAnsi="Times New Roman" w:cs="Times New Roman"/>
           <w:sz w:val="28"/>
           <w:szCs w:val="28"/>
+        </w:rPr>
+        <w:t xml:space="preserve">, </w:t>
+      </w:r>
+      <w:r>
+        <w:rPr>
+          <w:rFonts w:ascii="Times New Roman" w:hAnsi="Times New Roman" w:cs="Times New Roman"/>
+          <w:sz w:val="28"/>
+          <w:szCs w:val="28"/>
           <w:lang w:val="en-US"/>
         </w:rPr>
-        <w:t>, Python</w:t>
+        <w:t>Python</w:t>
       </w:r>
       <w:r>
         <w:rPr>
@@ -2440,7 +2543,23 @@
           <w:sz w:val="28"/>
           <w:szCs w:val="28"/>
         </w:rPr>
-        <w:t>отает точнее, навигация по коду</w:t>
+        <w:t>отает точнее,</w:t>
+      </w:r>
+      <w:r>
+        <w:rPr>
+          <w:rFonts w:ascii="Times New Roman" w:hAnsi="Times New Roman" w:cs="Times New Roman"/>
+          <w:sz w:val="28"/>
+          <w:szCs w:val="28"/>
+        </w:rPr>
+        <w:t xml:space="preserve"> а также присутствует</w:t>
+      </w:r>
+      <w:r>
+        <w:rPr>
+          <w:rFonts w:ascii="Times New Roman" w:hAnsi="Times New Roman" w:cs="Times New Roman"/>
+          <w:sz w:val="28"/>
+          <w:szCs w:val="28"/>
+        </w:rPr>
+        <w:t xml:space="preserve"> навигация по коду</w:t>
       </w:r>
       <w:r>
         <w:rPr>
@@ -3051,6 +3170,14 @@
           <w:sz w:val="28"/>
           <w:szCs w:val="28"/>
         </w:rPr>
+        <w:t xml:space="preserve"> из-за блокировки интерпретатора, которая не позволяет одновременно выполнять несколько потоков на уровне процессора</w:t>
+      </w:r>
+      <w:r>
+        <w:rPr>
+          <w:rFonts w:ascii="Times New Roman" w:hAnsi="Times New Roman" w:cs="Times New Roman"/>
+          <w:sz w:val="28"/>
+          <w:szCs w:val="28"/>
+        </w:rPr>
         <w:t>.</w:t>
       </w:r>
     </w:p>
@@ -3135,7 +3262,15 @@
           <w:sz w:val="28"/>
           <w:szCs w:val="28"/>
         </w:rPr>
-        <w:t xml:space="preserve">. Данное решение обусловлено необходимостью быстрой разработки в ограниченные сроки, а также тем, что проект не является </w:t>
+        <w:t xml:space="preserve">. Данное решение обусловлено тем, что </w:t>
+      </w:r>
+      <w:r>
+        <w:rPr>
+          <w:rFonts w:ascii="Times New Roman" w:hAnsi="Times New Roman" w:cs="Times New Roman"/>
+          <w:sz w:val="28"/>
+          <w:szCs w:val="28"/>
+        </w:rPr>
+        <w:t xml:space="preserve">проект не требует строгой статической типизации, которая в </w:t>
       </w:r>
       <w:proofErr w:type="spellStart"/>
       <w:r>
@@ -3143,8 +3278,9 @@
           <w:rFonts w:ascii="Times New Roman" w:hAnsi="Times New Roman" w:cs="Times New Roman"/>
           <w:sz w:val="28"/>
           <w:szCs w:val="28"/>
-        </w:rPr>
-        <w:t>сверхмасштабным</w:t>
+          <w:lang w:val="en-US"/>
+        </w:rPr>
+        <w:t>TypeScript</w:t>
       </w:r>
       <w:proofErr w:type="spellEnd"/>
       <w:r>
@@ -3153,7 +3289,40 @@
           <w:sz w:val="28"/>
           <w:szCs w:val="28"/>
         </w:rPr>
-        <w:t xml:space="preserve">, где статическая типизация стала бы критическим преимуществом. Возможность писать и клиентскую, и серверную части на одном языке, а также огромная экосистема библиотек делают </w:t>
+        <w:t xml:space="preserve"> </w:t>
+      </w:r>
+      <w:r>
+        <w:rPr>
+          <w:rFonts w:ascii="Times New Roman" w:hAnsi="Times New Roman" w:cs="Times New Roman"/>
+          <w:sz w:val="28"/>
+          <w:szCs w:val="28"/>
+        </w:rPr>
+        <w:t xml:space="preserve">дала бы преимущества только на очень больших объёмах кода. Возможность писать и клиентскую, и серверную часть на одном языке, а также огромная экосистема библиотек делают </w:t>
+      </w:r>
+      <w:r>
+        <w:rPr>
+          <w:rFonts w:ascii="Times New Roman" w:hAnsi="Times New Roman" w:cs="Times New Roman"/>
+          <w:sz w:val="28"/>
+          <w:szCs w:val="28"/>
+          <w:lang w:val="en-US"/>
+        </w:rPr>
+        <w:t>JavaScript</w:t>
+      </w:r>
+      <w:r>
+        <w:rPr>
+          <w:rFonts w:ascii="Times New Roman" w:hAnsi="Times New Roman" w:cs="Times New Roman"/>
+          <w:sz w:val="28"/>
+          <w:szCs w:val="28"/>
+        </w:rPr>
+        <w:t xml:space="preserve"> </w:t>
+      </w:r>
+      <w:r>
+        <w:rPr>
+          <w:rFonts w:ascii="Times New Roman" w:hAnsi="Times New Roman" w:cs="Times New Roman"/>
+          <w:sz w:val="28"/>
+          <w:szCs w:val="28"/>
+        </w:rPr>
+        <w:t xml:space="preserve">оптимальным выбором для реализации сайта для </w:t>
       </w:r>
       <w:proofErr w:type="spellStart"/>
       <w:r>
@@ -3162,7 +3331,7 @@
           <w:sz w:val="28"/>
           <w:szCs w:val="28"/>
         </w:rPr>
-        <w:t>JavaScript</w:t>
+        <w:t>книгоманов</w:t>
       </w:r>
       <w:proofErr w:type="spellEnd"/>
       <w:r>
@@ -3171,7 +3340,44 @@
           <w:sz w:val="28"/>
           <w:szCs w:val="28"/>
         </w:rPr>
-        <w:t xml:space="preserve"> оптимальным выбором для реализации сайта для </w:t>
+        <w:t>.</w:t>
+      </w:r>
+    </w:p>
+    <w:p>
+      <w:pPr>
+        <w:spacing w:after="0" w:line="360" w:lineRule="auto"/>
+        <w:ind w:firstLine="567"/>
+        <w:jc w:val="both"/>
+        <w:rPr>
+          <w:rFonts w:ascii="Times New Roman" w:hAnsi="Times New Roman" w:cs="Times New Roman"/>
+          <w:sz w:val="28"/>
+          <w:szCs w:val="28"/>
+        </w:rPr>
+      </w:pPr>
+      <w:r>
+        <w:rPr>
+          <w:rFonts w:ascii="Times New Roman" w:hAnsi="Times New Roman" w:cs="Times New Roman"/>
+          <w:sz w:val="28"/>
+          <w:szCs w:val="28"/>
+        </w:rPr>
+        <w:t xml:space="preserve">После выбора языка программирования необходимо определиться со средой выполнения кода на сервере. От этого зависит производительность обработки запросов и удобство разработки. В рамках проекта рассматривались </w:t>
+      </w:r>
+      <w:r>
+        <w:rPr>
+          <w:rFonts w:ascii="Times New Roman" w:hAnsi="Times New Roman" w:cs="Times New Roman"/>
+          <w:sz w:val="28"/>
+          <w:szCs w:val="28"/>
+          <w:lang w:val="en-US"/>
+        </w:rPr>
+        <w:t>Node</w:t>
+      </w:r>
+      <w:r>
+        <w:rPr>
+          <w:rFonts w:ascii="Times New Roman" w:hAnsi="Times New Roman" w:cs="Times New Roman"/>
+          <w:sz w:val="28"/>
+          <w:szCs w:val="28"/>
+        </w:rPr>
+        <w:t>.</w:t>
       </w:r>
       <w:proofErr w:type="spellStart"/>
       <w:r>
@@ -3179,47 +3385,11 @@
           <w:rFonts w:ascii="Times New Roman" w:hAnsi="Times New Roman" w:cs="Times New Roman"/>
           <w:sz w:val="28"/>
           <w:szCs w:val="28"/>
-        </w:rPr>
-        <w:t>книгоманов</w:t>
+          <w:lang w:val="en-US"/>
+        </w:rPr>
+        <w:t>js</w:t>
       </w:r>
       <w:proofErr w:type="spellEnd"/>
-      <w:r>
-        <w:rPr>
-          <w:rFonts w:ascii="Times New Roman" w:hAnsi="Times New Roman" w:cs="Times New Roman"/>
-          <w:sz w:val="28"/>
-          <w:szCs w:val="28"/>
-        </w:rPr>
-        <w:t>.</w:t>
-      </w:r>
-    </w:p>
-    <w:p>
-      <w:pPr>
-        <w:spacing w:after="0" w:line="360" w:lineRule="auto"/>
-        <w:ind w:firstLine="567"/>
-        <w:jc w:val="both"/>
-        <w:rPr>
-          <w:rFonts w:ascii="Times New Roman" w:hAnsi="Times New Roman" w:cs="Times New Roman"/>
-          <w:sz w:val="28"/>
-          <w:szCs w:val="28"/>
-        </w:rPr>
-      </w:pPr>
-      <w:r>
-        <w:rPr>
-          <w:rFonts w:ascii="Times New Roman" w:hAnsi="Times New Roman" w:cs="Times New Roman"/>
-          <w:sz w:val="28"/>
-          <w:szCs w:val="28"/>
-        </w:rPr>
-        <w:t xml:space="preserve">После выбора языка программирования необходимо определиться со средой выполнения кода на сервере. От этого зависит производительность обработки запросов и удобство разработки. В рамках проекта рассматривались </w:t>
-      </w:r>
-      <w:r>
-        <w:rPr>
-          <w:rFonts w:ascii="Times New Roman" w:hAnsi="Times New Roman" w:cs="Times New Roman"/>
-          <w:sz w:val="28"/>
-          <w:szCs w:val="28"/>
-          <w:lang w:val="en-US"/>
-        </w:rPr>
-        <w:t>Node.js</w:t>
-      </w:r>
       <w:r>
         <w:rPr>
           <w:rFonts w:ascii="Times New Roman" w:hAnsi="Times New Roman" w:cs="Times New Roman"/>
@@ -3453,16 +3623,14 @@
         </w:rPr>
         <w:t xml:space="preserve">огромное количество </w:t>
       </w:r>
-      <w:proofErr w:type="gramStart"/>
-      <w:r>
-        <w:rPr>
-          <w:rFonts w:ascii="Times New Roman" w:hAnsi="Times New Roman" w:cs="Times New Roman"/>
-          <w:sz w:val="28"/>
-          <w:szCs w:val="28"/>
-        </w:rPr>
-        <w:t>пакетов</w:t>
-      </w:r>
-      <w:proofErr w:type="gramEnd"/>
+      <w:r>
+        <w:rPr>
+          <w:rFonts w:ascii="Times New Roman" w:hAnsi="Times New Roman" w:cs="Times New Roman"/>
+          <w:sz w:val="28"/>
+          <w:szCs w:val="28"/>
+        </w:rPr>
+        <w:t>пакетов,</w:t>
+      </w:r>
       <w:r>
         <w:rPr>
           <w:rFonts w:ascii="Times New Roman" w:hAnsi="Times New Roman" w:cs="Times New Roman"/>
@@ -4411,7 +4579,7 @@
           <w:sz w:val="28"/>
           <w:szCs w:val="28"/>
         </w:rPr>
-        <w:t xml:space="preserve">поддержка </w:t>
+        <w:t xml:space="preserve">встроенная поддержка системы контроля версий </w:t>
       </w:r>
       <w:proofErr w:type="spellStart"/>
       <w:r>
@@ -4419,6 +4587,7 @@
           <w:rFonts w:ascii="Times New Roman" w:hAnsi="Times New Roman" w:cs="Times New Roman"/>
           <w:sz w:val="28"/>
           <w:szCs w:val="28"/>
+          <w:lang w:val="en-US"/>
         </w:rPr>
         <w:t>Git</w:t>
       </w:r>
@@ -4429,7 +4598,7 @@
           <w:sz w:val="28"/>
           <w:szCs w:val="28"/>
         </w:rPr>
-        <w:t xml:space="preserve"> из коробки – визуальное отображение изменений, управление ветками, разрешение конфликтов;</w:t>
+        <w:t xml:space="preserve"> – визуальное отображение изменений, управление ветками, разрешение конфликтов;</w:t>
       </w:r>
     </w:p>
     <w:p>
@@ -5641,7 +5810,15 @@
           <w:sz w:val="28"/>
           <w:szCs w:val="28"/>
         </w:rPr>
-        <w:t>Code</w:t>
+        <w:t>C</w:t>
+      </w:r>
+      <w:r>
+        <w:rPr>
+          <w:rFonts w:ascii="Times New Roman" w:hAnsi="Times New Roman" w:cs="Times New Roman"/>
+          <w:sz w:val="28"/>
+          <w:szCs w:val="28"/>
+        </w:rPr>
+        <w:t>ode</w:t>
       </w:r>
       <w:proofErr w:type="spellEnd"/>
       <w:r>
@@ -5650,8 +5827,39 @@
           <w:sz w:val="28"/>
           <w:szCs w:val="28"/>
         </w:rPr>
-        <w:t xml:space="preserve"> в соответствии с заданием на дипломный проект, а также из-за её бесплатности, широких возможностей расширения и отличной интеграции с выбранным стеком технологий. Наличие большого количества расширений </w:t>
-      </w:r>
+        <w:t xml:space="preserve"> из-за её бесплатности, широких возможностей расширения, встроенной поддержки </w:t>
+      </w:r>
+      <w:proofErr w:type="spellStart"/>
+      <w:r>
+        <w:rPr>
+          <w:rFonts w:ascii="Times New Roman" w:hAnsi="Times New Roman" w:cs="Times New Roman"/>
+          <w:sz w:val="28"/>
+          <w:szCs w:val="28"/>
+          <w:lang w:val="en-US"/>
+        </w:rPr>
+        <w:t>Git</w:t>
+      </w:r>
+      <w:proofErr w:type="spellEnd"/>
+      <w:r>
+        <w:rPr>
+          <w:rFonts w:ascii="Times New Roman" w:hAnsi="Times New Roman" w:cs="Times New Roman"/>
+          <w:sz w:val="28"/>
+          <w:szCs w:val="28"/>
+        </w:rPr>
+        <w:t>, наличия удобного терминала и отладчика, а также отличной интеграции с выбранным стеком технологий.</w:t>
+      </w:r>
+    </w:p>
+    <w:p>
+      <w:pPr>
+        <w:spacing w:after="0" w:line="360" w:lineRule="auto"/>
+        <w:ind w:firstLine="567"/>
+        <w:jc w:val="both"/>
+        <w:rPr>
+          <w:rFonts w:ascii="Times New Roman" w:hAnsi="Times New Roman" w:cs="Times New Roman"/>
+          <w:sz w:val="28"/>
+          <w:szCs w:val="28"/>
+        </w:rPr>
+      </w:pPr>
       <w:r>
         <w:rPr>
           <w:rFonts w:ascii="Times New Roman" w:hAnsi="Times New Roman" w:cs="Times New Roman"/>
@@ -5659,62 +5867,6 @@
           <w:szCs w:val="28"/>
         </w:rPr>
         <w:lastRenderedPageBreak/>
-        <w:t xml:space="preserve">позволяет настроить среду под задачи проекта, включая </w:t>
-      </w:r>
-      <w:proofErr w:type="spellStart"/>
-      <w:r>
-        <w:rPr>
-          <w:rFonts w:ascii="Times New Roman" w:hAnsi="Times New Roman" w:cs="Times New Roman"/>
-          <w:sz w:val="28"/>
-          <w:szCs w:val="28"/>
-        </w:rPr>
-        <w:t>автодополнение</w:t>
-      </w:r>
-      <w:proofErr w:type="spellEnd"/>
-      <w:r>
-        <w:rPr>
-          <w:rFonts w:ascii="Times New Roman" w:hAnsi="Times New Roman" w:cs="Times New Roman"/>
-          <w:sz w:val="28"/>
-          <w:szCs w:val="28"/>
-        </w:rPr>
-        <w:t xml:space="preserve">, форматирование кода и интеграцию с </w:t>
-      </w:r>
-      <w:proofErr w:type="spellStart"/>
-      <w:r>
-        <w:rPr>
-          <w:rFonts w:ascii="Times New Roman" w:hAnsi="Times New Roman" w:cs="Times New Roman"/>
-          <w:sz w:val="28"/>
-          <w:szCs w:val="28"/>
-        </w:rPr>
-        <w:t>Git</w:t>
-      </w:r>
-      <w:proofErr w:type="spellEnd"/>
-      <w:r>
-        <w:rPr>
-          <w:rFonts w:ascii="Times New Roman" w:hAnsi="Times New Roman" w:cs="Times New Roman"/>
-          <w:sz w:val="28"/>
-          <w:szCs w:val="28"/>
-        </w:rPr>
-        <w:t>.</w:t>
-      </w:r>
-    </w:p>
-    <w:p>
-      <w:pPr>
-        <w:spacing w:after="0" w:line="360" w:lineRule="auto"/>
-        <w:ind w:firstLine="567"/>
-        <w:jc w:val="both"/>
-        <w:rPr>
-          <w:rFonts w:ascii="Times New Roman" w:hAnsi="Times New Roman" w:cs="Times New Roman"/>
-          <w:sz w:val="28"/>
-          <w:szCs w:val="28"/>
-        </w:rPr>
-      </w:pPr>
-      <w:r>
-        <w:rPr>
-          <w:rFonts w:ascii="Times New Roman" w:hAnsi="Times New Roman" w:cs="Times New Roman"/>
-          <w:sz w:val="28"/>
-          <w:szCs w:val="28"/>
-        </w:rPr>
         <w:t xml:space="preserve">Таким образом, выбранный стек технологий полностью соответствует требованиям дипломного проекта и обеспечивает надёжную, безопасную и удобную в разработке информационную систему для </w:t>
       </w:r>
       <w:proofErr w:type="spellStart"/>
@@ -6088,6 +6240,95 @@
     </w:lvl>
   </w:abstractNum>
   <w:abstractNum w:abstractNumId="3">
+    <w:nsid w:val="0DD67B68"/>
+    <w:multiLevelType w:val="hybridMultilevel"/>
+    <w:tmpl w:val="0FFCAFB0"/>
+    <w:lvl w:ilvl="0" w:tplc="53565EFA">
+      <w:start w:val="1"/>
+      <w:numFmt w:val="decimal"/>
+      <w:lvlText w:val="%1."/>
+      <w:lvlJc w:val="left"/>
+      <w:pPr>
+        <w:ind w:left="1287" w:hanging="360"/>
+      </w:pPr>
+      <w:rPr>
+        <w:rFonts w:hint="default"/>
+      </w:rPr>
+    </w:lvl>
+    <w:lvl w:ilvl="1" w:tplc="04190019" w:tentative="1">
+      <w:start w:val="1"/>
+      <w:numFmt w:val="lowerLetter"/>
+      <w:lvlText w:val="%2."/>
+      <w:lvlJc w:val="left"/>
+      <w:pPr>
+        <w:ind w:left="1440" w:hanging="360"/>
+      </w:pPr>
+    </w:lvl>
+    <w:lvl w:ilvl="2" w:tplc="0419001B" w:tentative="1">
+      <w:start w:val="1"/>
+      <w:numFmt w:val="lowerRoman"/>
+      <w:lvlText w:val="%3."/>
+      <w:lvlJc w:val="right"/>
+      <w:pPr>
+        <w:ind w:left="2160" w:hanging="180"/>
+      </w:pPr>
+    </w:lvl>
+    <w:lvl w:ilvl="3" w:tplc="0419000F" w:tentative="1">
+      <w:start w:val="1"/>
+      <w:numFmt w:val="decimal"/>
+      <w:lvlText w:val="%4."/>
+      <w:lvlJc w:val="left"/>
+      <w:pPr>
+        <w:ind w:left="2880" w:hanging="360"/>
+      </w:pPr>
+    </w:lvl>
+    <w:lvl w:ilvl="4" w:tplc="04190019" w:tentative="1">
+      <w:start w:val="1"/>
+      <w:numFmt w:val="lowerLetter"/>
+      <w:lvlText w:val="%5."/>
+      <w:lvlJc w:val="left"/>
+      <w:pPr>
+        <w:ind w:left="3600" w:hanging="360"/>
+      </w:pPr>
+    </w:lvl>
+    <w:lvl w:ilvl="5" w:tplc="0419001B" w:tentative="1">
+      <w:start w:val="1"/>
+      <w:numFmt w:val="lowerRoman"/>
+      <w:lvlText w:val="%6."/>
+      <w:lvlJc w:val="right"/>
+      <w:pPr>
+        <w:ind w:left="4320" w:hanging="180"/>
+      </w:pPr>
+    </w:lvl>
+    <w:lvl w:ilvl="6" w:tplc="0419000F" w:tentative="1">
+      <w:start w:val="1"/>
+      <w:numFmt w:val="decimal"/>
+      <w:lvlText w:val="%7."/>
+      <w:lvlJc w:val="left"/>
+      <w:pPr>
+        <w:ind w:left="5040" w:hanging="360"/>
+      </w:pPr>
+    </w:lvl>
+    <w:lvl w:ilvl="7" w:tplc="04190019" w:tentative="1">
+      <w:start w:val="1"/>
+      <w:numFmt w:val="lowerLetter"/>
+      <w:lvlText w:val="%8."/>
+      <w:lvlJc w:val="left"/>
+      <w:pPr>
+        <w:ind w:left="5760" w:hanging="360"/>
+      </w:pPr>
+    </w:lvl>
+    <w:lvl w:ilvl="8" w:tplc="0419001B" w:tentative="1">
+      <w:start w:val="1"/>
+      <w:numFmt w:val="lowerRoman"/>
+      <w:lvlText w:val="%9."/>
+      <w:lvlJc w:val="right"/>
+      <w:pPr>
+        <w:ind w:left="6480" w:hanging="180"/>
+      </w:pPr>
+    </w:lvl>
+  </w:abstractNum>
+  <w:abstractNum w:abstractNumId="4">
     <w:nsid w:val="13BD6B35"/>
     <w:multiLevelType w:val="hybridMultilevel"/>
     <w:tmpl w:val="1C00A8AA"/>
@@ -6200,7 +6441,7 @@
       </w:rPr>
     </w:lvl>
   </w:abstractNum>
-  <w:abstractNum w:abstractNumId="4">
+  <w:abstractNum w:abstractNumId="5">
     <w:nsid w:val="13E01DC3"/>
     <w:multiLevelType w:val="hybridMultilevel"/>
     <w:tmpl w:val="DF58D52C"/>
@@ -6313,7 +6554,7 @@
       </w:rPr>
     </w:lvl>
   </w:abstractNum>
-  <w:abstractNum w:abstractNumId="5">
+  <w:abstractNum w:abstractNumId="6">
     <w:nsid w:val="16085780"/>
     <w:multiLevelType w:val="hybridMultilevel"/>
     <w:tmpl w:val="3662D730"/>
@@ -6399,7 +6640,7 @@
       </w:pPr>
     </w:lvl>
   </w:abstractNum>
-  <w:abstractNum w:abstractNumId="6">
+  <w:abstractNum w:abstractNumId="7">
     <w:nsid w:val="1619026C"/>
     <w:multiLevelType w:val="hybridMultilevel"/>
     <w:tmpl w:val="488EBC8E"/>
@@ -6512,7 +6753,7 @@
       </w:rPr>
     </w:lvl>
   </w:abstractNum>
-  <w:abstractNum w:abstractNumId="7">
+  <w:abstractNum w:abstractNumId="8">
     <w:nsid w:val="16FA1E2D"/>
     <w:multiLevelType w:val="hybridMultilevel"/>
     <w:tmpl w:val="9A926A6E"/>
@@ -6625,7 +6866,7 @@
       </w:rPr>
     </w:lvl>
   </w:abstractNum>
-  <w:abstractNum w:abstractNumId="8">
+  <w:abstractNum w:abstractNumId="9">
     <w:nsid w:val="1BF82F7C"/>
     <w:multiLevelType w:val="hybridMultilevel"/>
     <w:tmpl w:val="BA4ED470"/>
@@ -6738,7 +6979,7 @@
       </w:rPr>
     </w:lvl>
   </w:abstractNum>
-  <w:abstractNum w:abstractNumId="9">
+  <w:abstractNum w:abstractNumId="10">
     <w:nsid w:val="1C036230"/>
     <w:multiLevelType w:val="hybridMultilevel"/>
     <w:tmpl w:val="2EF86340"/>
@@ -6851,7 +7092,7 @@
       </w:rPr>
     </w:lvl>
   </w:abstractNum>
-  <w:abstractNum w:abstractNumId="10">
+  <w:abstractNum w:abstractNumId="11">
     <w:nsid w:val="2721674A"/>
     <w:multiLevelType w:val="hybridMultilevel"/>
     <w:tmpl w:val="B0FE7342"/>
@@ -6964,7 +7205,7 @@
       </w:rPr>
     </w:lvl>
   </w:abstractNum>
-  <w:abstractNum w:abstractNumId="11">
+  <w:abstractNum w:abstractNumId="12">
     <w:nsid w:val="33FC7ADA"/>
     <w:multiLevelType w:val="hybridMultilevel"/>
     <w:tmpl w:val="A3D47574"/>
@@ -7077,7 +7318,7 @@
       </w:rPr>
     </w:lvl>
   </w:abstractNum>
-  <w:abstractNum w:abstractNumId="12">
+  <w:abstractNum w:abstractNumId="13">
     <w:nsid w:val="358208E0"/>
     <w:multiLevelType w:val="hybridMultilevel"/>
     <w:tmpl w:val="6888BCEC"/>
@@ -7163,7 +7404,7 @@
       </w:pPr>
     </w:lvl>
   </w:abstractNum>
-  <w:abstractNum w:abstractNumId="13">
+  <w:abstractNum w:abstractNumId="14">
     <w:nsid w:val="436C4C0B"/>
     <w:multiLevelType w:val="hybridMultilevel"/>
     <w:tmpl w:val="FF9227DA"/>
@@ -7276,7 +7517,7 @@
       </w:rPr>
     </w:lvl>
   </w:abstractNum>
-  <w:abstractNum w:abstractNumId="14">
+  <w:abstractNum w:abstractNumId="15">
     <w:nsid w:val="439616E8"/>
     <w:multiLevelType w:val="hybridMultilevel"/>
     <w:tmpl w:val="F7F04398"/>
@@ -7389,7 +7630,7 @@
       </w:rPr>
     </w:lvl>
   </w:abstractNum>
-  <w:abstractNum w:abstractNumId="15">
+  <w:abstractNum w:abstractNumId="16">
     <w:nsid w:val="4804040B"/>
     <w:multiLevelType w:val="hybridMultilevel"/>
     <w:tmpl w:val="6CAA57AC"/>
@@ -7502,7 +7743,7 @@
       </w:rPr>
     </w:lvl>
   </w:abstractNum>
-  <w:abstractNum w:abstractNumId="16">
+  <w:abstractNum w:abstractNumId="17">
     <w:nsid w:val="4AF8408C"/>
     <w:multiLevelType w:val="hybridMultilevel"/>
     <w:tmpl w:val="0010E46C"/>
@@ -7615,7 +7856,7 @@
       </w:rPr>
     </w:lvl>
   </w:abstractNum>
-  <w:abstractNum w:abstractNumId="17">
+  <w:abstractNum w:abstractNumId="18">
     <w:nsid w:val="4BF24D73"/>
     <w:multiLevelType w:val="hybridMultilevel"/>
     <w:tmpl w:val="1660E328"/>
@@ -7728,7 +7969,7 @@
       </w:rPr>
     </w:lvl>
   </w:abstractNum>
-  <w:abstractNum w:abstractNumId="18">
+  <w:abstractNum w:abstractNumId="19">
     <w:nsid w:val="500E6E22"/>
     <w:multiLevelType w:val="hybridMultilevel"/>
     <w:tmpl w:val="96B6665A"/>
@@ -7814,7 +8055,7 @@
       </w:pPr>
     </w:lvl>
   </w:abstractNum>
-  <w:abstractNum w:abstractNumId="19">
+  <w:abstractNum w:abstractNumId="20">
     <w:nsid w:val="624369FA"/>
     <w:multiLevelType w:val="hybridMultilevel"/>
     <w:tmpl w:val="D922AB50"/>
@@ -7927,7 +8168,7 @@
       </w:rPr>
     </w:lvl>
   </w:abstractNum>
-  <w:abstractNum w:abstractNumId="20">
+  <w:abstractNum w:abstractNumId="21">
     <w:nsid w:val="66505E72"/>
     <w:multiLevelType w:val="hybridMultilevel"/>
     <w:tmpl w:val="1FE28CC8"/>
@@ -8040,7 +8281,7 @@
       </w:rPr>
     </w:lvl>
   </w:abstractNum>
-  <w:abstractNum w:abstractNumId="21">
+  <w:abstractNum w:abstractNumId="22">
     <w:nsid w:val="6D86010B"/>
     <w:multiLevelType w:val="hybridMultilevel"/>
     <w:tmpl w:val="70B43460"/>
@@ -8153,7 +8394,7 @@
       </w:rPr>
     </w:lvl>
   </w:abstractNum>
-  <w:abstractNum w:abstractNumId="22">
+  <w:abstractNum w:abstractNumId="23">
     <w:nsid w:val="6EE229DF"/>
     <w:multiLevelType w:val="hybridMultilevel"/>
     <w:tmpl w:val="3198F224"/>
@@ -8266,7 +8507,7 @@
       </w:rPr>
     </w:lvl>
   </w:abstractNum>
-  <w:abstractNum w:abstractNumId="23">
+  <w:abstractNum w:abstractNumId="24">
     <w:nsid w:val="6FBC45C0"/>
     <w:multiLevelType w:val="hybridMultilevel"/>
     <w:tmpl w:val="32C8A926"/>
@@ -8379,7 +8620,7 @@
       </w:rPr>
     </w:lvl>
   </w:abstractNum>
-  <w:abstractNum w:abstractNumId="24">
+  <w:abstractNum w:abstractNumId="25">
     <w:nsid w:val="74DA1918"/>
     <w:multiLevelType w:val="hybridMultilevel"/>
     <w:tmpl w:val="DB5CFEEE"/>
@@ -8492,7 +8733,7 @@
       </w:rPr>
     </w:lvl>
   </w:abstractNum>
-  <w:abstractNum w:abstractNumId="25">
+  <w:abstractNum w:abstractNumId="26">
     <w:nsid w:val="79807727"/>
     <w:multiLevelType w:val="hybridMultilevel"/>
     <w:tmpl w:val="832A4214"/>
@@ -8578,7 +8819,7 @@
       </w:pPr>
     </w:lvl>
   </w:abstractNum>
-  <w:abstractNum w:abstractNumId="26">
+  <w:abstractNum w:abstractNumId="27">
     <w:nsid w:val="7B960C65"/>
     <w:multiLevelType w:val="hybridMultilevel"/>
     <w:tmpl w:val="83C806E2"/>
@@ -8691,7 +8932,7 @@
       </w:rPr>
     </w:lvl>
   </w:abstractNum>
-  <w:abstractNum w:abstractNumId="27">
+  <w:abstractNum w:abstractNumId="28">
     <w:nsid w:val="7C4D7284"/>
     <w:multiLevelType w:val="hybridMultilevel"/>
     <w:tmpl w:val="1F160E7C"/>
@@ -8805,88 +9046,91 @@
     </w:lvl>
   </w:abstractNum>
   <w:num w:numId="1">
-    <w:abstractNumId w:val="3"/>
+    <w:abstractNumId w:val="4"/>
   </w:num>
   <w:num w:numId="2">
+    <w:abstractNumId w:val="7"/>
+  </w:num>
+  <w:num w:numId="3">
+    <w:abstractNumId w:val="22"/>
+  </w:num>
+  <w:num w:numId="4">
+    <w:abstractNumId w:val="18"/>
+  </w:num>
+  <w:num w:numId="5">
+    <w:abstractNumId w:val="14"/>
+  </w:num>
+  <w:num w:numId="6">
+    <w:abstractNumId w:val="23"/>
+  </w:num>
+  <w:num w:numId="7">
+    <w:abstractNumId w:val="19"/>
+  </w:num>
+  <w:num w:numId="8">
+    <w:abstractNumId w:val="13"/>
+  </w:num>
+  <w:num w:numId="9">
+    <w:abstractNumId w:val="26"/>
+  </w:num>
+  <w:num w:numId="10">
     <w:abstractNumId w:val="6"/>
   </w:num>
-  <w:num w:numId="3">
-    <w:abstractNumId w:val="21"/>
-  </w:num>
-  <w:num w:numId="4">
+  <w:num w:numId="11">
     <w:abstractNumId w:val="17"/>
   </w:num>
-  <w:num w:numId="5">
-    <w:abstractNumId w:val="13"/>
-  </w:num>
-  <w:num w:numId="6">
-    <w:abstractNumId w:val="22"/>
-  </w:num>
-  <w:num w:numId="7">
-    <w:abstractNumId w:val="18"/>
-  </w:num>
-  <w:num w:numId="8">
-    <w:abstractNumId w:val="12"/>
-  </w:num>
-  <w:num w:numId="9">
-    <w:abstractNumId w:val="25"/>
-  </w:num>
-  <w:num w:numId="10">
-    <w:abstractNumId w:val="5"/>
-  </w:num>
-  <w:num w:numId="11">
-    <w:abstractNumId w:val="16"/>
-  </w:num>
   <w:num w:numId="12">
-    <w:abstractNumId w:val="14"/>
+    <w:abstractNumId w:val="15"/>
   </w:num>
   <w:num w:numId="13">
-    <w:abstractNumId w:val="10"/>
+    <w:abstractNumId w:val="11"/>
   </w:num>
   <w:num w:numId="14">
     <w:abstractNumId w:val="1"/>
   </w:num>
   <w:num w:numId="15">
-    <w:abstractNumId w:val="24"/>
+    <w:abstractNumId w:val="25"/>
   </w:num>
   <w:num w:numId="16">
-    <w:abstractNumId w:val="9"/>
+    <w:abstractNumId w:val="10"/>
   </w:num>
   <w:num w:numId="17">
     <w:abstractNumId w:val="0"/>
   </w:num>
   <w:num w:numId="18">
+    <w:abstractNumId w:val="9"/>
+  </w:num>
+  <w:num w:numId="19">
+    <w:abstractNumId w:val="12"/>
+  </w:num>
+  <w:num w:numId="20">
+    <w:abstractNumId w:val="27"/>
+  </w:num>
+  <w:num w:numId="21">
     <w:abstractNumId w:val="8"/>
   </w:num>
-  <w:num w:numId="19">
-    <w:abstractNumId w:val="11"/>
-  </w:num>
-  <w:num w:numId="20">
-    <w:abstractNumId w:val="26"/>
-  </w:num>
-  <w:num w:numId="21">
-    <w:abstractNumId w:val="7"/>
-  </w:num>
   <w:num w:numId="22">
-    <w:abstractNumId w:val="15"/>
+    <w:abstractNumId w:val="16"/>
   </w:num>
   <w:num w:numId="23">
-    <w:abstractNumId w:val="23"/>
+    <w:abstractNumId w:val="24"/>
   </w:num>
   <w:num w:numId="24">
-    <w:abstractNumId w:val="4"/>
+    <w:abstractNumId w:val="5"/>
   </w:num>
   <w:num w:numId="25">
-    <w:abstractNumId w:val="27"/>
+    <w:abstractNumId w:val="28"/>
   </w:num>
   <w:num w:numId="26">
-    <w:abstractNumId w:val="19"/>
+    <w:abstractNumId w:val="20"/>
   </w:num>
   <w:num w:numId="27">
-    <w:abstractNumId w:val="20"/>
+    <w:abstractNumId w:val="21"/>
   </w:num>
   <w:num w:numId="28">
     <w:abstractNumId w:val="2"/>
+  </w:num>
+  <w:num w:numId="29">
+    <w:abstractNumId w:val="3"/>
   </w:num>
 </w:numbering>
 </file>

--- a/docs/Аналитический обзор.docx
+++ b/docs/Аналитический обзор.docx
@@ -1797,6 +1797,192 @@
         </w:rPr>
         <w:t>.</w:t>
       </w:r>
+    </w:p>
+    <w:p>
+      <w:pPr>
+        <w:pStyle w:val="a3"/>
+        <w:tabs>
+          <w:tab w:val="left" w:pos="1134"/>
+        </w:tabs>
+        <w:spacing w:after="0" w:line="360" w:lineRule="auto"/>
+        <w:ind w:left="0" w:firstLine="567"/>
+        <w:jc w:val="both"/>
+        <w:rPr>
+          <w:rFonts w:ascii="Times New Roman" w:hAnsi="Times New Roman" w:cs="Times New Roman"/>
+          <w:sz w:val="28"/>
+          <w:szCs w:val="28"/>
+        </w:rPr>
+      </w:pPr>
+      <w:r>
+        <w:rPr>
+          <w:rFonts w:ascii="Times New Roman" w:hAnsi="Times New Roman" w:cs="Times New Roman"/>
+          <w:sz w:val="28"/>
+          <w:szCs w:val="28"/>
+        </w:rPr>
+        <w:t>На основе описанных выше функциональных требований была разработана диаграмма вариантов использования. Диаграмма наглядно иллюстрирует, какие действия могут выполнять различные типы пользователей в системе, а также их взаимодействие с функциональными блоками сайта. Диаграмма вариантов использования представлена в соответствии с рисунком 1.</w:t>
+      </w:r>
+    </w:p>
+    <w:p>
+      <w:pPr>
+        <w:keepNext/>
+        <w:spacing w:after="0" w:line="240" w:lineRule="auto"/>
+        <w:jc w:val="center"/>
+      </w:pPr>
+      <w:r>
+        <w:rPr>
+          <w:rFonts w:ascii="Times New Roman" w:hAnsi="Times New Roman" w:cs="Times New Roman"/>
+          <w:noProof/>
+          <w:sz w:val="28"/>
+          <w:szCs w:val="28"/>
+        </w:rPr>
+        <w:drawing>
+          <wp:inline distT="0" distB="0" distL="0" distR="0">
+            <wp:extent cx="5940425" cy="5484271"/>
+            <wp:effectExtent l="19050" t="19050" r="22225" b="21179"/>
+            <wp:docPr id="3" name="Рисунок 1" descr="Диаграмма (1).png"/>
+            <wp:cNvGraphicFramePr/>
+            <a:graphic xmlns:a="http://schemas.openxmlformats.org/drawingml/2006/main">
+              <a:graphicData uri="http://schemas.openxmlformats.org/drawingml/2006/picture">
+                <pic:pic xmlns:pic="http://schemas.openxmlformats.org/drawingml/2006/picture">
+                  <pic:nvPicPr>
+                    <pic:cNvPr id="7" name="Содержимое 6" descr="Диаграмма (1).png"/>
+                    <pic:cNvPicPr>
+                      <a:picLocks noGrp="1" noChangeAspect="1"/>
+                    </pic:cNvPicPr>
+                  </pic:nvPicPr>
+                  <pic:blipFill>
+                    <a:blip r:embed="rId5"/>
+                    <a:stretch>
+                      <a:fillRect/>
+                    </a:stretch>
+                  </pic:blipFill>
+                  <pic:spPr>
+                    <a:xfrm>
+                      <a:off x="0" y="0"/>
+                      <a:ext cx="5940425" cy="5484271"/>
+                    </a:xfrm>
+                    <a:prstGeom prst="rect">
+                      <a:avLst/>
+                    </a:prstGeom>
+                    <a:ln>
+                      <a:solidFill>
+                        <a:schemeClr val="tx1"/>
+                      </a:solidFill>
+                    </a:ln>
+                  </pic:spPr>
+                </pic:pic>
+              </a:graphicData>
+            </a:graphic>
+          </wp:inline>
+        </w:drawing>
+      </w:r>
+    </w:p>
+    <w:p>
+      <w:pPr>
+        <w:pStyle w:val="a4"/>
+        <w:spacing w:after="0" w:line="360" w:lineRule="auto"/>
+        <w:jc w:val="center"/>
+        <w:rPr>
+          <w:rFonts w:ascii="Times New Roman" w:hAnsi="Times New Roman" w:cs="Times New Roman"/>
+          <w:b w:val="0"/>
+          <w:color w:val="000000" w:themeColor="text1"/>
+          <w:sz w:val="24"/>
+          <w:szCs w:val="24"/>
+        </w:rPr>
+      </w:pPr>
+      <w:r>
+        <w:rPr>
+          <w:rFonts w:ascii="Times New Roman" w:hAnsi="Times New Roman" w:cs="Times New Roman"/>
+          <w:b w:val="0"/>
+          <w:color w:val="000000" w:themeColor="text1"/>
+          <w:sz w:val="24"/>
+          <w:szCs w:val="24"/>
+        </w:rPr>
+        <w:t xml:space="preserve">Рисунок </w:t>
+      </w:r>
+      <w:r>
+        <w:rPr>
+          <w:rFonts w:ascii="Times New Roman" w:hAnsi="Times New Roman" w:cs="Times New Roman"/>
+          <w:b w:val="0"/>
+          <w:color w:val="000000" w:themeColor="text1"/>
+          <w:sz w:val="24"/>
+          <w:szCs w:val="24"/>
+        </w:rPr>
+        <w:t>1</w:t>
+      </w:r>
+      <w:r>
+        <w:rPr>
+          <w:rFonts w:ascii="Times New Roman" w:hAnsi="Times New Roman" w:cs="Times New Roman"/>
+          <w:b w:val="0"/>
+          <w:color w:val="000000" w:themeColor="text1"/>
+          <w:sz w:val="24"/>
+          <w:szCs w:val="24"/>
+        </w:rPr>
+        <w:t xml:space="preserve"> – Диаграмма вариантов использования</w:t>
+      </w:r>
+    </w:p>
+    <w:p>
+      <w:pPr>
+        <w:spacing w:after="0" w:line="360" w:lineRule="auto"/>
+        <w:ind w:firstLine="567"/>
+        <w:jc w:val="both"/>
+        <w:rPr>
+          <w:rFonts w:ascii="Times New Roman" w:hAnsi="Times New Roman" w:cs="Times New Roman"/>
+          <w:sz w:val="28"/>
+          <w:szCs w:val="28"/>
+        </w:rPr>
+      </w:pPr>
+      <w:r>
+        <w:rPr>
+          <w:rFonts w:ascii="Times New Roman" w:hAnsi="Times New Roman" w:cs="Times New Roman"/>
+          <w:sz w:val="28"/>
+          <w:szCs w:val="28"/>
+        </w:rPr>
+        <w:t xml:space="preserve">На диаграмме выделены четыре типа пользователей: гость, авторизованный пользователь, модератор и администратор. Гость может </w:t>
+      </w:r>
+      <w:r>
+        <w:rPr>
+          <w:rFonts w:ascii="Times New Roman" w:hAnsi="Times New Roman" w:cs="Times New Roman"/>
+          <w:sz w:val="28"/>
+          <w:szCs w:val="28"/>
+        </w:rPr>
+        <w:lastRenderedPageBreak/>
+        <w:t xml:space="preserve">просматривать каталог, регистрироваться и искать книги. Авторизованный пользователь дополнительно добавляет книги на личные полки, публикует рецензии и участвует в форуме. Модератор проверяет жалобы и </w:t>
+      </w:r>
+      <w:proofErr w:type="spellStart"/>
+      <w:r>
+        <w:rPr>
+          <w:rFonts w:ascii="Times New Roman" w:hAnsi="Times New Roman" w:cs="Times New Roman"/>
+          <w:sz w:val="28"/>
+          <w:szCs w:val="28"/>
+        </w:rPr>
+        <w:t>модерирует</w:t>
+      </w:r>
+      <w:proofErr w:type="spellEnd"/>
+      <w:r>
+        <w:rPr>
+          <w:rFonts w:ascii="Times New Roman" w:hAnsi="Times New Roman" w:cs="Times New Roman"/>
+          <w:sz w:val="28"/>
+          <w:szCs w:val="28"/>
+        </w:rPr>
+        <w:t xml:space="preserve"> сообщения. Администратор управляет пользователями, каталогом книг и просматривает статистику.</w:t>
+      </w:r>
+    </w:p>
+    <w:p>
+      <w:pPr>
+        <w:pStyle w:val="a3"/>
+        <w:tabs>
+          <w:tab w:val="left" w:pos="1134"/>
+        </w:tabs>
+        <w:spacing w:after="0" w:line="360" w:lineRule="auto"/>
+        <w:ind w:left="567"/>
+        <w:jc w:val="both"/>
+        <w:rPr>
+          <w:rFonts w:ascii="Times New Roman" w:hAnsi="Times New Roman" w:cs="Times New Roman"/>
+          <w:sz w:val="28"/>
+          <w:szCs w:val="28"/>
+        </w:rPr>
+      </w:pPr>
       <w:r>
         <w:rPr>
           <w:rFonts w:ascii="Times New Roman" w:hAnsi="Times New Roman" w:cs="Times New Roman"/>
@@ -9334,6 +9520,55 @@
       <w:ind w:left="720"/>
       <w:contextualSpacing/>
     </w:pPr>
+  </w:style>
+  <w:style w:type="paragraph" w:styleId="a4">
+    <w:name w:val="caption"/>
+    <w:basedOn w:val="a"/>
+    <w:next w:val="a"/>
+    <w:uiPriority w:val="35"/>
+    <w:unhideWhenUsed/>
+    <w:qFormat/>
+    <w:rsid w:val="00D44DA3"/>
+    <w:pPr>
+      <w:spacing w:line="240" w:lineRule="auto"/>
+    </w:pPr>
+    <w:rPr>
+      <w:b/>
+      <w:bCs/>
+      <w:color w:val="4F81BD" w:themeColor="accent1"/>
+      <w:sz w:val="18"/>
+      <w:szCs w:val="18"/>
+    </w:rPr>
+  </w:style>
+  <w:style w:type="paragraph" w:styleId="a5">
+    <w:name w:val="Balloon Text"/>
+    <w:basedOn w:val="a"/>
+    <w:link w:val="a6"/>
+    <w:uiPriority w:val="99"/>
+    <w:semiHidden/>
+    <w:unhideWhenUsed/>
+    <w:rsid w:val="00D44DA3"/>
+    <w:pPr>
+      <w:spacing w:after="0" w:line="240" w:lineRule="auto"/>
+    </w:pPr>
+    <w:rPr>
+      <w:rFonts w:ascii="Tahoma" w:hAnsi="Tahoma" w:cs="Tahoma"/>
+      <w:sz w:val="16"/>
+      <w:szCs w:val="16"/>
+    </w:rPr>
+  </w:style>
+  <w:style w:type="character" w:customStyle="1" w:styleId="a6">
+    <w:name w:val="Текст выноски Знак"/>
+    <w:basedOn w:val="a0"/>
+    <w:link w:val="a5"/>
+    <w:uiPriority w:val="99"/>
+    <w:semiHidden/>
+    <w:rsid w:val="00D44DA3"/>
+    <w:rPr>
+      <w:rFonts w:ascii="Tahoma" w:hAnsi="Tahoma" w:cs="Tahoma"/>
+      <w:sz w:val="16"/>
+      <w:szCs w:val="16"/>
+    </w:rPr>
   </w:style>
 </w:styles>
 </file>
